--- a/submission/reports/Final_Project_Report.docx
+++ b/submission/reports/Final_Project_Report.docx
@@ -4,25 +4,145 @@
   <w:body>
     <w:p>
       <w:pPr>
-        <w:spacing w:after="600"/>
+        <w:spacing w:line="360" w:lineRule="auto" w:after="80"/>
         <w:jc w:val="center"/>
       </w:pPr>
       <w:r>
         <w:rPr>
           <w:b/>
           <w:i w:val="0"/>
-          <w:sz w:val="24"/>
+          <w:sz w:val="40"/>
         </w:rPr>
-        <w:t>CHANDIGARH ENGINEERING COLLEGE JHANJERI</w:t>
-        <w:br/>
-        <w:t>MOHALI - 140307, PUNJAB, INDIA</w:t>
-        <w:br/>
-        <w:t>Department of Computer Science &amp; Engineering / Robotics and Artificial Intelligence</w:t>
+        <w:t>PROJECT REPORT</w:t>
       </w:r>
     </w:p>
     <w:p>
       <w:pPr>
-        <w:spacing w:after="280"/>
+        <w:spacing w:line="360" w:lineRule="auto" w:after="80"/>
+        <w:jc w:val="center"/>
+      </w:pPr>
+      <w:r>
+        <w:rPr>
+          <w:b w:val="0"/>
+          <w:i w:val="0"/>
+          <w:sz w:val="28"/>
+        </w:rPr>
+        <w:t>ON</w:t>
+      </w:r>
+    </w:p>
+    <w:p>
+      <w:pPr>
+        <w:spacing w:line="360" w:lineRule="auto" w:after="160"/>
+        <w:jc w:val="center"/>
+      </w:pPr>
+      <w:r>
+        <w:rPr>
+          <w:b/>
+          <w:i w:val="0"/>
+          <w:sz w:val="40"/>
+        </w:rPr>
+        <w:t>EDGE AI SMART PROSTHETIC HAND WITH ADAPTIVE GRIP LEARNING</w:t>
+      </w:r>
+    </w:p>
+    <w:p>
+      <w:pPr>
+        <w:spacing w:line="360" w:lineRule="auto" w:after="280"/>
+        <w:jc w:val="center"/>
+      </w:pPr>
+      <w:r>
+        <w:rPr>
+          <w:b/>
+          <w:i w:val="0"/>
+          <w:sz w:val="32"/>
+        </w:rPr>
+        <w:t>Project-II</w:t>
+      </w:r>
+    </w:p>
+    <w:p>
+      <w:pPr>
+        <w:spacing w:after="240"/>
+        <w:jc w:val="center"/>
+      </w:pPr>
+      <w:r>
+        <w:drawing>
+          <wp:inline xmlns:a="http://schemas.openxmlformats.org/drawingml/2006/main" xmlns:pic="http://schemas.openxmlformats.org/drawingml/2006/picture">
+            <wp:extent cx="1645920" cy="1569527"/>
+            <wp:docPr id="1" name="Picture 1"/>
+            <wp:cNvGraphicFramePr>
+              <a:graphicFrameLocks noChangeAspect="1"/>
+            </wp:cNvGraphicFramePr>
+            <a:graphic>
+              <a:graphicData uri="http://schemas.openxmlformats.org/drawingml/2006/picture">
+                <pic:pic>
+                  <pic:nvPicPr>
+                    <pic:cNvPr id="0" name="cec_logo.png"/>
+                    <pic:cNvPicPr/>
+                  </pic:nvPicPr>
+                  <pic:blipFill>
+                    <a:blip r:embed="rId10"/>
+                    <a:stretch>
+                      <a:fillRect/>
+                    </a:stretch>
+                  </pic:blipFill>
+                  <pic:spPr>
+                    <a:xfrm>
+                      <a:off x="0" y="0"/>
+                      <a:ext cx="1645920" cy="1569527"/>
+                    </a:xfrm>
+                    <a:prstGeom prst="rect"/>
+                  </pic:spPr>
+                </pic:pic>
+              </a:graphicData>
+            </a:graphic>
+          </wp:inline>
+        </w:drawing>
+      </w:r>
+    </w:p>
+    <w:p>
+      <w:pPr>
+        <w:spacing w:line="360" w:lineRule="auto" w:after="80"/>
+        <w:jc w:val="center"/>
+      </w:pPr>
+      <w:r>
+        <w:rPr>
+          <w:b w:val="0"/>
+          <w:i w:val="0"/>
+          <w:sz w:val="32"/>
+        </w:rPr>
+        <w:t>Department of Computer Science and Engineering</w:t>
+      </w:r>
+    </w:p>
+    <w:p>
+      <w:pPr>
+        <w:spacing w:line="360" w:lineRule="auto" w:after="120"/>
+        <w:jc w:val="center"/>
+      </w:pPr>
+      <w:r>
+        <w:rPr>
+          <w:b/>
+          <w:i w:val="0"/>
+          <w:sz w:val="32"/>
+        </w:rPr>
+        <w:t>CHANDIGARH ENGINEERING COLLEGE JHANJERI, MOHALI</w:t>
+      </w:r>
+    </w:p>
+    <w:p>
+      <w:pPr>
+        <w:spacing w:line="360" w:lineRule="auto" w:after="40"/>
+        <w:jc w:val="center"/>
+      </w:pPr>
+      <w:r>
+        <w:rPr>
+          <w:b w:val="0"/>
+          <w:i/>
+          <w:sz w:val="24"/>
+        </w:rPr>
+        <w:t>In partial fulfillment of the requirements for the award of the Degree of</w:t>
+      </w:r>
+    </w:p>
+    <w:p>
+      <w:pPr>
+        <w:spacing w:line="360" w:lineRule="auto" w:after="360"/>
         <w:jc w:val="center"/>
       </w:pPr>
       <w:r>
@@ -31,53 +151,7 @@
           <w:i w:val="0"/>
           <w:sz w:val="28"/>
         </w:rPr>
-        <w:t>PROJECT REPORT</w:t>
-        <w:br/>
-        <w:t>ON</w:t>
-      </w:r>
-    </w:p>
-    <w:p>
-      <w:pPr>
-        <w:spacing w:after="320"/>
-        <w:jc w:val="center"/>
-      </w:pPr>
-      <w:r>
-        <w:rPr>
-          <w:b/>
-          <w:i w:val="0"/>
-          <w:sz w:val="36"/>
-        </w:rPr>
-        <w:t>EDGE AI SMART PROSTHETIC HAND WITH ADAPTIVE GRIP LEARNING</w:t>
-      </w:r>
-    </w:p>
-    <w:p>
-      <w:pPr>
-        <w:spacing w:after="480"/>
-        <w:jc w:val="center"/>
-      </w:pPr>
-      <w:r>
-        <w:rPr>
-          <w:b/>
-          <w:i w:val="0"/>
-          <w:sz w:val="26"/>
-        </w:rPr>
-        <w:t>Project-II / Engineering Clinics (Semester VII)</w:t>
-      </w:r>
-    </w:p>
-    <w:p>
-      <w:pPr>
-        <w:spacing w:after="800"/>
-        <w:jc w:val="center"/>
-      </w:pPr>
-      <w:r>
-        <w:rPr>
-          <w:b w:val="0"/>
-          <w:i/>
-          <w:sz w:val="22"/>
-        </w:rPr>
-        <w:t>A project report submitted in partial fulfilment of the requirements for the award of the degree of</w:t>
-        <w:br/>
-        <w:t>Bachelor of Technology in Computer Science &amp; Engineering / Robotics and Artificial Intelligence</w:t>
+        <w:t>Bachelor of Technology in Computer Science &amp; Engineering</w:t>
       </w:r>
     </w:p>
     <w:tbl>
@@ -87,27 +161,36 @@
         <w:tblLook w:firstColumn="1" w:firstRow="1" w:lastColumn="0" w:lastRow="0" w:noHBand="0" w:noVBand="1" w:val="04A0"/>
       </w:tblPr>
       <w:tblGrid>
-        <w:gridCol w:w="4680"/>
-        <w:gridCol w:w="4680"/>
+        <w:gridCol w:w="4986"/>
+        <w:gridCol w:w="4986"/>
       </w:tblGrid>
       <w:tr>
         <w:tc>
           <w:tcPr>
-            <w:tcW w:type="dxa" w:w="4680"/>
+            <w:tcW w:type="dxa" w:w="4986"/>
           </w:tcPr>
           <w:p>
+            <w:pPr>
+              <w:spacing w:line="312" w:lineRule="auto"/>
+            </w:pPr>
             <w:r>
               <w:rPr>
                 <w:b/>
+                <w:sz w:val="26"/>
               </w:rPr>
               <w:t>SUBMITTED BY:</w:t>
               <w:br/>
               <w:br/>
-              <w:t>Student Name 1 (Roll No: 2330XXX)</w:t>
+            </w:r>
+            <w:r>
+              <w:rPr>
+                <w:sz w:val="24"/>
+              </w:rPr>
+              <w:t>Moinak Dey (2330838)</w:t>
               <w:br/>
-              <w:t>Student Name 2 (Roll No: 2330XXX)</w:t>
+              <w:t>Roshni Singh (2330850)</w:t>
               <w:br/>
-              <w:t>Student Name 3 (Roll No: 2330XXX)</w:t>
+              <w:t>B. Uma Maheshwar (2330817)</w:t>
               <w:br/>
               <w:t>Semester VII (Batch: 2023–2027)</w:t>
             </w:r>
@@ -115,24 +198,31 @@
         </w:tc>
         <w:tc>
           <w:tcPr>
-            <w:tcW w:type="dxa" w:w="4680"/>
+            <w:tcW w:type="dxa" w:w="4986"/>
           </w:tcPr>
           <w:p>
             <w:pPr>
+              <w:spacing w:line="312" w:lineRule="auto"/>
               <w:jc w:val="right"/>
             </w:pPr>
             <w:r>
               <w:rPr>
                 <w:b/>
+                <w:sz w:val="26"/>
               </w:rPr>
-              <w:t>UNDER THE GUIDANCE OF:</w:t>
+              <w:t>Under the Guidance of:</w:t>
               <w:br/>
               <w:br/>
-              <w:t>Dr. Faculty Guide Name</w:t>
+            </w:r>
+            <w:r>
+              <w:rPr>
+                <w:sz w:val="24"/>
+              </w:rPr>
+              <w:t>Dr. Baljinder Kaur</w:t>
               <w:br/>
               <w:t>Assistant Professor</w:t>
               <w:br/>
-              <w:t>Dept. of CSE / Robotics &amp; AI</w:t>
+              <w:t>Department of CSE</w:t>
               <w:br/>
               <w:t>CEC Jhanjeri, Mohali</w:t>
             </w:r>
@@ -142,20 +232,72 @@
     </w:tbl>
     <w:p>
       <w:pPr>
-        <w:spacing w:after="0"/>
+        <w:spacing w:line="360" w:lineRule="auto" w:after="120"/>
         <w:jc w:val="center"/>
       </w:pPr>
       <w:r>
         <w:rPr>
           <w:b/>
           <w:i w:val="0"/>
-          <w:sz w:val="22"/>
+          <w:sz w:val="28"/>
         </w:rPr>
-        <w:br/>
-        <w:br/>
-        <w:t>DECEMBER, 2026</w:t>
-        <w:br/>
+        <w:t>DEC, 2026</w:t>
+      </w:r>
+    </w:p>
+    <w:p>
+      <w:pPr>
+        <w:spacing w:after="120"/>
+        <w:jc w:val="center"/>
+      </w:pPr>
+      <w:r>
+        <w:drawing>
+          <wp:inline xmlns:a="http://schemas.openxmlformats.org/drawingml/2006/main" xmlns:pic="http://schemas.openxmlformats.org/drawingml/2006/picture">
+            <wp:extent cx="1005840" cy="1171581"/>
+            <wp:docPr id="2" name="Picture 2"/>
+            <wp:cNvGraphicFramePr>
+              <a:graphicFrameLocks noChangeAspect="1"/>
+            </wp:cNvGraphicFramePr>
+            <a:graphic>
+              <a:graphicData uri="http://schemas.openxmlformats.org/drawingml/2006/picture">
+                <pic:pic>
+                  <pic:nvPicPr>
+                    <pic:cNvPr id="0" name="ptu_logo.png"/>
+                    <pic:cNvPicPr/>
+                  </pic:nvPicPr>
+                  <pic:blipFill>
+                    <a:blip r:embed="rId11"/>
+                    <a:stretch>
+                      <a:fillRect/>
+                    </a:stretch>
+                  </pic:blipFill>
+                  <pic:spPr>
+                    <a:xfrm>
+                      <a:off x="0" y="0"/>
+                      <a:ext cx="1005840" cy="1171581"/>
+                    </a:xfrm>
+                    <a:prstGeom prst="rect"/>
+                  </pic:spPr>
+                </pic:pic>
+              </a:graphicData>
+            </a:graphic>
+          </wp:inline>
+        </w:drawing>
+      </w:r>
+    </w:p>
+    <w:p>
+      <w:pPr>
+        <w:spacing w:line="360" w:lineRule="auto" w:after="0"/>
+        <w:jc w:val="center"/>
+      </w:pPr>
+      <w:r>
+        <w:rPr>
+          <w:b/>
+          <w:i w:val="0"/>
+          <w:sz w:val="24"/>
+        </w:rPr>
         <w:t>Affiliated to I.K. Gujral Punjab Technical University, Jalandhar</w:t>
+        <w:br/>
+        <w:t>(Batch: 2023–2027)</w:t>
       </w:r>
     </w:p>
     <w:p>
@@ -179,161 +321,84 @@
     </w:p>
     <w:p>
       <w:pPr>
-        <w:spacing w:after="120"/>
+        <w:spacing w:line="360" w:lineRule="auto" w:after="120"/>
         <w:jc w:val="both"/>
       </w:pPr>
       <w:r>
         <w:rPr>
           <w:b w:val="0"/>
           <w:i w:val="0"/>
-          <w:sz w:val="23"/>
+          <w:sz w:val="24"/>
         </w:rPr>
-        <w:t>We, the undersigned students of the Department of Computer Science &amp; Engineering / Robotics and Artificial Intelligence, Chandigarh Engineering College Jhanjeri, Mohali, hereby declare that the project report entitled “EDGE AI SMART PROSTHETIC HAND WITH ADAPTIVE GRIP LEARNING” has been prepared and submitted by us in partial fulfilment of the requirements for the award of the degree of Bachelor of Technology in Computer Science &amp; Engineering / Robotics and Artificial Intelligence, affiliated with I.K. Gujral Punjab Technical University, Jalandhar, during the academic semester VII (Project-II / Engineering Clinics), 2026–2027.</w:t>
+        <w:t>We, Moinak Dey (Univ. Roll No: 2330838), Roshni Singh (Univ. Roll No: 2330850), and B. Uma Maheshwar (Univ. Roll No: 2330817), hereby declare that the report of the project entitled “EDGE AI SMART PROSTHETIC HAND WITH ADAPTIVE GRIP LEARNING” has not presented as a part of any other academic work to get my degree or certificate except Chandigarh Engineering College Jhanjeri, Mohali, affiliated to I.K. Gujral Punjab Technical University, Jalandhar, for the fulfillment of the requirements for the degree of B.Tech in Computer Science &amp; Engineering.</w:t>
       </w:r>
     </w:p>
     <w:p>
       <w:pPr>
-        <w:spacing w:after="120"/>
+        <w:spacing w:line="360" w:lineRule="auto" w:after="120"/>
         <w:jc w:val="both"/>
       </w:pPr>
       <w:r>
         <w:rPr>
           <w:b w:val="0"/>
           <w:i w:val="0"/>
-          <w:sz w:val="23"/>
+          <w:sz w:val="24"/>
         </w:rPr>
-        <w:t>We solemnly affirm that this report represents our own original work conducted under the supervision and guidance of our project guide, Dr. Faculty Guide Name, Assistant Professor. This work has not been previously submitted, in part or in whole, for the award of any other degree or diploma.</w:t>
+        <w:t>We solemnly affirm that this report represents our own original work conducted under the supervision and guidance of our mentor, Dr. Baljinder Kaur, Assistant Professor, Department of Computer Science &amp; Engineering. All academic literature, benchmark datasets, mathematical models, and open-source libraries utilized in this work have been properly cited and acknowledged in compliance with ethical engineering standards.</w:t>
       </w:r>
     </w:p>
     <w:p>
       <w:pPr>
-        <w:spacing w:after="120"/>
+        <w:spacing w:line="360" w:lineRule="auto" w:after="240"/>
         <w:jc w:val="both"/>
       </w:pPr>
       <w:r>
         <w:rPr>
           <w:b w:val="0"/>
           <w:i w:val="0"/>
-          <w:sz w:val="23"/>
+          <w:sz w:val="22"/>
         </w:rPr>
-        <w:t>All literature, benchmark datasets, mathematical models, and open-source libraries utilized in this work have been properly cited in accordance with ethical standards.</w:t>
-      </w:r>
-    </w:p>
-    <w:p>
-      <w:pPr>
-        <w:spacing w:after="240"/>
-        <w:jc w:val="both"/>
-      </w:pPr>
-      <w:r>
-        <w:rPr>
-          <w:b w:val="0"/>
-          <w:i w:val="0"/>
-          <w:sz w:val="21"/>
-        </w:rPr>
-        <w:br/>
-        <w:br/>
-        <w:t>(Candidate Signatures)</w:t>
-        <w:br/>
-        <w:t>Student Name 1, 2, 3</w:t>
-        <w:br/>
-        <w:t>Semester VII (Batch: 2023–2027)</w:t>
-        <w:br/>
-        <w:br/>
-        <w:t>(Project Guide Signature)</w:t>
-        <w:br/>
-        <w:t>Dr. Faculty Guide Name</w:t>
-        <w:br/>
-        <w:t>Assistant Professor, CEC Jhanjeri</w:t>
-      </w:r>
-    </w:p>
-    <w:p>
-      <w:r>
-        <w:br w:type="page"/>
-      </w:r>
-    </w:p>
-    <w:p>
-      <w:pPr>
-        <w:spacing w:before="360" w:after="240"/>
-        <w:jc w:val="center"/>
-      </w:pPr>
-      <w:r>
-        <w:rPr>
-          <w:b/>
-          <w:color w:val="0F172A"/>
-          <w:sz w:val="32"/>
-        </w:rPr>
-        <w:t>CERTIFICATE OF APPROVAL</w:t>
-      </w:r>
-    </w:p>
-    <w:p>
-      <w:pPr>
-        <w:spacing w:after="120"/>
-        <w:jc w:val="both"/>
-      </w:pPr>
-      <w:r>
-        <w:rPr>
-          <w:b w:val="0"/>
-          <w:i w:val="0"/>
-          <w:sz w:val="23"/>
-        </w:rPr>
-        <w:t>This is to certify that the project entitled “EDGE AI SMART PROSTHETIC HAND WITH ADAPTIVE GRIP LEARNING” submitted by Student Name 1 (Roll No: 2330XXX), Student Name 2 (Roll No: 2330XXX), and Student Name 3 (Roll No: 2330XXX) in partial fulfilment of the requirements for the award of the Degree of Bachelor of Technology in Computer Science &amp; Engineering / Robotics and Artificial Intelligence of I.K. Gujral Punjab Technical University, Jalandhar, is a bonafide record of work carried out by them under my direct supervision during 2026–2027.</w:t>
-      </w:r>
-    </w:p>
-    <w:p>
-      <w:pPr>
-        <w:spacing w:after="120"/>
-        <w:jc w:val="both"/>
-      </w:pPr>
-      <w:r>
-        <w:rPr>
-          <w:b w:val="0"/>
-          <w:i w:val="0"/>
-          <w:sz w:val="23"/>
-        </w:rPr>
-        <w:t>The software architecture, machine learning classification pipeline, closed-loop adaptive tactile regulation, and automated regression test suites embodied in this report have been independently demonstrated, reviewed, and verified.</w:t>
-      </w:r>
-    </w:p>
-    <w:p>
-      <w:pPr>
-        <w:spacing w:after="240"/>
-        <w:jc w:val="both"/>
-      </w:pPr>
-      <w:r>
-        <w:rPr>
-          <w:b w:val="0"/>
-          <w:i w:val="0"/>
-          <w:sz w:val="21"/>
-        </w:rPr>
-        <w:br/>
-        <w:br/>
-        <w:t>___________________________</w:t>
-        <w:tab/>
-        <w:tab/>
-        <w:t>___________________________</w:t>
-        <w:br/>
-        <w:t>Dr. Faculty Guide Name</w:t>
-        <w:tab/>
-        <w:tab/>
-        <w:tab/>
-        <w:t>Head of the Department</w:t>
-        <w:br/>
-        <w:t>Project Supervisor</w:t>
-        <w:tab/>
-        <w:tab/>
-        <w:tab/>
-        <w:t>Dept. of CSE / Robotics &amp; AI</w:t>
-        <w:br/>
-        <w:br/>
-        <w:t>___________________________</w:t>
-        <w:tab/>
-        <w:tab/>
-        <w:t>___________________________</w:t>
-        <w:br/>
-        <w:t>Internal Examiner</w:t>
-        <w:tab/>
-        <w:tab/>
-        <w:tab/>
-        <w:t>External Examiner</w:t>
+        <w:br/>
+        <w:t>(Student Signatures with Date)</w:t>
+        <w:br/>
+        <w:t>____________________________________</w:t>
+        <w:br/>
+        <w:t>Moinak Dey (Univ. Roll No: 2330838)</w:t>
+        <w:br/>
+        <w:br/>
+        <w:t>____________________________________</w:t>
+        <w:br/>
+        <w:t>Roshni Singh (Univ. Roll No: 2330850)</w:t>
+        <w:br/>
+        <w:br/>
+        <w:t>____________________________________</w:t>
+        <w:br/>
+        <w:t>B. Uma Maheshwar (Univ. Roll No: 2330817)</w:t>
+        <w:br/>
+        <w:t>Semester: VII (Batch: 2023–2027)</w:t>
+        <w:br/>
+        <w:br/>
+        <w:t>(Mentor Signature with Date)</w:t>
+        <w:br/>
+        <w:t>____________________________________</w:t>
+        <w:br/>
+        <w:t>NAME OF THE MENTOR: Dr. Baljinder Kaur</w:t>
+        <w:br/>
+        <w:t>DESIGNATION, CSE: Assistant Professor</w:t>
+        <w:br/>
+        <w:t>CEC Jhanjeri, Mohali</w:t>
+        <w:br/>
+        <w:br/>
+        <w:br/>
+        <w:t>____________________________________</w:t>
+        <w:br/>
+        <w:t>Signature of the Head of Department</w:t>
+        <w:br/>
+        <w:t>Department of Computer Science and Engineering</w:t>
+        <w:br/>
+        <w:t>Chandigarh Engineering College Jhanjeri, Mohali</w:t>
+        <w:br/>
+        <w:t>(With Stamp)</w:t>
       </w:r>
     </w:p>
     <w:p>
@@ -357,58 +422,84 @@
     </w:p>
     <w:p>
       <w:pPr>
-        <w:spacing w:after="120"/>
+        <w:spacing w:line="360" w:lineRule="auto" w:after="120"/>
         <w:jc w:val="both"/>
       </w:pPr>
       <w:r>
         <w:rPr>
           <w:b w:val="0"/>
           <w:i w:val="0"/>
-          <w:sz w:val="23"/>
+          <w:sz w:val="24"/>
         </w:rPr>
-        <w:t>It gives us immense pleasure and professional satisfaction to present this final project report on “Edge AI Smart Prosthetic Hand with Adaptive Grip Learning” as the culmination of our Semester VII Engineering Clinics curriculum.</w:t>
+        <w:t>It gives us great pleasure to deliver this report on the Project-II, we worked on for our B.Tech in Computer Science &amp; Engineering 4th year, which was titled “EDGE AI SMART PROSTHETIC HAND WITH ADAPTIVE GRIP LEARNING”. We are grateful to our university for presenting us with such a wonderful and challenging opportunity. We also want to convey our sincere gratitude to all coordinators for their unfailing support and encouragement.</w:t>
       </w:r>
     </w:p>
     <w:p>
       <w:pPr>
-        <w:spacing w:after="120"/>
+        <w:spacing w:line="360" w:lineRule="auto" w:after="120"/>
         <w:jc w:val="both"/>
       </w:pPr>
       <w:r>
         <w:rPr>
           <w:b w:val="0"/>
           <w:i w:val="0"/>
-          <w:sz w:val="23"/>
+          <w:sz w:val="24"/>
         </w:rPr>
-        <w:t>First and foremost, we express our heartfelt gratitude to our project mentor, Dr. Faculty Guide Name, Assistant Professor, Department of Computer Science &amp; Engineering / Robotics and Artificial Intelligence, for his inspiring guidance, patient mentoring, rigorous critique, and continuous encouragement throughout all phases of mathematical modeling, algorithmic implementation, and academic documentation.</w:t>
+        <w:t>We are extremely thankful to the HOD and Project Coordinator of Computer Science &amp; Engineering at Chandigarh Engineering College Jhanjeri, Mohali (Punjab) for valuable suggestions and heartiest co-operation.</w:t>
       </w:r>
     </w:p>
     <w:p>
       <w:pPr>
-        <w:spacing w:after="120"/>
+        <w:spacing w:line="360" w:lineRule="auto" w:after="120"/>
         <w:jc w:val="both"/>
       </w:pPr>
       <w:r>
         <w:rPr>
           <w:b w:val="0"/>
           <w:i w:val="0"/>
-          <w:sz w:val="23"/>
+          <w:sz w:val="24"/>
         </w:rPr>
-        <w:t>We extend our sincere thanks to the Head of the Department and the Project Coordinators of Computer Science &amp; Engineering / Robotics and Artificial Intelligence at Chandigarh Engineering College Jhanjeri, Mohali, for facilitating access to institutional computing facilities.</w:t>
+        <w:t>We are also grateful to the management of the institute, for giving us the chance to acquire the information. We are also appreciative of all of my faculty members, who have instructed me throughout my degree.</w:t>
       </w:r>
     </w:p>
     <w:p>
       <w:pPr>
-        <w:spacing w:after="120"/>
+        <w:spacing w:line="360" w:lineRule="auto" w:after="120"/>
         <w:jc w:val="both"/>
       </w:pPr>
       <w:r>
         <w:rPr>
           <w:b w:val="0"/>
           <w:i w:val="0"/>
-          <w:sz w:val="23"/>
+          <w:sz w:val="24"/>
         </w:rPr>
-        <w:t>We are equally grateful to the executive management of Chandigarh Engineering College Jhanjeri and the authorities of I.K. Gujral Punjab Technical University, Jalandhar, for structuring an engineering curriculum that emphasizes real-world clinics and evidence-based software engineering.</w:t>
+        <w:t>First and foremost, we express our heartfelt gratitude to our mentor, Dr. Baljinder Kaur, Assistant Professor, Department of Computer Science &amp; Engineering, for her inspiring technical guidance, patient mentoring, rigorous critique, and continuous encouragement throughout all phases of mathematical modeling, algorithmic implementation, and academic documentation.</w:t>
+      </w:r>
+    </w:p>
+    <w:p>
+      <w:pPr>
+        <w:spacing w:line="360" w:lineRule="auto" w:after="240"/>
+        <w:jc w:val="both"/>
+      </w:pPr>
+      <w:r>
+        <w:rPr>
+          <w:b w:val="0"/>
+          <w:i w:val="0"/>
+          <w:sz w:val="22"/>
+        </w:rPr>
+        <w:br/>
+        <w:br/>
+        <w:t>(Signature of Students)</w:t>
+        <w:br/>
+        <w:t>Moinak Dey (2330838)</w:t>
+        <w:br/>
+        <w:t>Roshni Singh (2330850)</w:t>
+        <w:br/>
+        <w:t>B. Uma Maheshwar (2330817)</w:t>
+        <w:br/>
+        <w:t>Department of Computer Science and Engineering</w:t>
+        <w:br/>
+        <w:t>Chandigarh Engineering College Jhanjeri, Mohali</w:t>
       </w:r>
     </w:p>
     <w:p>
@@ -432,44 +523,58 @@
     </w:p>
     <w:p>
       <w:pPr>
-        <w:spacing w:after="120"/>
+        <w:spacing w:line="360" w:lineRule="auto" w:after="120"/>
         <w:jc w:val="both"/>
       </w:pPr>
       <w:r>
         <w:rPr>
           <w:b w:val="0"/>
           <w:i w:val="0"/>
-          <w:sz w:val="23"/>
+          <w:sz w:val="24"/>
         </w:rPr>
-        <w:t>Myoelectric upper-limb prostheses represent a vital clinical intervention to restore manual manipulation capabilities for individuals with transradial amputations. However, commercial bionic hands overwhelmingly rely on open-loop, dual-site amplitude threshold control, leading to high rates of payload slippage and crush damage, while imposing severe visual fatigue on amputee users. Deep neural network research architectures demand multi-megabyte memory footprints and introduce latency jitter that prevents embedded on-socket execution.</w:t>
+        <w:t>The rapid evolution of modern computing systems demands robust, automated, and scalable digital solutions to tackle real-world operational challenges. This project presents the design and implementation of an end-to-end intelligent processing framework aimed at optimizing data acquisition, feature analysis, and decision-making pipelines. Existing baseline methodologies frequently suffer from computational bottlenecks, higher latency, and reduced predictive reliability when handling complex, multi-scale data streams. To address these challenges, the proposed system introduces an optimized modular architecture incorporating standardized preprocessing protocols, resilient feature extraction mechanisms, and a lightweight inference engine.</w:t>
       </w:r>
     </w:p>
     <w:p>
       <w:pPr>
-        <w:spacing w:after="120"/>
+        <w:spacing w:line="360" w:lineRule="auto" w:after="120"/>
         <w:jc w:val="both"/>
       </w:pPr>
       <w:r>
         <w:rPr>
           <w:b w:val="0"/>
           <w:i w:val="0"/>
-          <w:sz w:val="23"/>
+          <w:sz w:val="24"/>
         </w:rPr>
-        <w:t>To overcome these fundamental limitations, this project presents the engineering design, mathematical formulation, software architecture, and empirical verification of an Edge AI Smart Prosthetic Hand with Adaptive Grip Learning. The system establishes a synchronized dual-brain hierarchy that decouples high-level intention classification from low-level autonomous closed-loop tactile force regulation. A deterministic synthetic Surface Electromyography (sEMG) engine models physiological recruitment waveforms from the Flexor Digitorum Superficialis and Extensor Digitorum Communis muscles at 1000 Hz across 200 ms windows for four functional grip states: Open Hand, Power Grip, Pinch Grip, and Release. An edge-compatible feature extraction engine computes 12 time-domain statistical descriptors incorporating full protection against division-by-zero on edge-case signals (N &lt;= 1). Intention inference is executed using an edge-optimized Random Forest classifier (35 estimators, max depth 7).</w:t>
+        <w:t>Myoelectric upper-limb prostheses represent a vital clinical intervention to restore manual manipulation capabilities for individuals with transradial amputations. However, commercial bionic hands overwhelmingly rely on open-loop, dual-site amplitude threshold control. In this conventional paradigm, muscle contractions actuate electric motors at fixed speeds until mechanical stall occurs, completely devoid of tactile feedback or grasp adaptation. As a consequence, amputee users face high rates of accidental object dropping or destructive crush deformation, while suffering from severe cognitive fatigue induced by the need for continuous visual monitoring. Although complex deep learning architectures in academic literature achieve high offline gesture recognition accuracy on public benchmarks, their multi-megabyte parameter footprints, high computational demands, and latency jitter prevent embedded execution on ultra-low-power microcontrollers within a prosthetic socket, while cloud-tethered alternatives introduce unacceptable latency delays and data privacy vulnerabilities.</w:t>
       </w:r>
     </w:p>
     <w:p>
       <w:pPr>
-        <w:spacing w:after="120"/>
+        <w:spacing w:line="360" w:lineRule="auto" w:after="120"/>
         <w:jc w:val="both"/>
       </w:pPr>
       <w:r>
         <w:rPr>
           <w:b w:val="0"/>
           <w:i w:val="0"/>
-          <w:sz w:val="23"/>
+          <w:sz w:val="24"/>
         </w:rPr>
-        <w:t>Tactile interaction is closed via simulated distal Force Sensitive Resistor (FSR) models incorporating contact thresholding (5.0 N), proportional force regulation, a closed-loop deadband (3.0 N), an anti-crush safety ceiling (75.0 N), and an autonomous shear slip reflex boost (+18% / +12 N) that arrests slip within 20 ms. The end-to-end pipeline is evaluated across 720 synthetic samples, confirming 100.0% cross-validation and holdout accuracy (Macro-F1: 1.0000) on synthetic data. Host CPU inference latency averages 1.40–1.88 ms across 50 warmed-up trials, well within the 10.0 ms edge budget. An automated regression suite of 27 test cases verifies signal boundary safety, input validation (HTTP 422), controller state transitions, and deterministic reset behavior. An interactive web dashboard built with React 19, TypeScript, and Vite provides 3D virtual hand kinematics and a 27-second continuous demonstration sequence.</w:t>
+        <w:t>To overcome these fundamental limitations, this project presents the engineering design, mathematical formulation, software architecture, and rigorous empirical validation of an Edge AI Smart Prosthetic Hand with Adaptive Grip Learning. The system establishes a synchronized dual-brain hierarchy that decouples high-level intention classification from low-level autonomous closed-loop tactile force regulation. A deterministic synthetic Surface Electromyography (sEMG) engine models physiological recruitment waveforms from the Flexor Digitorum Superficialis and Extensor Digitorum Communis muscles at a 1000 Hz sampling rate across 200 ms analysis windows for four functional grip states: Open Hand, Power Grip, Pinch Grip, and Release. An edge-compatible feature extraction engine computes 12 time-domain statistical descriptors (RMS, MAV, Variance, Energy, and Zero-Crossing Rate per channel, alongside inter-channel interaction ratio and difference) incorporating full protection against division-by-zero on edge-case signals (N &lt;= 1). Intention inference is executed using an edge-optimized Random Forest classifier (35 estimators, maximum tree depth 7) benchmarked on host CPU hardware.</w:t>
+      </w:r>
+    </w:p>
+    <w:p>
+      <w:pPr>
+        <w:spacing w:line="360" w:lineRule="auto" w:after="120"/>
+        <w:jc w:val="both"/>
+      </w:pPr>
+      <w:r>
+        <w:rPr>
+          <w:b w:val="0"/>
+          <w:i w:val="0"/>
+          <w:sz w:val="24"/>
+        </w:rPr>
+        <w:t>Tactile interaction is closed via simulated distal Force Sensitive Resistor (FSR) models incorporating contact thresholding (5.0 N), proportional force regulation, a closed-loop deadband (3.0 N), and an anti-crush safety ceiling (75.0 N). To address payload slippage without cognitive intervention, a software-injected shear disturbance trigger engages an autonomous anti-slip reflex loop that instantly boosts actuator effort by +18% (+12 N force) to arrest slip movement. The end-to-end pipeline is evaluated across a balanced synthetic dataset of 720 samples. Empirical testing confirms 100.0% cross-validation accuracy (5-fold stratified K-fold) and 100.0% holdout test accuracy with a Macro-F1 score of 1.0000 on the synthetic dataset. Host CPU inference latency benchmarks average 1.40 ms to 1.88 ms across 50 warmed-up trials, well within the 10.0 ms real-time edge execution budget. An automated regression suite of 27 test cases verifies signal boundary safety, input validation (HTTP 422), controller state transitions, and deterministic reset behavior. An interactive web dashboard built with React 19, TypeScript, and Vite provides 3D virtual hand kinematics, responsive High-DPI waveform monitoring, and an automated 27-second continuous demonstration sequence. This software prototype establishes an evidence-based foundation for upcoming physical hardware deployment on ESP32-S3 microcontrollers.</w:t>
       </w:r>
     </w:p>
     <w:tbl>
@@ -479,12 +584,12 @@
         <w:tblLook w:firstColumn="1" w:firstRow="1" w:lastColumn="0" w:lastRow="0" w:noHBand="0" w:noVBand="1" w:val="04A0"/>
       </w:tblPr>
       <w:tblGrid>
-        <w:gridCol w:w="9360"/>
+        <w:gridCol w:w="9972"/>
       </w:tblGrid>
       <w:tr>
         <w:tc>
           <w:tcPr>
-            <w:tcW w:type="dxa" w:w="9360"/>
+            <w:tcW w:type="dxa" w:w="9972"/>
             <w:shd w:fill="F1F5F9"/>
             <w:tcMar>
               <w:top w:w="120" w:type="dxa"/>
@@ -498,7 +603,7 @@
               <w:rPr>
                 <w:b/>
                 <w:color w:val="0F172A"/>
-                <w:sz w:val="21"/>
+                <w:sz w:val="22"/>
               </w:rPr>
               <w:t>Academic &amp; Scope Clarification</w:t>
               <w:br/>
@@ -506,9 +611,9 @@
             <w:r>
               <w:rPr>
                 <w:color w:val="334155"/>
-                <w:sz w:val="20"/>
+                <w:sz w:val="21"/>
               </w:rPr>
-              <w:t>This report documents a verified software simulation prototype. The 100% accuracy and 1.0000 Macro-F1 are evaluated on synthetic physiological signals, not human clinical EMG data. Latencies represent local host CPU benchmarks, not embedded microcontroller execution. Physical electrodes, servomotors, and clinical trials represent future hardware milestones.</w:t>
+              <w:t>This project report documents a verified software simulation prototype. The 100% accuracy and 1.0000 Macro-F1 are evaluated on synthetic physiological signals, not human EMG data. Latencies represent local host CPU benchmarks, not embedded microcontroller execution. Physical electrodes, servomotors, and clinical trials represent future hardware milestones.</w:t>
             </w:r>
           </w:p>
         </w:tc>
@@ -535,9 +640,7 @@
           <w:color w:val="0F172A"/>
           <w:sz w:val="32"/>
         </w:rPr>
-        <w:t>CHAPTER 1</w:t>
-        <w:br/>
-        <w:t>INTRODUCTION &amp; MOTIVATION</w:t>
+        <w:t>CHAPTER 1: INTRODUCTION</w:t>
       </w:r>
     </w:p>
     <w:p>
@@ -549,21 +652,21 @@
         <w:rPr>
           <w:b/>
           <w:color w:val="0F172A"/>
-          <w:sz w:val="26"/>
+          <w:sz w:val="28"/>
         </w:rPr>
-        <w:t>1.1 Background of Transradial Amputation &amp; Clinical Need</w:t>
+        <w:t>1.1 Technical Background &amp; Domain Overview</w:t>
       </w:r>
     </w:p>
     <w:p>
       <w:pPr>
-        <w:spacing w:after="120"/>
+        <w:spacing w:line="360" w:lineRule="auto" w:after="120"/>
         <w:jc w:val="both"/>
       </w:pPr>
       <w:r>
         <w:rPr>
           <w:b w:val="0"/>
           <w:i w:val="0"/>
-          <w:sz w:val="23"/>
+          <w:sz w:val="24"/>
         </w:rPr>
         <w:t>Upper-limb amputations severely compromise an individual's biomechanical manipulation, occupational independence, and bilateral coordination. Worldwide, traumatic injuries, industrial accidents, and peripheral vascular pathologies result in tens of thousands of transradial limb losses annually. Modern myoelectric prostheses aim to restore manual dexterity by detecting motor unit action potentials from residual stump musculature.</w:t>
       </w:r>
@@ -577,21 +680,21 @@
         <w:rPr>
           <w:b/>
           <w:color w:val="0F172A"/>
-          <w:sz w:val="26"/>
+          <w:sz w:val="28"/>
         </w:rPr>
-        <w:t>1.2 Limitations of Conventional Myoelectric Control</w:t>
+        <w:t>1.2 Motivation &amp; Engineering Need</w:t>
       </w:r>
     </w:p>
     <w:p>
       <w:pPr>
-        <w:spacing w:after="120"/>
+        <w:spacing w:line="360" w:lineRule="auto" w:after="120"/>
         <w:jc w:val="both"/>
       </w:pPr>
       <w:r>
         <w:rPr>
           <w:b w:val="0"/>
           <w:i w:val="0"/>
-          <w:sz w:val="23"/>
+          <w:sz w:val="24"/>
         </w:rPr>
         <w:t>Despite decades of commercial availability, upper-limb prostheses exhibit clinical abandonment rates between 30% and 50%. The root cause lies in the open-loop dual-site thresholding paradigm: muscle contractions drive motors at fixed speeds until mechanical stall occurs, completely devoid of tactile force regulation. Amputees must maintain constant visual focus to avoid dropping payloads or crushing fragile items.</w:t>
       </w:r>
@@ -605,27 +708,83 @@
         <w:rPr>
           <w:b/>
           <w:color w:val="0F172A"/>
-          <w:sz w:val="26"/>
+          <w:sz w:val="28"/>
         </w:rPr>
-        <w:t>1.3 Scope of the Project &amp; Cyber-Physical Boundaries</w:t>
+        <w:t>1.3 Project Scope &amp; System Boundaries</w:t>
       </w:r>
     </w:p>
     <w:p>
       <w:pPr>
-        <w:spacing w:after="120"/>
+        <w:spacing w:line="360" w:lineRule="auto" w:after="120"/>
         <w:jc w:val="both"/>
       </w:pPr>
       <w:r>
         <w:rPr>
           <w:b w:val="0"/>
           <w:i w:val="0"/>
-          <w:sz w:val="23"/>
+          <w:sz w:val="24"/>
         </w:rPr>
         <w:t>This project delivers a complete cyber-physical software simulation prototype comprising a deterministic 2-channel sEMG signal generator, a guarded 12D time-domain feature engine, a 35-tree Random Forest classifier, a closed-loop tactile force regulation sub-controller, a FastAPI REST server, and a React 19 / TypeScript virtual dashboard.</w:t>
       </w:r>
     </w:p>
     <w:p>
       <w:pPr>
+        <w:spacing w:before="200" w:after="80"/>
+        <w:jc w:val="left"/>
+      </w:pPr>
+      <w:r>
+        <w:rPr>
+          <w:b/>
+          <w:color w:val="1E293B"/>
+          <w:sz w:val="24"/>
+        </w:rPr>
+        <w:t>1.3.1 In-Scope Deliverables</w:t>
+      </w:r>
+    </w:p>
+    <w:p>
+      <w:pPr>
+        <w:spacing w:line="360" w:lineRule="auto" w:after="120"/>
+        <w:jc w:val="both"/>
+      </w:pPr>
+      <w:r>
+        <w:rPr>
+          <w:b w:val="0"/>
+          <w:i w:val="0"/>
+          <w:sz w:val="24"/>
+        </w:rPr>
+        <w:t>Concrete deliverables include synthetic sEMG generation at 1000 Hz, guarded 12D feature extraction, 35-tree Random Forest classifier, closed-loop FSR force tracking, autonomous +18% slip reflex boost, 75 N crush ceiling, FastAPI endpoints with HTTP 422 validation, and a React 19 High-DPI dashboard.</w:t>
+      </w:r>
+    </w:p>
+    <w:p>
+      <w:pPr>
+        <w:spacing w:before="200" w:after="80"/>
+        <w:jc w:val="left"/>
+      </w:pPr>
+      <w:r>
+        <w:rPr>
+          <w:b/>
+          <w:color w:val="1E293B"/>
+          <w:sz w:val="24"/>
+        </w:rPr>
+        <w:t>1.3.2 Out-of-Scope Limitations &amp; Assumptions</w:t>
+      </w:r>
+    </w:p>
+    <w:p>
+      <w:pPr>
+        <w:spacing w:line="360" w:lineRule="auto" w:after="120"/>
+        <w:jc w:val="both"/>
+      </w:pPr>
+      <w:r>
+        <w:rPr>
+          <w:b w:val="0"/>
+          <w:i w:val="0"/>
+          <w:sz w:val="24"/>
+        </w:rPr>
+        <w:t>Physical electrode placement, real human biological EMG acquisition, physical servo actuation, and clinical patient trials are excluded from the current simulation prototype and form part of the 5-phase hardware transition roadmap.</w:t>
+      </w:r>
+    </w:p>
+    <w:p>
+      <w:pPr>
         <w:spacing w:before="280" w:after="120"/>
         <w:jc w:val="left"/>
       </w:pPr>
@@ -633,27 +792,111 @@
         <w:rPr>
           <w:b/>
           <w:color w:val="0F172A"/>
-          <w:sz w:val="26"/>
+          <w:sz w:val="28"/>
         </w:rPr>
-        <w:t>1.4 System Methodology &amp; Pipeline Architecture</w:t>
+        <w:t>1.4 Proposed System Overview &amp; High-Level Methodology</w:t>
       </w:r>
     </w:p>
     <w:p>
       <w:pPr>
-        <w:spacing w:after="120"/>
+        <w:spacing w:line="360" w:lineRule="auto" w:after="120"/>
         <w:jc w:val="both"/>
       </w:pPr>
       <w:r>
         <w:rPr>
           <w:b w:val="0"/>
           <w:i w:val="0"/>
-          <w:sz w:val="23"/>
+          <w:sz w:val="24"/>
         </w:rPr>
         <w:t>The architecture decouples supervisory intent decoding (Cognitive Brain) from low-level autonomic tactile regulation (Reflex Brain). Discrete signals generated at 1000 Hz are segmented into 200 ms windows, transformed into 12 statistical features, classified by the Random Forest ensemble, and passed to the closed-loop force tracking loop at 50 Hz.</w:t>
       </w:r>
     </w:p>
     <w:p>
       <w:pPr>
+        <w:spacing w:before="200" w:after="80"/>
+        <w:jc w:val="left"/>
+      </w:pPr>
+      <w:r>
+        <w:rPr>
+          <w:b/>
+          <w:color w:val="1E293B"/>
+          <w:sz w:val="24"/>
+        </w:rPr>
+        <w:t>1.4.1 Architectural Breakdown &amp; Key Modules</w:t>
+      </w:r>
+    </w:p>
+    <w:p>
+      <w:pPr>
+        <w:spacing w:line="360" w:lineRule="auto" w:after="120"/>
+        <w:jc w:val="both"/>
+      </w:pPr>
+      <w:r>
+        <w:rPr>
+          <w:b w:val="0"/>
+          <w:i w:val="0"/>
+          <w:sz w:val="24"/>
+        </w:rPr>
+        <w:t>The system comprises four functional layers: Layer 1 (Sensory Emulation), Layer 2 (Edge Intelligence), Layer 3 (Autonomous Closed-Loop Control), and Layer 4 (High-DPI Telemetry Presentation).</w:t>
+      </w:r>
+    </w:p>
+    <w:p>
+      <w:pPr>
+        <w:spacing w:before="200" w:after="80"/>
+        <w:jc w:val="left"/>
+      </w:pPr>
+      <w:r>
+        <w:rPr>
+          <w:b/>
+          <w:color w:val="1E293B"/>
+          <w:sz w:val="24"/>
+        </w:rPr>
+        <w:t>1.4.2 Functional Boundaries &amp; Assumptions</w:t>
+      </w:r>
+    </w:p>
+    <w:p>
+      <w:pPr>
+        <w:spacing w:line="360" w:lineRule="auto" w:after="120"/>
+        <w:jc w:val="both"/>
+      </w:pPr>
+      <w:r>
+        <w:rPr>
+          <w:b w:val="0"/>
+          <w:i w:val="0"/>
+          <w:sz w:val="24"/>
+        </w:rPr>
+        <w:t>Assumes deterministic Gaussian recruitment envelopes, single-point distal fingertip force measurement, and discrete state switching.</w:t>
+      </w:r>
+    </w:p>
+    <w:p>
+      <w:pPr>
+        <w:spacing w:before="200" w:after="80"/>
+        <w:jc w:val="left"/>
+      </w:pPr>
+      <w:r>
+        <w:rPr>
+          <w:b/>
+          <w:color w:val="1E293B"/>
+          <w:sz w:val="24"/>
+        </w:rPr>
+        <w:t>1.4.3 Chapter Organization of the Report</w:t>
+      </w:r>
+    </w:p>
+    <w:p>
+      <w:pPr>
+        <w:spacing w:line="360" w:lineRule="auto" w:after="120"/>
+        <w:jc w:val="both"/>
+      </w:pPr>
+      <w:r>
+        <w:rPr>
+          <w:b w:val="0"/>
+          <w:i w:val="0"/>
+          <w:sz w:val="24"/>
+        </w:rPr>
+        <w:t>Organized across 6 chapters: Introduction, Literature Review, Problem Definition &amp; Objectives, Design &amp; Implementation, Results &amp; Discussion, and Conclusion &amp; Hardware Roadmap.</w:t>
+      </w:r>
+    </w:p>
+    <w:p>
+      <w:pPr>
         <w:spacing w:before="280" w:after="120"/>
         <w:jc w:val="left"/>
       </w:pPr>
@@ -661,23 +904,23 @@
         <w:rPr>
           <w:b/>
           <w:color w:val="0F172A"/>
-          <w:sz w:val="26"/>
+          <w:sz w:val="28"/>
         </w:rPr>
-        <w:t>1.5 Organization of the Project Report</w:t>
+        <w:t>1.5 Chapter Roadmap</w:t>
       </w:r>
     </w:p>
     <w:p>
       <w:pPr>
-        <w:spacing w:after="120"/>
+        <w:spacing w:line="360" w:lineRule="auto" w:after="120"/>
         <w:jc w:val="both"/>
       </w:pPr>
       <w:r>
         <w:rPr>
           <w:b w:val="0"/>
           <w:i w:val="0"/>
-          <w:sz w:val="23"/>
+          <w:sz w:val="24"/>
         </w:rPr>
-        <w:t>The remainder of this report is organized as follows: Chapter 2 reviews literature across 35 peer-reviewed sources. Chapter 3 defines formal mathematical models, 11 quantifiable objectives, and 32 requirements. Chapter 4 provides system architecture blueprints, DFDs, UML models, and pseudocode for Algorithms 1–4. Chapter 5 details empirical verification, the 27-test automated test suite, latency benchmarks, and comparative matrices. Chapter 6 concludes with an objective fulfillment audit and a 5-phase hardware transition roadmap.</w:t>
+        <w:t>Chapter 2 reviews related literature across 35 peer-reviewed sources; Chapter 3 defines mathematical formulations and 11 objectives; Chapter 4 provides blueprints and algorithms; Chapter 5 presents empirical results; Chapter 6 concludes with the hardware transition roadmap.</w:t>
       </w:r>
     </w:p>
     <w:p>
@@ -696,9 +939,7 @@
           <w:color w:val="0F172A"/>
           <w:sz w:val="32"/>
         </w:rPr>
-        <w:t>CHAPTER 2</w:t>
-        <w:br/>
-        <w:t>REVIEW OF LITERATURE</w:t>
+        <w:t>CHAPTER 2: REVIEW OF LITERATURE</w:t>
       </w:r>
     </w:p>
     <w:p>
@@ -710,21 +951,21 @@
         <w:rPr>
           <w:b/>
           <w:color w:val="0F172A"/>
-          <w:sz w:val="26"/>
+          <w:sz w:val="28"/>
         </w:rPr>
-        <w:t>2.1 Evolution of Technical Domain</w:t>
+        <w:t>2.1 Historical Evolution &amp; Baseline Approaches</w:t>
       </w:r>
     </w:p>
     <w:p>
       <w:pPr>
-        <w:spacing w:after="120"/>
+        <w:spacing w:line="360" w:lineRule="auto" w:after="120"/>
         <w:jc w:val="both"/>
       </w:pPr>
       <w:r>
         <w:rPr>
           <w:b w:val="0"/>
           <w:i w:val="0"/>
-          <w:sz w:val="23"/>
+          <w:sz w:val="24"/>
         </w:rPr>
         <w:t>From Reiter's 1948 vacuum-tube myoelectric hand to commercial dual-site threshold systems in the 1980s and Hudgins' 1993 pattern recognition breakthrough, myoelectric control has evolved significantly. Englehart and Hudgins (2003) established the continuous overlapping window paradigm, proving that total latency must remain under 100–125 ms to prevent perceptible delay.</w:t>
       </w:r>
@@ -738,23 +979,79 @@
         <w:rPr>
           <w:b/>
           <w:color w:val="0F172A"/>
-          <w:sz w:val="26"/>
+          <w:sz w:val="28"/>
         </w:rPr>
-        <w:t>2.2 Survey of Baseline Approaches</w:t>
+        <w:t>2.2 Critical Survey of Existing Frameworks &amp; Systems</w:t>
       </w:r>
     </w:p>
     <w:p>
       <w:pPr>
-        <w:spacing w:after="120"/>
+        <w:spacing w:line="360" w:lineRule="auto" w:after="120"/>
         <w:jc w:val="both"/>
       </w:pPr>
       <w:r>
         <w:rPr>
           <w:b w:val="0"/>
           <w:i w:val="0"/>
-          <w:sz w:val="23"/>
+          <w:sz w:val="24"/>
         </w:rPr>
-        <w:t>Phinyomark et al. (2012) established that time-domain features (RMS, MAV, VAR, SSI, ZCR) provide optimal class separability without FFT overhead. High-density arrays require complex skin preparation, making compact 2-to-4 bipolar channels over prime mover muscles (FDS and EDC) the preferred approach for embedded prosthetics.</w:t>
+        <w:t>Classical systems extract time-domain features (RMS, MAV, VAR, SSI, ZCR) directly from raw biopotentials. High-density electrode arrays require extensive skin preparation, making compact 2-channel bipolar configurations targeted over prime mover muscles (FDS and EDC) optimal for embedded prosthetics.</w:t>
+      </w:r>
+    </w:p>
+    <w:p>
+      <w:pPr>
+        <w:spacing w:before="200" w:after="80"/>
+        <w:jc w:val="left"/>
+      </w:pPr>
+      <w:r>
+        <w:rPr>
+          <w:b/>
+          <w:color w:val="1E293B"/>
+          <w:sz w:val="24"/>
+        </w:rPr>
+        <w:t>2.2.1 Classical &amp; Algorithmic Methodologies</w:t>
+      </w:r>
+    </w:p>
+    <w:p>
+      <w:pPr>
+        <w:spacing w:line="360" w:lineRule="auto" w:after="120"/>
+        <w:jc w:val="both"/>
+      </w:pPr>
+      <w:r>
+        <w:rPr>
+          <w:b w:val="0"/>
+          <w:i w:val="0"/>
+          <w:sz w:val="24"/>
+        </w:rPr>
+        <w:t>Examines foundational mathematical metrics: Root Mean Square, Mean Absolute Value, Variance, Simple Square Integral, and Zero-Crossing Rate.</w:t>
+      </w:r>
+    </w:p>
+    <w:p>
+      <w:pPr>
+        <w:spacing w:before="200" w:after="80"/>
+        <w:jc w:val="left"/>
+      </w:pPr>
+      <w:r>
+        <w:rPr>
+          <w:b/>
+          <w:color w:val="1E293B"/>
+          <w:sz w:val="24"/>
+        </w:rPr>
+        <w:t>2.2.2 Modern Learning-Based / Advanced Systems</w:t>
+      </w:r>
+    </w:p>
+    <w:p>
+      <w:pPr>
+        <w:spacing w:line="360" w:lineRule="auto" w:after="120"/>
+        <w:jc w:val="both"/>
+      </w:pPr>
+      <w:r>
+        <w:rPr>
+          <w:b w:val="0"/>
+          <w:i w:val="0"/>
+          <w:sz w:val="24"/>
+        </w:rPr>
+        <w:t>Evaluates deep neural networks (CNNs, LSTMs, Transformers) versus tree ensembles (Random Forest, Breiman 2001). Demonstrates that Random Forest models provide non-linear decision boundaries, occupy &lt; 200 KB storage, and execute in under 2.0 ms on host hardware without GPU acceleration.</w:t>
       </w:r>
     </w:p>
     <w:p>
@@ -766,49 +1063,21 @@
         <w:rPr>
           <w:b/>
           <w:color w:val="0F172A"/>
-          <w:sz w:val="26"/>
+          <w:sz w:val="28"/>
         </w:rPr>
-        <w:t>2.3 Deep Learning vs. Tree Ensembles in Edge AI</w:t>
+        <w:t>2.3 Evaluation of Benchmark Datasets &amp; Commercial Solutions</w:t>
       </w:r>
     </w:p>
     <w:p>
       <w:pPr>
-        <w:spacing w:after="120"/>
+        <w:spacing w:line="360" w:lineRule="auto" w:after="120"/>
         <w:jc w:val="both"/>
       </w:pPr>
       <w:r>
         <w:rPr>
           <w:b w:val="0"/>
           <w:i w:val="0"/>
-          <w:sz w:val="23"/>
-        </w:rPr>
-        <w:t>Deep architectures (CNNs, LSTMs) demand multi-megabyte storage and hundreds of millions of multiply-accumulate operations, causing latency jitter (35–90 ms) on microcontrollers. In contrast, Random Forest ensembles (Breiman, 2001) provide non-linear boundaries, occupy &lt; 200 KB storage, and execute in under 2.0 ms on host hardware and under 5.0 ms on an ESP32-S3.</w:t>
-      </w:r>
-    </w:p>
-    <w:p>
-      <w:pPr>
-        <w:spacing w:before="280" w:after="120"/>
-        <w:jc w:val="left"/>
-      </w:pPr>
-      <w:r>
-        <w:rPr>
-          <w:b/>
-          <w:color w:val="0F172A"/>
-          <w:sz w:val="26"/>
-        </w:rPr>
-        <w:t>2.4 Benchmark Datasets Evaluation</w:t>
-      </w:r>
-    </w:p>
-    <w:p>
-      <w:pPr>
-        <w:spacing w:after="120"/>
-        <w:jc w:val="both"/>
-      </w:pPr>
-      <w:r>
-        <w:rPr>
-          <w:b w:val="0"/>
-          <w:i w:val="0"/>
-          <w:sz w:val="23"/>
+          <w:sz w:val="24"/>
         </w:rPr>
         <w:t>NinaPro (Atzori et al., 2014) standardized benchmarking across 52 gestures, revealing significant drops in amputee accuracy compared to intact subjects. putEMG (Kaczmarek et al., 2019) demonstrated 15%–25% accuracy loss across multiple days without baseline recalibration, motivating our on-device noise calibration module.</w:t>
       </w:r>
@@ -822,21 +1091,21 @@
         <w:rPr>
           <w:b/>
           <w:color w:val="0F172A"/>
-          <w:sz w:val="26"/>
+          <w:sz w:val="28"/>
         </w:rPr>
-        <w:t>2.5 Research Gaps &amp; Identified Limitations</w:t>
+        <w:t>2.4 Identification of Research Gaps &amp; Bottlenecks</w:t>
       </w:r>
     </w:p>
     <w:p>
       <w:pPr>
-        <w:spacing w:after="120"/>
+        <w:spacing w:line="360" w:lineRule="auto" w:after="120"/>
         <w:jc w:val="both"/>
       </w:pPr>
       <w:r>
         <w:rPr>
           <w:b w:val="0"/>
           <w:i w:val="0"/>
-          <w:sz w:val="23"/>
+          <w:sz w:val="24"/>
         </w:rPr>
         <w:t>Literature identifies four key bottlenecks: 1) the open-loop tactile deficit; 2) lack of autonomous slip compensation reflexes (Kyberd, 2023); 3) cloud latency and privacy vulnerabilities; and 4) lack of accessible software simulation prototypes prior to hardware manufacturing.</w:t>
       </w:r>
@@ -857,9 +1126,7 @@
           <w:color w:val="0F172A"/>
           <w:sz w:val="32"/>
         </w:rPr>
-        <w:t>CHAPTER 3</w:t>
-        <w:br/>
-        <w:t>PROBLEM DEFINITION, REQUIREMENTS &amp; SPECIFICATIONS</w:t>
+        <w:t>CHAPTER 3: PROBLEM DEFINITION AND OBJECTIVES</w:t>
       </w:r>
     </w:p>
     <w:p>
@@ -871,21 +1138,21 @@
         <w:rPr>
           <w:b/>
           <w:color w:val="0F172A"/>
-          <w:sz w:val="26"/>
+          <w:sz w:val="28"/>
         </w:rPr>
-        <w:t>3.1 Formal Problem Statement &amp; Mathematical Formulation</w:t>
+        <w:t>3.1 Problem Statement</w:t>
       </w:r>
     </w:p>
     <w:p>
       <w:pPr>
-        <w:spacing w:after="120"/>
+        <w:spacing w:line="360" w:lineRule="auto" w:after="120"/>
         <w:jc w:val="both"/>
       </w:pPr>
       <w:r>
         <w:rPr>
           <w:b w:val="0"/>
           <w:i w:val="0"/>
-          <w:sz w:val="23"/>
+          <w:sz w:val="24"/>
         </w:rPr>
         <w:t>Existing myoelectric prostheses lack low-latency, embedded-compatible pattern recognition combined with autonomous closed-loop tactile force regulation, leading to frequent object dropping, accidental crush damage, and amputee cognitive exhaustion.</w:t>
       </w:r>
@@ -899,23 +1166,23 @@
         <w:rPr>
           <w:b/>
           <w:color w:val="0F172A"/>
-          <w:sz w:val="26"/>
+          <w:sz w:val="28"/>
         </w:rPr>
-        <w:t>3.2 Eleven Quantifiable Project Objectives</w:t>
+        <w:t>3.2 Quantifiable Project Objectives</w:t>
       </w:r>
     </w:p>
     <w:p>
       <w:pPr>
-        <w:spacing w:after="120"/>
+        <w:spacing w:line="360" w:lineRule="auto" w:after="120"/>
         <w:jc w:val="both"/>
       </w:pPr>
       <w:r>
         <w:rPr>
           <w:b w:val="0"/>
           <w:i w:val="0"/>
-          <w:sz w:val="23"/>
+          <w:sz w:val="24"/>
         </w:rPr>
-        <w:t>The project established 11 quantifiable engineering goals: OBJ-01 (Deterministic sEMG generator, 1000 Hz, 4 classes); OBJ-02 (Guarded 12D time-domain features); OBJ-03 (Compact RF classifier &lt; 200 KB); OBJ-04 (Host latency profiling &lt; 10 ms); OBJ-05 (Closed-loop force tracking, 50 N target, 5 N contact, 3 N deadband); OBJ-06 (+18% slip reflex boost); OBJ-07 (75 N crush ceiling); OBJ-08 (FastAPI HTTP 422 validation); OBJ-09 (React 19 High-DPI UI); OBJ-10 (27s automated demo script); OBJ-11 (27/27 automated pytest tests).</w:t>
+        <w:t>Formulates 11 quantifiable engineering goals: OBJ-01 (Deterministic sEMG generator, 1000 Hz, 4 classes); OBJ-02 (Guarded 12D time-domain features); OBJ-03 (Compact RF classifier &lt; 200 KB); OBJ-04 (Host latency profiling &lt; 10 ms); OBJ-05 (Closed-loop force tracking, 50 N target, 5 N contact, 3 N deadband); OBJ-06 (+18% slip reflex boost); OBJ-07 (75 N crush ceiling); OBJ-08 (FastAPI HTTP 422 validation); OBJ-09 (React 19 High-DPI UI); OBJ-10 (27s automated demo script); OBJ-11 (27/27 automated pytest tests).</w:t>
       </w:r>
     </w:p>
     <w:p>
@@ -927,23 +1194,79 @@
         <w:rPr>
           <w:b/>
           <w:color w:val="0F172A"/>
-          <w:sz w:val="26"/>
+          <w:sz w:val="28"/>
         </w:rPr>
-        <w:t>3.3 Comprehensive Requirements Specification</w:t>
+        <w:t>3.3 Requirements Analysis</w:t>
       </w:r>
     </w:p>
     <w:p>
       <w:pPr>
-        <w:spacing w:after="120"/>
+        <w:spacing w:line="360" w:lineRule="auto" w:after="120"/>
         <w:jc w:val="both"/>
       </w:pPr>
       <w:r>
         <w:rPr>
           <w:b w:val="0"/>
           <w:i w:val="0"/>
-          <w:sz w:val="23"/>
+          <w:sz w:val="24"/>
         </w:rPr>
-        <w:t>The system formalizes 18 Functional Requirements (FR-01 through FR-18) spanning signal generation, feature extraction, model inference, tactile force regulation, anti-slip reflex, error handling, and UI telemetry, alongside 14 Non-Functional Requirements (NFR-01 through NFR-14) governing latency, stability, determinism, and reproducibility.</w:t>
+        <w:t>The system formalizes 18 Functional Requirements (FR-01 through FR-18) and 14 Non-Functional Requirements (NFR-01 through NFR-14).</w:t>
+      </w:r>
+    </w:p>
+    <w:p>
+      <w:pPr>
+        <w:spacing w:before="200" w:after="80"/>
+        <w:jc w:val="left"/>
+      </w:pPr>
+      <w:r>
+        <w:rPr>
+          <w:b/>
+          <w:color w:val="1E293B"/>
+          <w:sz w:val="24"/>
+        </w:rPr>
+        <w:t>3.3.1 Functional Requirements</w:t>
+      </w:r>
+    </w:p>
+    <w:p>
+      <w:pPr>
+        <w:spacing w:line="360" w:lineRule="auto" w:after="120"/>
+        <w:jc w:val="both"/>
+      </w:pPr>
+      <w:r>
+        <w:rPr>
+          <w:b w:val="0"/>
+          <w:i w:val="0"/>
+          <w:sz w:val="24"/>
+        </w:rPr>
+        <w:t>Covers signal synthesis, guarded feature computation, Random Forest inference, proportional force regulation, deadband hysteresis, anti-slip reflex boost, anti-crush clamp, and Pydantic validation.</w:t>
+      </w:r>
+    </w:p>
+    <w:p>
+      <w:pPr>
+        <w:spacing w:before="200" w:after="80"/>
+        <w:jc w:val="left"/>
+      </w:pPr>
+      <w:r>
+        <w:rPr>
+          <w:b/>
+          <w:color w:val="1E293B"/>
+          <w:sz w:val="24"/>
+        </w:rPr>
+        <w:t>3.3.2 Non-Functional Requirements</w:t>
+      </w:r>
+    </w:p>
+    <w:p>
+      <w:pPr>
+        <w:spacing w:line="360" w:lineRule="auto" w:after="120"/>
+        <w:jc w:val="both"/>
+      </w:pPr>
+      <w:r>
+        <w:rPr>
+          <w:b w:val="0"/>
+          <w:i w:val="0"/>
+          <w:sz w:val="24"/>
+        </w:rPr>
+        <w:t>Governs sub-10 ms latency, 100% test reproducibility, cross-platform stability, and High-DPI rendering responsiveness.</w:t>
       </w:r>
     </w:p>
     <w:p>
@@ -955,21 +1278,21 @@
         <w:rPr>
           <w:b/>
           <w:color w:val="0F172A"/>
-          <w:sz w:val="26"/>
+          <w:sz w:val="28"/>
         </w:rPr>
-        <w:t>3.4 System Specifications &amp; Operational Parameters</w:t>
+        <w:t>3.4 Hardware, Software &amp; Environmental Specifications</w:t>
       </w:r>
     </w:p>
     <w:p>
       <w:pPr>
-        <w:spacing w:after="120"/>
+        <w:spacing w:line="360" w:lineRule="auto" w:after="120"/>
         <w:jc w:val="both"/>
       </w:pPr>
       <w:r>
         <w:rPr>
           <w:b w:val="0"/>
           <w:i w:val="0"/>
-          <w:sz w:val="23"/>
+          <w:sz w:val="24"/>
         </w:rPr>
         <w:t>Specifies target microcontroller hardware (ESP32-S3 Dual-Core @ 240 MHz, 512 KB SRAM, 8 MB Flash, 12-bit ADC) and simulation prototype software parameters (Python 3.12, FastAPI, scikit-learn, React 19, TypeScript, Vite, pytest).</w:t>
       </w:r>
@@ -983,23 +1306,79 @@
         <w:rPr>
           <w:b/>
           <w:color w:val="0F172A"/>
-          <w:sz w:val="26"/>
+          <w:sz w:val="28"/>
         </w:rPr>
-        <w:t>3.5 Feasibility Analysis &amp; Risk Mitigation Matrix</w:t>
+        <w:t>3.5 System Feasibility Analysis</w:t>
       </w:r>
     </w:p>
     <w:p>
       <w:pPr>
-        <w:spacing w:after="120"/>
+        <w:spacing w:line="360" w:lineRule="auto" w:after="120"/>
         <w:jc w:val="both"/>
       </w:pPr>
       <w:r>
         <w:rPr>
           <w:b w:val="0"/>
           <w:i w:val="0"/>
-          <w:sz w:val="23"/>
+          <w:sz w:val="24"/>
         </w:rPr>
-        <w:t>Evaluates technical, operational, and economic feasibility. Formulates a risk mitigation matrix addressing feature division-by-zero, client payload malformation, canvas blurriness, and physical hardware deployment hazards.</w:t>
+        <w:t>Evaluates technical, operational, and economic feasibility.</w:t>
+      </w:r>
+    </w:p>
+    <w:p>
+      <w:pPr>
+        <w:spacing w:before="200" w:after="80"/>
+        <w:jc w:val="left"/>
+      </w:pPr>
+      <w:r>
+        <w:rPr>
+          <w:b/>
+          <w:color w:val="1E293B"/>
+          <w:sz w:val="24"/>
+        </w:rPr>
+        <w:t>3.5.1 Technical Feasibility</w:t>
+      </w:r>
+    </w:p>
+    <w:p>
+      <w:pPr>
+        <w:spacing w:line="360" w:lineRule="auto" w:after="120"/>
+        <w:jc w:val="both"/>
+      </w:pPr>
+      <w:r>
+        <w:rPr>
+          <w:b w:val="0"/>
+          <w:i w:val="0"/>
+          <w:sz w:val="24"/>
+        </w:rPr>
+        <w:t>Confirms feasibility of lightweight Scikit-Learn tree models and discrete closed-loop controllers on standard development machines.</w:t>
+      </w:r>
+    </w:p>
+    <w:p>
+      <w:pPr>
+        <w:spacing w:before="200" w:after="80"/>
+        <w:jc w:val="left"/>
+      </w:pPr>
+      <w:r>
+        <w:rPr>
+          <w:b/>
+          <w:color w:val="1E293B"/>
+          <w:sz w:val="24"/>
+        </w:rPr>
+        <w:t>3.5.2 Operational &amp; Economic Feasibility</w:t>
+      </w:r>
+    </w:p>
+    <w:p>
+      <w:pPr>
+        <w:spacing w:line="360" w:lineRule="auto" w:after="120"/>
+        <w:jc w:val="both"/>
+      </w:pPr>
+      <w:r>
+        <w:rPr>
+          <w:b w:val="0"/>
+          <w:i w:val="0"/>
+          <w:sz w:val="24"/>
+        </w:rPr>
+        <w:t>Demonstrates that open-source software modeling minimizes developmental risk prior to hardware manufacturing, targeting BOM cost &lt; $300 USD.</w:t>
       </w:r>
     </w:p>
     <w:p>
@@ -1018,9 +1397,7 @@
           <w:color w:val="0F172A"/>
           <w:sz w:val="32"/>
         </w:rPr>
-        <w:t>CHAPTER 4</w:t>
-        <w:br/>
-        <w:t>SYSTEM ARCHITECTURE &amp; IMPLEMENTATION DETAILS</w:t>
+        <w:t>CHAPTER 4: DESIGN AND IMPLEMENTATION</w:t>
       </w:r>
     </w:p>
     <w:p>
@@ -1032,23 +1409,79 @@
         <w:rPr>
           <w:b/>
           <w:color w:val="0F172A"/>
-          <w:sz w:val="26"/>
+          <w:sz w:val="28"/>
         </w:rPr>
-        <w:t>4.1 System Architecture Blueprint &amp; Data Flow Diagrams</w:t>
+        <w:t>4.1 System Architecture &amp; High-Level Design</w:t>
       </w:r>
     </w:p>
     <w:p>
       <w:pPr>
-        <w:spacing w:after="120"/>
+        <w:spacing w:line="360" w:lineRule="auto" w:after="120"/>
         <w:jc w:val="both"/>
       </w:pPr>
       <w:r>
         <w:rPr>
           <w:b w:val="0"/>
           <w:i w:val="0"/>
-          <w:sz w:val="23"/>
+          <w:sz w:val="24"/>
         </w:rPr>
-        <w:t>Details the four-tier cyber-physical architecture: Layer 1 (Sensory Simulation, 1000 Hz); Layer 2 (Edge Intelligence, 12D features, 35 RF trees); Layer 3 (Autonomous Closed-Loop Control, 50 Hz); Layer 4 (React 19 Telemetry UI). Models Level 0 Context, Level 1 Process, and Level 2 Closed-Loop Grasping DFDs.</w:t>
+        <w:t>Details the four-tier cyber-physical architecture: Layer 1 (Sensory Simulation, 1000 Hz); Layer 2 (Edge Intelligence, 12D features, 35 RF trees); Layer 3 (Autonomous Closed-Loop Control, 50 Hz); Layer 4 (React 19 Telemetry UI).</w:t>
+      </w:r>
+    </w:p>
+    <w:p>
+      <w:pPr>
+        <w:spacing w:before="200" w:after="80"/>
+        <w:jc w:val="left"/>
+      </w:pPr>
+      <w:r>
+        <w:rPr>
+          <w:b/>
+          <w:color w:val="1E293B"/>
+          <w:sz w:val="24"/>
+        </w:rPr>
+        <w:t>4.1.1 Architectural Block Diagram</w:t>
+      </w:r>
+    </w:p>
+    <w:p>
+      <w:pPr>
+        <w:spacing w:line="360" w:lineRule="auto" w:after="120"/>
+        <w:jc w:val="both"/>
+      </w:pPr>
+      <w:r>
+        <w:rPr>
+          <w:b w:val="0"/>
+          <w:i w:val="0"/>
+          <w:sz w:val="24"/>
+        </w:rPr>
+        <w:t>Presents component-level block diagram linking sEMG generation, feature extraction, intent classification, and tactile force feedback.</w:t>
+      </w:r>
+    </w:p>
+    <w:p>
+      <w:pPr>
+        <w:spacing w:before="200" w:after="80"/>
+        <w:jc w:val="left"/>
+      </w:pPr>
+      <w:r>
+        <w:rPr>
+          <w:b/>
+          <w:color w:val="1E293B"/>
+          <w:sz w:val="24"/>
+        </w:rPr>
+        <w:t>4.1.2 Data Flow Diagrams (DFDs)</w:t>
+      </w:r>
+    </w:p>
+    <w:p>
+      <w:pPr>
+        <w:spacing w:line="360" w:lineRule="auto" w:after="120"/>
+        <w:jc w:val="both"/>
+      </w:pPr>
+      <w:r>
+        <w:rPr>
+          <w:b w:val="0"/>
+          <w:i w:val="0"/>
+          <w:sz w:val="24"/>
+        </w:rPr>
+        <w:t>Provides Level 0 Context Diagram, Level 1 Process Decomposition, and Level 2 Closed-Loop Tactile Grasping &amp; Anti-Slip DFD.</w:t>
       </w:r>
     </w:p>
     <w:p>
@@ -1060,23 +1493,79 @@
         <w:rPr>
           <w:b/>
           <w:color w:val="0F172A"/>
-          <w:sz w:val="26"/>
+          <w:sz w:val="28"/>
         </w:rPr>
-        <w:t>4.2 UML Behavioral Models &amp; System Dynamics</w:t>
+        <w:t>4.2 Detailed Modeling &amp; Schemas</w:t>
       </w:r>
     </w:p>
     <w:p>
       <w:pPr>
-        <w:spacing w:after="120"/>
+        <w:spacing w:line="360" w:lineRule="auto" w:after="120"/>
         <w:jc w:val="both"/>
       </w:pPr>
       <w:r>
         <w:rPr>
           <w:b w:val="0"/>
           <w:i w:val="0"/>
-          <w:sz w:val="23"/>
+          <w:sz w:val="24"/>
         </w:rPr>
-        <w:t>Provides a comprehensive use case catalog (Table 4.1), sequence diagram, 8-state Finite State Machine (IDLE, ANALYZING, CLOSING, CONTACT_DETECTED, PRESSURE_REGULATING, STABLE_HOLD, SLIP_RECOVERY, CRUSH_ABORT), and system data dictionary.</w:t>
+        <w:t>Presents UML behavioral models and system dynamics.</w:t>
+      </w:r>
+    </w:p>
+    <w:p>
+      <w:pPr>
+        <w:spacing w:before="200" w:after="80"/>
+        <w:jc w:val="left"/>
+      </w:pPr>
+      <w:r>
+        <w:rPr>
+          <w:b/>
+          <w:color w:val="1E293B"/>
+          <w:sz w:val="24"/>
+        </w:rPr>
+        <w:t>4.2.1 UML Behavioral &amp; Structural Models</w:t>
+      </w:r>
+    </w:p>
+    <w:p>
+      <w:pPr>
+        <w:spacing w:line="360" w:lineRule="auto" w:after="120"/>
+        <w:jc w:val="both"/>
+      </w:pPr>
+      <w:r>
+        <w:rPr>
+          <w:b w:val="0"/>
+          <w:i w:val="0"/>
+          <w:sz w:val="24"/>
+        </w:rPr>
+        <w:t>Catalogs system use cases (Table 4.1), sequence diagram, and the 8-state Finite State Machine.</w:t>
+      </w:r>
+    </w:p>
+    <w:p>
+      <w:pPr>
+        <w:spacing w:before="200" w:after="80"/>
+        <w:jc w:val="left"/>
+      </w:pPr>
+      <w:r>
+        <w:rPr>
+          <w:b/>
+          <w:color w:val="1E293B"/>
+          <w:sz w:val="24"/>
+        </w:rPr>
+        <w:t>4.2.2 Database Design &amp; Data Dictionary</w:t>
+      </w:r>
+    </w:p>
+    <w:p>
+      <w:pPr>
+        <w:spacing w:line="360" w:lineRule="auto" w:after="120"/>
+        <w:jc w:val="both"/>
+      </w:pPr>
+      <w:r>
+        <w:rPr>
+          <w:b w:val="0"/>
+          <w:i w:val="0"/>
+          <w:sz w:val="24"/>
+        </w:rPr>
+        <w:t>Documents system data dictionary, physical units, and telemetry payload formats.</w:t>
       </w:r>
     </w:p>
     <w:p>
@@ -1088,23 +1577,107 @@
         <w:rPr>
           <w:b/>
           <w:color w:val="0F172A"/>
-          <w:sz w:val="26"/>
+          <w:sz w:val="28"/>
         </w:rPr>
-        <w:t>4.3 Algorithmic Formulation &amp; Module Implementation</w:t>
+        <w:t>4.3 Module-Wise Implementation Details</w:t>
       </w:r>
     </w:p>
     <w:p>
       <w:pPr>
-        <w:spacing w:after="120"/>
+        <w:spacing w:line="360" w:lineRule="auto" w:after="120"/>
         <w:jc w:val="both"/>
       </w:pPr>
       <w:r>
         <w:rPr>
           <w:b w:val="0"/>
           <w:i w:val="0"/>
-          <w:sz w:val="23"/>
+          <w:sz w:val="24"/>
         </w:rPr>
-        <w:t>Provides complete mathematical equations and pseudocode for: Algorithm 1 (Time-Domain Feature Extraction with N &lt;= 1 and N &lt; 2 guards); Algorithm 2 (Random Forest Intention Inference &amp; Monotonic Latency Profiling); Algorithm 3 (Closed-Loop Adaptive Grip Force Controller with Deadband &amp; Slip Reflex); Algorithm 4 (Calibrated Synthetic sEMG Waveform Generator).</w:t>
+        <w:t>Presents complete mathematical formulations and pseudocode for core algorithmic modules.</w:t>
+      </w:r>
+    </w:p>
+    <w:p>
+      <w:pPr>
+        <w:spacing w:before="200" w:after="80"/>
+        <w:jc w:val="left"/>
+      </w:pPr>
+      <w:r>
+        <w:rPr>
+          <w:b/>
+          <w:color w:val="1E293B"/>
+          <w:sz w:val="24"/>
+        </w:rPr>
+        <w:t>4.3.1 Data Acquisition &amp; Preprocessing Engine</w:t>
+      </w:r>
+    </w:p>
+    <w:p>
+      <w:pPr>
+        <w:spacing w:line="360" w:lineRule="auto" w:after="120"/>
+        <w:jc w:val="both"/>
+      </w:pPr>
+      <w:r>
+        <w:rPr>
+          <w:b w:val="0"/>
+          <w:i w:val="0"/>
+          <w:sz w:val="24"/>
+        </w:rPr>
+        <w:t>Formulates 12 time-domain features with mathematical guards for N &lt;= 1 (VAR) and N &lt; 2 (ZCR).</w:t>
+      </w:r>
+    </w:p>
+    <w:p>
+      <w:pPr>
+        <w:spacing w:before="200" w:after="80"/>
+        <w:jc w:val="left"/>
+      </w:pPr>
+      <w:r>
+        <w:rPr>
+          <w:b/>
+          <w:color w:val="1E293B"/>
+          <w:sz w:val="24"/>
+        </w:rPr>
+        <w:t>4.3.2 Core Algorithms &amp; Pseudocode</w:t>
+      </w:r>
+    </w:p>
+    <w:p>
+      <w:pPr>
+        <w:spacing w:line="360" w:lineRule="auto" w:after="120"/>
+        <w:jc w:val="both"/>
+      </w:pPr>
+      <w:r>
+        <w:rPr>
+          <w:b w:val="0"/>
+          <w:i w:val="0"/>
+          <w:sz w:val="24"/>
+        </w:rPr>
+        <w:t>Documents Algorithms 1, 2, 3, and 4 covering feature extraction, intent inference, closed-loop force regulation, and sEMG waveform generation.</w:t>
+      </w:r>
+    </w:p>
+    <w:p>
+      <w:pPr>
+        <w:spacing w:before="200" w:after="80"/>
+        <w:jc w:val="left"/>
+      </w:pPr>
+      <w:r>
+        <w:rPr>
+          <w:b/>
+          <w:color w:val="1E293B"/>
+          <w:sz w:val="24"/>
+        </w:rPr>
+        <w:t>4.3.3 API Integrations &amp; Security Mechanisms</w:t>
+      </w:r>
+    </w:p>
+    <w:p>
+      <w:pPr>
+        <w:spacing w:line="360" w:lineRule="auto" w:after="120"/>
+        <w:jc w:val="both"/>
+      </w:pPr>
+      <w:r>
+        <w:rPr>
+          <w:b w:val="0"/>
+          <w:i w:val="0"/>
+          <w:sz w:val="24"/>
+        </w:rPr>
+        <w:t>Documents the 7 FastAPI REST endpoints, Pydantic validation schemas, HTTP 422 error handling, and CORS middleware origin whitelisting.</w:t>
       </w:r>
     </w:p>
     <w:p>
@@ -1116,51 +1689,23 @@
         <w:rPr>
           <w:b/>
           <w:color w:val="0F172A"/>
-          <w:sz w:val="26"/>
+          <w:sz w:val="28"/>
         </w:rPr>
-        <w:t>4.4 RESTful API Service Specification</w:t>
+        <w:t>4.4 Environment Configuration &amp; Build Setup</w:t>
       </w:r>
     </w:p>
     <w:p>
       <w:pPr>
-        <w:spacing w:after="120"/>
+        <w:spacing w:line="360" w:lineRule="auto" w:after="120"/>
         <w:jc w:val="both"/>
       </w:pPr>
       <w:r>
         <w:rPr>
           <w:b w:val="0"/>
           <w:i w:val="0"/>
-          <w:sz w:val="23"/>
+          <w:sz w:val="24"/>
         </w:rPr>
-        <w:t>Documents the 7 FastAPI REST endpoints (`/predict`, `/emg/generate`, `/control/step`, `/control/reset`, `/calibration`, `/health`), strict Pydantic request/response schemas, HTTP 422 error handling, and CORS configuration.</w:t>
-      </w:r>
-    </w:p>
-    <w:p>
-      <w:pPr>
-        <w:spacing w:before="280" w:after="120"/>
-        <w:jc w:val="left"/>
-      </w:pPr>
-      <w:r>
-        <w:rPr>
-          <w:b/>
-          <w:color w:val="0F172A"/>
-          <w:sz w:val="26"/>
-        </w:rPr>
-        <w:t>4.5 Full-Stack Implementation &amp; Virtual Dashboard</w:t>
-      </w:r>
-    </w:p>
-    <w:p>
-      <w:pPr>
-        <w:spacing w:after="120"/>
-        <w:jc w:val="both"/>
-      </w:pPr>
-      <w:r>
-        <w:rPr>
-          <w:b w:val="0"/>
-          <w:i w:val="0"/>
-          <w:sz w:val="23"/>
-        </w:rPr>
-        <w:t>Details the React 19 / TypeScript frontend architecture, responsive High-DPI canvas DPR auto-scaling, 3D kinematic hand visualization, and the 27-second continuous demonstration sequence controller.</w:t>
+        <w:t>Details project directory structure, `RUN_PROTOTYPE.bat` dual-stack launcher, and Vite production compilation setup.</w:t>
       </w:r>
     </w:p>
     <w:p>
@@ -1179,9 +1724,7 @@
           <w:color w:val="0F172A"/>
           <w:sz w:val="32"/>
         </w:rPr>
-        <w:t>CHAPTER 5</w:t>
-        <w:br/>
-        <w:t>EXPERIMENTAL RESULTS, VERIFICATION &amp; DISCUSSION</w:t>
+        <w:t>CHAPTER 5: RESULTS AND DISCUSSIONS</w:t>
       </w:r>
     </w:p>
     <w:p>
@@ -1193,23 +1736,23 @@
         <w:rPr>
           <w:b/>
           <w:color w:val="0F172A"/>
-          <w:sz w:val="26"/>
+          <w:sz w:val="28"/>
         </w:rPr>
         <w:t>5.1 Experimental Setup &amp; Testbed Protocols</w:t>
       </w:r>
     </w:p>
     <w:p>
       <w:pPr>
-        <w:spacing w:after="120"/>
+        <w:spacing w:line="360" w:lineRule="auto" w:after="120"/>
         <w:jc w:val="both"/>
       </w:pPr>
       <w:r>
         <w:rPr>
           <w:b w:val="0"/>
           <w:i w:val="0"/>
-          <w:sz w:val="23"/>
+          <w:sz w:val="24"/>
         </w:rPr>
-        <w:t>Describes host workstation testbed (Windows 11, Python 3.12, Node.js v20, Vite 6, pytest 8.3), synthetic sEMG signal generation protocols (1000 Hz, 200 ms windows, 720 samples), and evaluation methodology.</w:t>
+        <w:t>Describes host workstation testbed (Windows 11, Python 3.12, Node.js v20, Vite 6, pytest 8.3) and synthetic sEMG generation parameters.</w:t>
       </w:r>
     </w:p>
     <w:p>
@@ -1221,21 +1764,21 @@
         <w:rPr>
           <w:b/>
           <w:color w:val="0F172A"/>
-          <w:sz w:val="26"/>
+          <w:sz w:val="28"/>
         </w:rPr>
-        <w:t>5.2 Verification &amp; Test-Case Execution Results</w:t>
+        <w:t>5.2 Verification &amp; Test-Case Execution</w:t>
       </w:r>
     </w:p>
     <w:p>
       <w:pPr>
-        <w:spacing w:after="120"/>
+        <w:spacing w:line="360" w:lineRule="auto" w:after="120"/>
         <w:jc w:val="both"/>
       </w:pPr>
       <w:r>
         <w:rPr>
           <w:b w:val="0"/>
           <w:i w:val="0"/>
-          <w:sz w:val="23"/>
+          <w:sz w:val="24"/>
         </w:rPr>
         <w:t>Reports verbatim results for all 27 automated unit and integration tests passing in 4.06 seconds (`pytest backend/test_pipeline.py -v`). Documents complete test case audit table and production frontend build verification (`npm run build`, 13 modules, 0 errors, 669 ms).</w:t>
       </w:r>
@@ -1249,49 +1792,77 @@
         <w:rPr>
           <w:b/>
           <w:color w:val="0F172A"/>
-          <w:sz w:val="26"/>
+          <w:sz w:val="28"/>
         </w:rPr>
-        <w:t>5.3 Machine Learning Metrics on Synthetic Dataset</w:t>
+        <w:t>5.3 Quantitative Performance Metrics</w:t>
       </w:r>
     </w:p>
     <w:p>
       <w:pPr>
-        <w:spacing w:after="120"/>
+        <w:spacing w:line="360" w:lineRule="auto" w:after="120"/>
         <w:jc w:val="both"/>
       </w:pPr>
       <w:r>
         <w:rPr>
           <w:b w:val="0"/>
           <w:i w:val="0"/>
-          <w:sz w:val="23"/>
+          <w:sz w:val="24"/>
+        </w:rPr>
+        <w:t>Reports machine learning classification accuracy and latency benchmarks.</w:t>
+      </w:r>
+    </w:p>
+    <w:p>
+      <w:pPr>
+        <w:spacing w:before="200" w:after="80"/>
+        <w:jc w:val="left"/>
+      </w:pPr>
+      <w:r>
+        <w:rPr>
+          <w:b/>
+          <w:color w:val="1E293B"/>
+          <w:sz w:val="24"/>
+        </w:rPr>
+        <w:t>5.3.1 Empirical Metric Tabulation</w:t>
+      </w:r>
+    </w:p>
+    <w:p>
+      <w:pPr>
+        <w:spacing w:line="360" w:lineRule="auto" w:after="120"/>
+        <w:jc w:val="both"/>
+      </w:pPr>
+      <w:r>
+        <w:rPr>
+          <w:b w:val="0"/>
+          <w:i w:val="0"/>
+          <w:sz w:val="24"/>
         </w:rPr>
         <w:t>Reports 100.0% holdout accuracy and 100.0% 5-fold cross-validation accuracy (Macro-F1: 1.0000) on 720 synthetic samples. Explicitly disclaims that metrics reflect synthetic signal separability and not human clinical EMG.</w:t>
       </w:r>
     </w:p>
     <w:p>
       <w:pPr>
-        <w:spacing w:before="280" w:after="120"/>
+        <w:spacing w:before="200" w:after="80"/>
         <w:jc w:val="left"/>
       </w:pPr>
       <w:r>
         <w:rPr>
           <w:b/>
-          <w:color w:val="0F172A"/>
-          <w:sz w:val="26"/>
+          <w:color w:val="1E293B"/>
+          <w:sz w:val="24"/>
         </w:rPr>
-        <w:t>5.4 Host Telemetry &amp; Latency Profiling</w:t>
+        <w:t>5.3.2 Stress &amp; Load Evaluation</w:t>
       </w:r>
     </w:p>
     <w:p>
       <w:pPr>
-        <w:spacing w:after="120"/>
+        <w:spacing w:line="360" w:lineRule="auto" w:after="120"/>
         <w:jc w:val="both"/>
       </w:pPr>
       <w:r>
         <w:rPr>
           <w:b w:val="0"/>
           <w:i w:val="0"/>
-          <w:sz w:val="23"/>
+          <w:sz w:val="24"/>
         </w:rPr>
         <w:t>Reports dynamically measured host CPU inference latency: mean 1.46 ms +/- 0.08 ms (min: 1.40 ms, max: 1.88 ms) across 50 warmed-up trials, well below the 10.0 ms edge budget. Projects 3.1–5.3 ms latency on an ESP32-S3 SoC.</w:t>
       </w:r>
@@ -1305,49 +1876,21 @@
         <w:rPr>
           <w:b/>
           <w:color w:val="0F172A"/>
-          <w:sz w:val="26"/>
+          <w:sz w:val="28"/>
         </w:rPr>
-        <w:t>5.5 Adaptive Closed-Loop Controller Dynamics</w:t>
+        <w:t>5.4 Comparative Analysis with Baseline Approaches</w:t>
       </w:r>
     </w:p>
     <w:p>
       <w:pPr>
-        <w:spacing w:after="120"/>
+        <w:spacing w:line="360" w:lineRule="auto" w:after="120"/>
         <w:jc w:val="both"/>
       </w:pPr>
       <w:r>
         <w:rPr>
           <w:b w:val="0"/>
           <w:i w:val="0"/>
-          <w:sz w:val="23"/>
-        </w:rPr>
-        <w:t>Traces force trajectory through free closing, contact detection at 5.0 N, proportional regulation toward 50.0 N, deadband stabilization at 49.8 N, +18% (+12 N) anti-slip reflex boost in 20 ms, and strict 75.0 N safety ceiling clamping.</w:t>
-      </w:r>
-    </w:p>
-    <w:p>
-      <w:pPr>
-        <w:spacing w:before="280" w:after="120"/>
-        <w:jc w:val="left"/>
-      </w:pPr>
-      <w:r>
-        <w:rPr>
-          <w:b/>
-          <w:color w:val="0F172A"/>
-          <w:sz w:val="26"/>
-        </w:rPr>
-        <w:t>5.6 Comparative Benchmark Evaluation</w:t>
-      </w:r>
-    </w:p>
-    <w:p>
-      <w:pPr>
-        <w:spacing w:after="120"/>
-        <w:jc w:val="both"/>
-      </w:pPr>
-      <w:r>
-        <w:rPr>
-          <w:b w:val="0"/>
-          <w:i w:val="0"/>
-          <w:sz w:val="23"/>
+          <w:sz w:val="24"/>
         </w:rPr>
         <w:t>Presents benchmark matrix comparing the Edge AI prototype against commercial bionics, academic deep learning, and cloud-tethered IoT systems across latency, feedback, slip reflex, and cost.</w:t>
       </w:r>
@@ -1361,21 +1904,21 @@
         <w:rPr>
           <w:b/>
           <w:color w:val="0F172A"/>
-          <w:sz w:val="26"/>
+          <w:sz w:val="28"/>
         </w:rPr>
-        <w:t>5.7 In-Depth Analytical Discussions</w:t>
+        <w:t>5.5 Analytical Discussion &amp; Engineering Trade-Offs</w:t>
       </w:r>
     </w:p>
     <w:p>
       <w:pPr>
-        <w:spacing w:after="120"/>
+        <w:spacing w:line="360" w:lineRule="auto" w:after="120"/>
         <w:jc w:val="both"/>
       </w:pPr>
       <w:r>
         <w:rPr>
           <w:b w:val="0"/>
           <w:i w:val="0"/>
-          <w:sz w:val="23"/>
+          <w:sz w:val="24"/>
         </w:rPr>
         <w:t>Analyzes the mathematical reasons behind synthetic separability (absence of sweat impedance drift and crosstalk) and discusses the advantages of the decoupled dual-brain hierarchy over monolithic deep models.</w:t>
       </w:r>
@@ -1396,9 +1939,7 @@
           <w:color w:val="0F172A"/>
           <w:sz w:val="32"/>
         </w:rPr>
-        <w:t>CHAPTER 6</w:t>
-        <w:br/>
-        <w:t>CONCLUSION, LIMITATIONS &amp; HARDWARE ROADMAP</w:t>
+        <w:t>CHAPTER 6: CONCLUSION AND FUTURE SCOPE</w:t>
       </w:r>
     </w:p>
     <w:p>
@@ -1410,21 +1951,21 @@
         <w:rPr>
           <w:b/>
           <w:color w:val="0F172A"/>
-          <w:sz w:val="26"/>
+          <w:sz w:val="28"/>
         </w:rPr>
-        <w:t>6.1 Fulfillment of Project Objectives</w:t>
+        <w:t>6.1 Summary of Project Achievements</w:t>
       </w:r>
     </w:p>
     <w:p>
       <w:pPr>
-        <w:spacing w:after="120"/>
+        <w:spacing w:line="360" w:lineRule="auto" w:after="120"/>
         <w:jc w:val="both"/>
       </w:pPr>
       <w:r>
         <w:rPr>
           <w:b w:val="0"/>
           <w:i w:val="0"/>
-          <w:sz w:val="23"/>
+          <w:sz w:val="24"/>
         </w:rPr>
         <w:t>Provides an evidence-based audit mapping all 11 original project objectives (OBJ-01 to OBJ-11) against verified software outcomes, confirming 100% completion.</w:t>
       </w:r>
@@ -1438,21 +1979,21 @@
         <w:rPr>
           <w:b/>
           <w:color w:val="0F172A"/>
-          <w:sz w:val="26"/>
+          <w:sz w:val="28"/>
         </w:rPr>
-        <w:t>6.2 Key Technical Contributions</w:t>
+        <w:t>6.2 Novel Contributions &amp; Engineering Impact</w:t>
       </w:r>
     </w:p>
     <w:p>
       <w:pPr>
-        <w:spacing w:after="120"/>
+        <w:spacing w:line="360" w:lineRule="auto" w:after="120"/>
         <w:jc w:val="both"/>
       </w:pPr>
       <w:r>
         <w:rPr>
           <w:b w:val="0"/>
           <w:i w:val="0"/>
-          <w:sz w:val="23"/>
+          <w:sz w:val="24"/>
         </w:rPr>
         <w:t>Highlights decoupled dual-brain architecture, guarded microsecond feature extraction, autonomous tactile slip reflex, and simulation-first development methodology.</w:t>
       </w:r>
@@ -1466,21 +2007,21 @@
         <w:rPr>
           <w:b/>
           <w:color w:val="0F172A"/>
-          <w:sz w:val="26"/>
+          <w:sz w:val="28"/>
         </w:rPr>
         <w:t>6.3 System Limitations &amp; Operational Constraints</w:t>
       </w:r>
     </w:p>
     <w:p>
       <w:pPr>
-        <w:spacing w:after="120"/>
+        <w:spacing w:line="360" w:lineRule="auto" w:after="120"/>
         <w:jc w:val="both"/>
       </w:pPr>
       <w:r>
         <w:rPr>
           <w:b w:val="0"/>
           <w:i w:val="0"/>
-          <w:sz w:val="23"/>
+          <w:sz w:val="24"/>
         </w:rPr>
         <w:t>Explicitly identifies synthetic signal simplicity, single-zone tactile approximation, software slip disturbance injection, and host CPU execution as operational boundaries.</w:t>
       </w:r>
@@ -1494,21 +2035,21 @@
         <w:rPr>
           <w:b/>
           <w:color w:val="0F172A"/>
-          <w:sz w:val="26"/>
+          <w:sz w:val="28"/>
         </w:rPr>
-        <w:t>6.4 Concluding Remarks &amp; 5-Phase Hardware Roadmap</w:t>
+        <w:t>6.4 Future Scope &amp; Extension Directions</w:t>
       </w:r>
     </w:p>
     <w:p>
       <w:pPr>
-        <w:spacing w:after="120"/>
+        <w:spacing w:line="360" w:lineRule="auto" w:after="120"/>
         <w:jc w:val="both"/>
       </w:pPr>
       <w:r>
         <w:rPr>
           <w:b w:val="0"/>
           <w:i w:val="0"/>
-          <w:sz w:val="23"/>
+          <w:sz w:val="24"/>
         </w:rPr>
         <w:t>Presents a structured 5-phase hardware transition roadmap: Phase 1 (TinyML C translation for ESP32-S3); Phase 2 (Analog Front-End PCB &amp; dry Ag/AgCl electrodes); Phase 3 (3D anthropomorphic mechanical hand); Phase 4 (Fingertip FSR &amp; slip sensor arrays); Phase 5 (Amputee clinical usability trials).</w:t>
       </w:r>
@@ -2013,12 +2554,12 @@
         <w:tblLook w:firstColumn="1" w:firstRow="1" w:lastColumn="0" w:lastRow="0" w:noHBand="0" w:noVBand="1" w:val="04A0"/>
       </w:tblPr>
       <w:tblGrid>
-        <w:gridCol w:w="9360"/>
+        <w:gridCol w:w="9972"/>
       </w:tblGrid>
       <w:tr>
         <w:tc>
           <w:tcPr>
-            <w:tcW w:type="dxa" w:w="9360"/>
+            <w:tcW w:type="dxa" w:w="9972"/>
             <w:shd w:fill="F1F5F9"/>
             <w:tcMar>
               <w:top w:w="120" w:type="dxa"/>
@@ -2032,7 +2573,7 @@
               <w:rPr>
                 <w:b/>
                 <w:color w:val="0F172A"/>
-                <w:sz w:val="21"/>
+                <w:sz w:val="22"/>
               </w:rPr>
               <w:t>Institutional Research Paper Submission Details</w:t>
               <w:br/>
@@ -2040,7 +2581,7 @@
             <w:r>
               <w:rPr>
                 <w:color w:val="334155"/>
-                <w:sz w:val="20"/>
+                <w:sz w:val="21"/>
               </w:rPr>
               <w:t>This project research work has been synthesized into a full IEEE-format conference paper titled: 'Design and Digital Simulation of an Edge AI-Enabled Myoelectric Prosthetic Hand with Adaptive Closed-Loop Grasping', prepared for submission to an IEEE / Springer conference.</w:t>
             </w:r>
@@ -2055,14 +2596,14 @@
     </w:p>
     <w:p>
       <w:pPr>
-        <w:spacing w:after="120"/>
+        <w:spacing w:line="360" w:lineRule="auto" w:after="120"/>
         <w:jc w:val="both"/>
       </w:pPr>
       <w:r>
         <w:rPr>
           <w:b/>
           <w:i w:val="0"/>
-          <w:sz w:val="21"/>
+          <w:sz w:val="22"/>
         </w:rPr>
         <w:t>Manuscript Title: Design and Digital Simulation of an Edge AI-Enabled Myoelectric Prosthetic Hand with Adaptive Closed-Loop Grasping</w:t>
         <w:br/>
@@ -2070,9 +2611,9 @@
         <w:br/>
         <w:t>Track: Biomechatronics, Edge AI, Assistive Robotics &amp; Rehabilitation Engineering</w:t>
         <w:br/>
-        <w:t>Authors: Student Name 1, Student Name 2, Student Name 3, and Dr. Faculty Guide Name (Corresponding Author)</w:t>
-        <w:br/>
-        <w:t>Affiliation: Dept. of CSE / Robotics &amp; AI, Chandigarh Engineering College Jhanjeri, Mohali, Punjab, India</w:t>
+        <w:t>Authors: Moinak Dey, Roshni Singh, B. Uma Maheshwar, and Dr. Baljinder Kaur (Corresponding Author)</w:t>
+        <w:br/>
+        <w:t>Affiliation: Dept. of Computer Science and Engineering, Chandigarh Engineering College Jhanjeri, Mohali, Punjab, India</w:t>
         <w:br/>
         <w:t>Status: Final Manuscript Prepared (6 pages); Ready for Conference Upload</w:t>
       </w:r>
@@ -2098,14 +2639,14 @@
     </w:p>
     <w:p>
       <w:pPr>
-        <w:spacing w:after="120"/>
+        <w:spacing w:line="360" w:lineRule="auto" w:after="120"/>
         <w:jc w:val="both"/>
       </w:pPr>
       <w:r>
         <w:rPr>
           <w:b w:val="0"/>
           <w:i w:val="0"/>
-          <w:sz w:val="23"/>
+          <w:sz w:val="24"/>
         </w:rPr>
         <w:t>Prerequisites: Windows 10/11 64-bit, Python 3.10-3.12, Node.js v18+, Git.</w:t>
         <w:br/>
@@ -2145,14 +2686,14 @@
     </w:p>
     <w:p>
       <w:pPr>
-        <w:spacing w:after="120"/>
+        <w:spacing w:line="360" w:lineRule="auto" w:after="120"/>
         <w:jc w:val="both"/>
       </w:pPr>
       <w:r>
         <w:rPr>
           <w:b w:val="0"/>
           <w:i w:val="0"/>
-          <w:sz w:val="23"/>
+          <w:sz w:val="24"/>
         </w:rPr>
         <w:t>Pydantic Schemas:</w:t>
         <w:br/>
@@ -2188,14 +2729,14 @@
     </w:p>
     <w:p>
       <w:pPr>
-        <w:spacing w:after="120"/>
+        <w:spacing w:line="360" w:lineRule="auto" w:after="120"/>
         <w:jc w:val="both"/>
       </w:pPr>
       <w:r>
         <w:rPr>
           <w:b w:val="0"/>
           <w:i w:val="0"/>
-          <w:sz w:val="23"/>
+          <w:sz w:val="24"/>
         </w:rPr>
         <w:t>Automated regression test suite executed via: pytest backend/test_pipeline.py -v</w:t>
         <w:br/>
@@ -2232,7 +2773,7 @@
         <w:rPr>
           <w:b/>
           <w:color w:val="0F172A"/>
-          <w:sz w:val="26"/>
+          <w:sz w:val="28"/>
         </w:rPr>
         <w:t>D.1 Feature Extraction &amp; Machine Learning Engine (backend/ml_model.py)</w:t>
       </w:r>
@@ -2718,7 +3259,7 @@
         <w:rPr>
           <w:b/>
           <w:color w:val="0F172A"/>
-          <w:sz w:val="26"/>
+          <w:sz w:val="28"/>
         </w:rPr>
         <w:t>D.2 Closed-Loop Tactile Grip Controller (backend/grip_controller.py)</w:t>
       </w:r>
@@ -3032,7 +3573,7 @@
         <w:rPr>
           <w:b/>
           <w:color w:val="0F172A"/>
-          <w:sz w:val="26"/>
+          <w:sz w:val="28"/>
         </w:rPr>
         <w:t>D.3 Deterministic Synthetic sEMG Signal Generator (backend/emg_simulator.py)</w:t>
       </w:r>
@@ -3278,7 +3819,7 @@
         <w:rPr>
           <w:b/>
           <w:color w:val="0F172A"/>
-          <w:sz w:val="26"/>
+          <w:sz w:val="28"/>
         </w:rPr>
         <w:t>D.4 FastAPI REST Application &amp; Validation Schemas (backend/main.py)</w:t>
       </w:r>
@@ -3699,7 +4240,7 @@
         <w:rPr>
           <w:b/>
           <w:color w:val="0F172A"/>
-          <w:sz w:val="26"/>
+          <w:sz w:val="28"/>
         </w:rPr>
         <w:t>D.5 Complete 27-Test Automated Pytest Test Suite (backend/test_pipeline.py)</w:t>
       </w:r>
@@ -4252,6 +4793,4407 @@
         <w:t xml:space="preserve">        assert rst.status_code == 200</w:t>
         <w:br/>
         <w:t xml:space="preserve">        assert rst.json()["status"] == "system_reset_complete"</w:t>
+        <w:br/>
+      </w:r>
+    </w:p>
+    <w:p>
+      <w:r>
+        <w:br w:type="page"/>
+      </w:r>
+    </w:p>
+    <w:p>
+      <w:pPr>
+        <w:spacing w:before="280" w:after="120"/>
+        <w:jc w:val="left"/>
+      </w:pPr>
+      <w:r>
+        <w:rPr>
+          <w:b/>
+          <w:color w:val="0F172A"/>
+          <w:sz w:val="28"/>
+        </w:rPr>
+        <w:t>D.6 Virtual Prosthetic Dashboard &amp; Kinematic Controller (frontend/src/App.tsx)</w:t>
+      </w:r>
+    </w:p>
+    <w:p>
+      <w:pPr>
+        <w:spacing w:line="240" w:lineRule="auto" w:after="80"/>
+      </w:pPr>
+      <w:r>
+        <w:rPr>
+          <w:rFonts w:ascii="Consolas" w:hAnsi="Consolas"/>
+          <w:color w:val="1E293B"/>
+          <w:sz w:val="16"/>
+        </w:rPr>
+        <w:t>import React, { useState, useEffect, useRef, useCallback } from 'react';</w:t>
+        <w:br/>
+        <w:t>import type {</w:t>
+        <w:br/>
+        <w:t xml:space="preserve">  GripType,</w:t>
+        <w:br/>
+        <w:t xml:space="preserve">  EMGSignalData,</w:t>
+        <w:br/>
+        <w:t xml:space="preserve">  PredictionResult,</w:t>
+        <w:br/>
+        <w:t xml:space="preserve">  ControllerState,</w:t>
+        <w:br/>
+        <w:t xml:space="preserve">  SystemMetrics,</w:t>
+        <w:br/>
+        <w:t xml:space="preserve">  LogEntry,</w:t>
+        <w:br/>
+        <w:t>} from './types';</w:t>
+        <w:br/>
+        <w:t>import * as api from './api';</w:t>
+        <w:br/>
+        <w:t>import { HandVisualization } from './components/HandVisualization';</w:t>
+        <w:br/>
+        <w:t>import { EmgChart } from './components/EmgChart';</w:t>
+        <w:br/>
+        <w:t>import { InferencePanel } from './components/InferencePanel';</w:t>
+        <w:br/>
+        <w:t>import { GripControlPanel } from './components/GripControlPanel';</w:t>
+        <w:br/>
+        <w:t>import { ControlToolbar } from './components/ControlToolbar';</w:t>
+        <w:br/>
+        <w:t>import { MetricsPanel } from './components/MetricsPanel';</w:t>
+        <w:br/>
+        <w:t>import { EventLog } from './components/EventLog';</w:t>
+        <w:br/>
+        <w:br/>
+        <w:t>export const App: React.FC = () =&gt; {</w:t>
+        <w:br/>
+        <w:t xml:space="preserve">  // Application State</w:t>
+        <w:br/>
+        <w:t xml:space="preserve">  const [activeGrip, setActiveGrip] = useState&lt;GripType&gt;('OPEN');</w:t>
+        <w:br/>
+        <w:t xml:space="preserve">  const [signalData, setSignalData] = useState&lt;EMGSignalData | null&gt;(null);</w:t>
+        <w:br/>
+        <w:t xml:space="preserve">  const [prediction, setPrediction] = useState&lt;PredictionResult | null&gt;(null);</w:t>
+        <w:br/>
+        <w:t xml:space="preserve">  const [controllerState, setControllerState] = useState&lt;ControllerState&gt;({</w:t>
+        <w:br/>
+        <w:t xml:space="preserve">    current_pressure_n: 0.0,</w:t>
+        <w:br/>
+        <w:t xml:space="preserve">    target_pressure_n: 0.0,</w:t>
+        <w:br/>
+        <w:t xml:space="preserve">    max_safe_pressure_n: 75.0,</w:t>
+        <w:br/>
+        <w:t xml:space="preserve">    grip_force_percent: 0.0,</w:t>
+        <w:br/>
+        <w:t xml:space="preserve">    contact_detected: false,</w:t>
+        <w:br/>
+        <w:t xml:space="preserve">    slip_detected: false,</w:t>
+        <w:br/>
+        <w:t xml:space="preserve">    controller_action: 'IDLE',</w:t>
+        <w:br/>
+        <w:t xml:space="preserve">    active_grip: 'OPEN',</w:t>
+        <w:br/>
+        <w:t xml:space="preserve">    stability_index: 100.0,</w:t>
+        <w:br/>
+        <w:t xml:space="preserve">  });</w:t>
+        <w:br/>
+        <w:br/>
+        <w:t xml:space="preserve">  const [metrics, setMetrics] = useState&lt;SystemMetrics | null&gt;(null);</w:t>
+        <w:br/>
+        <w:t xml:space="preserve">  const [calibrated, setCalibrated] = useState&lt;boolean&gt;(false);</w:t>
+        <w:br/>
+        <w:t xml:space="preserve">  const [logs, setLogs] = useState&lt;LogEntry[]&gt;([]);</w:t>
+        <w:br/>
+        <w:t xml:space="preserve">  const [isDemoRunning, setIsDemoRunning] = useState&lt;boolean&gt;(false);</w:t>
+        <w:br/>
+        <w:t xml:space="preserve">  const [demoPhase, setDemoPhase] = useState&lt;string&gt;('');</w:t>
+        <w:br/>
+        <w:t xml:space="preserve">  const [demoSuccessCount, setDemoSuccessCount] = useState&lt;number&gt;(0);</w:t>
+        <w:br/>
+        <w:br/>
+        <w:t xml:space="preserve">  // References for demo interval &amp; simulation loop</w:t>
+        <w:br/>
+        <w:t xml:space="preserve">  const demoTimerRef = useRef&lt;number | null&gt;(null);</w:t>
+        <w:br/>
+        <w:t xml:space="preserve">  const loopIntervalRef = useRef&lt;number | null&gt;(null);</w:t>
+        <w:br/>
+        <w:t xml:space="preserve">  const slipTriggerRef = useRef&lt;boolean&gt;(false);</w:t>
+        <w:br/>
+        <w:br/>
+        <w:t xml:space="preserve">  // Helper to add timestamped event log</w:t>
+        <w:br/>
+        <w:t xml:space="preserve">  const addLog = useCallback(</w:t>
+        <w:br/>
+        <w:t xml:space="preserve">    (category: LogEntry['category'], message: string) =&gt; {</w:t>
+        <w:br/>
+        <w:t xml:space="preserve">      const now = new Date();</w:t>
+        <w:br/>
+        <w:t xml:space="preserve">      const timeStr = now.toTimeString().split(' ')[0];</w:t>
+        <w:br/>
+        <w:t xml:space="preserve">      const entry: LogEntry = {</w:t>
+        <w:br/>
+        <w:t xml:space="preserve">        id: `${Date.now()}-${Math.random().toString(36).substr(2, 5)}`,</w:t>
+        <w:br/>
+        <w:t xml:space="preserve">        timestamp: timeStr,</w:t>
+        <w:br/>
+        <w:t xml:space="preserve">        category,</w:t>
+        <w:br/>
+        <w:t xml:space="preserve">        message,</w:t>
+        <w:br/>
+        <w:t xml:space="preserve">      };</w:t>
+        <w:br/>
+        <w:t xml:space="preserve">      setLogs((prev) =&gt; [entry, ...prev.slice(0, 75)]);</w:t>
+        <w:br/>
+        <w:t xml:space="preserve">    },</w:t>
+        <w:br/>
+        <w:t xml:space="preserve">    []</w:t>
+        <w:br/>
+        <w:t xml:space="preserve">  );</w:t>
+        <w:br/>
+        <w:br/>
+        <w:t xml:space="preserve">  // Initial mount: load metrics &amp; run baseline check</w:t>
+        <w:br/>
+        <w:t xml:space="preserve">  useEffect(() =&gt; {</w:t>
+        <w:br/>
+        <w:t xml:space="preserve">    api</w:t>
+        <w:br/>
+        <w:t xml:space="preserve">      .fetchMetrics()</w:t>
+        <w:br/>
+        <w:t xml:space="preserve">      .then((m) =&gt; {</w:t>
+        <w:br/>
+        <w:t xml:space="preserve">        setMetrics(m);</w:t>
+        <w:br/>
+        <w:t xml:space="preserve">        addLog('SYSTEM', 'Connected to Edge AI Prosthetic Hand simulation pipeline.');</w:t>
+        <w:br/>
+        <w:t xml:space="preserve">      })</w:t>
+        <w:br/>
+        <w:t xml:space="preserve">      .catch((err) =&gt; {</w:t>
+        <w:br/>
+        <w:t xml:space="preserve">        console.error('Failed to load metrics:', err);</w:t>
+        <w:br/>
+        <w:t xml:space="preserve">        addLog('SYSTEM', 'Backend offline. Retrying connection...');</w:t>
+        <w:br/>
+        <w:t xml:space="preserve">      });</w:t>
+        <w:br/>
+        <w:t xml:space="preserve">  }, [addLog]);</w:t>
+        <w:br/>
+        <w:br/>
+        <w:t xml:space="preserve">  // Core processing step: generate EMG -&gt; extract &amp; predict -&gt; step closed-loop controller</w:t>
+        <w:br/>
+        <w:t xml:space="preserve">  const executePipelineStep = useCallback(</w:t>
+        <w:br/>
+        <w:t xml:space="preserve">    async (</w:t>
+        <w:br/>
+        <w:t xml:space="preserve">      targetGrip: GripType,</w:t>
+        <w:br/>
+        <w:t xml:space="preserve">      simContactOverride?: boolean,</w:t>
+        <w:br/>
+        <w:t xml:space="preserve">      simSlipOverride?: boolean</w:t>
+        <w:br/>
+        <w:t xml:space="preserve">    ) =&gt; {</w:t>
+        <w:br/>
+        <w:t xml:space="preserve">      try {</w:t>
+        <w:br/>
+        <w:t xml:space="preserve">        // 1. Simulate sEMG Window</w:t>
+        <w:br/>
+        <w:t xml:space="preserve">        const emg = await api.simulateEMG(targetGrip);</w:t>
+        <w:br/>
+        <w:t xml:space="preserve">        setSignalData(emg);</w:t>
+        <w:br/>
+        <w:br/>
+        <w:t xml:space="preserve">        // 2. Inference on EMG Window</w:t>
+        <w:br/>
+        <w:t xml:space="preserve">        const pred = await api.predictGrip(</w:t>
+        <w:br/>
+        <w:t xml:space="preserve">          emg.channel_1_flexor,</w:t>
+        <w:br/>
+        <w:t xml:space="preserve">          emg.channel_2_extensor</w:t>
+        <w:br/>
+        <w:t xml:space="preserve">        );</w:t>
+        <w:br/>
+        <w:t xml:space="preserve">        setPrediction(pred);</w:t>
+        <w:br/>
+        <w:br/>
+        <w:t xml:space="preserve">        // Determine contact status: auto-detect if closed enough or explicitly overridden</w:t>
+        <w:br/>
+        <w:t xml:space="preserve">        const shouldSimulateContact =</w:t>
+        <w:br/>
+        <w:t xml:space="preserve">          simContactOverride !== undefined</w:t>
+        <w:br/>
+        <w:t xml:space="preserve">            ? simContactOverride</w:t>
+        <w:br/>
+        <w:t xml:space="preserve">            : (targetGrip === 'POWER_GRIP' || targetGrip === 'PINCH_GRIP') &amp;&amp;</w:t>
+        <w:br/>
+        <w:t xml:space="preserve">              controllerState.grip_force_percent &gt; 35.0;</w:t>
+        <w:br/>
+        <w:br/>
+        <w:t xml:space="preserve">        const isSlip = simSlipOverride || slipTriggerRef.current;</w:t>
+        <w:br/>
+        <w:t xml:space="preserve">        if (slipTriggerRef.current) {</w:t>
+        <w:br/>
+        <w:t xml:space="preserve">          slipTriggerRef.current = false;</w:t>
+        <w:br/>
+        <w:t xml:space="preserve">        }</w:t>
+        <w:br/>
+        <w:br/>
+        <w:t xml:space="preserve">        // 3. Step Adaptive Controller</w:t>
+        <w:br/>
+        <w:t xml:space="preserve">        const ctrl = await api.stepGripControl(</w:t>
+        <w:br/>
+        <w:t xml:space="preserve">          pred.predicted_grip,</w:t>
+        <w:br/>
+        <w:t xml:space="preserve">          shouldSimulateContact,</w:t>
+        <w:br/>
+        <w:t xml:space="preserve">          isSlip</w:t>
+        <w:br/>
+        <w:t xml:space="preserve">        );</w:t>
+        <w:br/>
+        <w:t xml:space="preserve">        setControllerState(ctrl);</w:t>
+        <w:br/>
+        <w:br/>
+        <w:t xml:space="preserve">        return { emg, pred, ctrl };</w:t>
+        <w:br/>
+        <w:t xml:space="preserve">      } catch (err) {</w:t>
+        <w:br/>
+        <w:t xml:space="preserve">        console.error('Pipeline step failed:', err);</w:t>
+        <w:br/>
+        <w:t xml:space="preserve">        return null;</w:t>
+        <w:br/>
+        <w:t xml:space="preserve">      }</w:t>
+        <w:br/>
+        <w:t xml:space="preserve">    },</w:t>
+        <w:br/>
+        <w:t xml:space="preserve">    [controllerState.grip_force_percent]</w:t>
+        <w:br/>
+        <w:t xml:space="preserve">  );</w:t>
+        <w:br/>
+        <w:br/>
+        <w:t xml:space="preserve">  // Background loop when manual mode is running (updates every 600 ms)</w:t>
+        <w:br/>
+        <w:t xml:space="preserve">  useEffect(() =&gt; {</w:t>
+        <w:br/>
+        <w:t xml:space="preserve">    if (isDemoRunning) return;</w:t>
+        <w:br/>
+        <w:br/>
+        <w:t xml:space="preserve">    loopIntervalRef.current = window.setInterval(() =&gt; {</w:t>
+        <w:br/>
+        <w:t xml:space="preserve">      executePipelineStep(activeGrip);</w:t>
+        <w:br/>
+        <w:t xml:space="preserve">    }, 600);</w:t>
+        <w:br/>
+        <w:br/>
+        <w:t xml:space="preserve">    return () =&gt; {</w:t>
+        <w:br/>
+        <w:t xml:space="preserve">      if (loopIntervalRef.current) clearInterval(loopIntervalRef.current);</w:t>
+        <w:br/>
+        <w:t xml:space="preserve">    };</w:t>
+        <w:br/>
+        <w:t xml:space="preserve">  }, [activeGrip, isDemoRunning, executePipelineStep]);</w:t>
+        <w:br/>
+        <w:br/>
+        <w:t xml:space="preserve">  // Manual Grip Selection Handler</w:t>
+        <w:br/>
+        <w:t xml:space="preserve">  const handleSelectGrip = (grip: GripType) =&gt; {</w:t>
+        <w:br/>
+        <w:t xml:space="preserve">    if (isDemoRunning) {</w:t>
+        <w:br/>
+        <w:t xml:space="preserve">      handleStopDemo();</w:t>
+        <w:br/>
+        <w:t xml:space="preserve">    }</w:t>
+        <w:br/>
+        <w:t xml:space="preserve">    setActiveGrip(grip);</w:t>
+        <w:br/>
+        <w:t xml:space="preserve">    addLog('SIGNAL', `EMG window generated for intention: ${grip.replace('_', ' ')}`);</w:t>
+        <w:br/>
+        <w:t xml:space="preserve">    executePipelineStep(grip).then((res) =&gt; {</w:t>
+        <w:br/>
+        <w:t xml:space="preserve">      if (res?.pred) {</w:t>
+        <w:br/>
+        <w:t xml:space="preserve">        addLog(</w:t>
+        <w:br/>
+        <w:t xml:space="preserve">          'INFERENCE',</w:t>
+        <w:br/>
+        <w:t xml:space="preserve">          `Classified: ${res.pred.predicted_grip.replace('_', ' ')} (${res.pred.confidence_percent.toFixed(1)}% conf in ${res.pred.simulated_inference_time_ms} ms)`</w:t>
+        <w:br/>
+        <w:t xml:space="preserve">        );</w:t>
+        <w:br/>
+        <w:t xml:space="preserve">      }</w:t>
+        <w:br/>
+        <w:t xml:space="preserve">    });</w:t>
+        <w:br/>
+        <w:t xml:space="preserve">  };</w:t>
+        <w:br/>
+        <w:br/>
+        <w:t xml:space="preserve">  // User Calibration Handler</w:t>
+        <w:br/>
+        <w:t xml:space="preserve">  const handleCalibrate = async () =&gt; {</w:t>
+        <w:br/>
+        <w:t xml:space="preserve">    addLog('SYSTEM', 'Initiating user EMG baseline calibration routine (2.0s resting window)...');</w:t>
+        <w:br/>
+        <w:t xml:space="preserve">    try {</w:t>
+        <w:br/>
+        <w:t xml:space="preserve">      const res = await api.triggerCalibration('subject_01');</w:t>
+        <w:br/>
+        <w:t xml:space="preserve">      setCalibrated(true);</w:t>
+        <w:br/>
+        <w:t xml:space="preserve">      addLog(</w:t>
+        <w:br/>
+        <w:t xml:space="preserve">        'SYSTEM',</w:t>
+        <w:br/>
+        <w:t xml:space="preserve">        `Calibration complete. Noise floor: ${res.parameters.baseline_noise_floor_v}V, Gain: ${res.parameters.mvc_gain_multiplier}x`</w:t>
+        <w:br/>
+        <w:t xml:space="preserve">      );</w:t>
+        <w:br/>
+        <w:t xml:space="preserve">      // Refresh current signal with calibrated parameters</w:t>
+        <w:br/>
+        <w:t xml:space="preserve">      executePipelineStep(activeGrip);</w:t>
+        <w:br/>
+        <w:t xml:space="preserve">    } catch {</w:t>
+        <w:br/>
+        <w:t xml:space="preserve">      addLog('SYSTEM', 'Calibration failed. Backend unavailable.');</w:t>
+        <w:br/>
+        <w:t xml:space="preserve">    }</w:t>
+        <w:br/>
+        <w:t xml:space="preserve">  };</w:t>
+        <w:br/>
+        <w:br/>
+        <w:t xml:space="preserve">  // Simulate Slip Handler</w:t>
+        <w:br/>
+        <w:t xml:space="preserve">  const handleSimulateSlip = () =&gt; {</w:t>
+        <w:br/>
+        <w:t xml:space="preserve">    slipTriggerRef.current = true;</w:t>
+        <w:br/>
+        <w:t xml:space="preserve">    addLog('TACTILE', 'Micro-slip event detected by simulated shear FSR sensor!');</w:t>
+        <w:br/>
+        <w:t xml:space="preserve">    executePipelineStep(activeGrip, true, true).then((res) =&gt; {</w:t>
+        <w:br/>
+        <w:t xml:space="preserve">      if (res?.ctrl) {</w:t>
+        <w:br/>
+        <w:t xml:space="preserve">        addLog(</w:t>
+        <w:br/>
+        <w:t xml:space="preserve">          'ADAPTIVE',</w:t>
+        <w:br/>
+        <w:t xml:space="preserve">          `Slip reflex triggered: adaptive torque boosted to ${res.ctrl.grip_force_percent}% (${res.ctrl.current_pressure_n} N)`</w:t>
+        <w:br/>
+        <w:t xml:space="preserve">        );</w:t>
+        <w:br/>
+        <w:t xml:space="preserve">      }</w:t>
+        <w:br/>
+        <w:t xml:space="preserve">    });</w:t>
+        <w:br/>
+        <w:t xml:space="preserve">  };</w:t>
+        <w:br/>
+        <w:br/>
+        <w:t xml:space="preserve">  // Reset Handler</w:t>
+        <w:br/>
+        <w:t xml:space="preserve">  const handleReset = async () =&gt; {</w:t>
+        <w:br/>
+        <w:t xml:space="preserve">    if (demoTimerRef.current) clearTimeout(demoTimerRef.current);</w:t>
+        <w:br/>
+        <w:t xml:space="preserve">    setIsDemoRunning(false);</w:t>
+        <w:br/>
+        <w:t xml:space="preserve">    setDemoPhase('');</w:t>
+        <w:br/>
+        <w:t xml:space="preserve">    setActiveGrip('OPEN');</w:t>
+        <w:br/>
+        <w:t xml:space="preserve">    await api.resetBackend();</w:t>
+        <w:br/>
+        <w:t xml:space="preserve">    const ctrl = await api.stepGripControl('OPEN', false, false);</w:t>
+        <w:br/>
+        <w:t xml:space="preserve">    setControllerState(ctrl);</w:t>
+        <w:br/>
+        <w:t xml:space="preserve">    addLog('SYSTEM', 'System and actuator controllers reset to baseline idle.');</w:t>
+        <w:br/>
+        <w:t xml:space="preserve">  };</w:t>
+        <w:br/>
+        <w:br/>
+        <w:t xml:space="preserve">  // AUTOMATED 27-SECOND DEMO SEQUENCE</w:t>
+        <w:br/>
+        <w:t xml:space="preserve">  const handleStartDemo = () =&gt; {</w:t>
+        <w:br/>
+        <w:t xml:space="preserve">    if (isDemoRunning) return;</w:t>
+        <w:br/>
+        <w:t xml:space="preserve">    setIsDemoRunning(true);</w:t>
+        <w:br/>
+        <w:t xml:space="preserve">    addLog('SYSTEM', 'Starting automated 27-second end-to-end demonstration sequence.');</w:t>
+        <w:br/>
+        <w:br/>
+        <w:t xml:space="preserve">    let elapsedSeconds = 0;</w:t>
+        <w:br/>
+        <w:t xml:space="preserve">    let inFlight = false;</w:t>
+        <w:br/>
+        <w:t xml:space="preserve">    setDemoPhase('0–3s: Open Hand baseline resting state');</w:t>
+        <w:br/>
+        <w:t xml:space="preserve">    setActiveGrip('OPEN');</w:t>
+        <w:br/>
+        <w:t xml:space="preserve">    executePipelineStep('OPEN', false, false).then((res) =&gt; {</w:t>
+        <w:br/>
+        <w:t xml:space="preserve">      addLog('SIGNAL', 'Resting baseline EMG window received');</w:t>
+        <w:br/>
+        <w:t xml:space="preserve">      if (res?.pred) {</w:t>
+        <w:br/>
+        <w:t xml:space="preserve">        addLog(</w:t>
+        <w:br/>
+        <w:t xml:space="preserve">          'INFERENCE',</w:t>
+        <w:br/>
+        <w:t xml:space="preserve">          `Classifier output: ${res.pred.predicted_grip.replace('_', ' ')} (${res.pred.confidence_percent.toFixed(1)}% conf in ${res.pred.simulated_inference_time_ms} ms)`</w:t>
+        <w:br/>
+        <w:t xml:space="preserve">        );</w:t>
+        <w:br/>
+        <w:t xml:space="preserve">      }</w:t>
+        <w:br/>
+        <w:t xml:space="preserve">    });</w:t>
+        <w:br/>
+        <w:br/>
+        <w:t xml:space="preserve">    const interval = window.setInterval(async () =&gt; {</w:t>
+        <w:br/>
+        <w:t xml:space="preserve">      if (inFlight) return;</w:t>
+        <w:br/>
+        <w:t xml:space="preserve">      inFlight = true;</w:t>
+        <w:br/>
+        <w:t xml:space="preserve">      try {</w:t>
+        <w:br/>
+        <w:t xml:space="preserve">        elapsedSeconds += 1;</w:t>
+        <w:br/>
+        <w:br/>
+        <w:t xml:space="preserve">        // 0–3 sec: Open Hand Baseline</w:t>
+        <w:br/>
+        <w:t xml:space="preserve">        if (elapsedSeconds &lt; 3) {</w:t>
+        <w:br/>
+        <w:t xml:space="preserve">          setDemoPhase(`0–3s: Open Hand baseline muscle resting state (${elapsedSeconds}s)`);</w:t>
+        <w:br/>
+        <w:t xml:space="preserve">          setActiveGrip('OPEN');</w:t>
+        <w:br/>
+        <w:t xml:space="preserve">          await executePipelineStep('OPEN', false, false);</w:t>
+        <w:br/>
+        <w:t xml:space="preserve">        }</w:t>
+        <w:br/>
+        <w:br/>
+        <w:t xml:space="preserve">        // 3–6 sec: Power Grip Triggered &amp; Closing Actuation</w:t>
+        <w:br/>
+        <w:t xml:space="preserve">        else if (elapsedSeconds === 3) {</w:t>
+        <w:br/>
+        <w:t xml:space="preserve">          setDemoPhase('3–6s: User activates Power Grip intention');</w:t>
+        <w:br/>
+        <w:t xml:space="preserve">          setActiveGrip('POWER_GRIP');</w:t>
+        <w:br/>
+        <w:t xml:space="preserve">          const res = await executePipelineStep('POWER_GRIP', false, false);</w:t>
+        <w:br/>
+        <w:t xml:space="preserve">          addLog('SIGNAL', 'High-amplitude co-contraction EMG surge detected');</w:t>
+        <w:br/>
+        <w:t xml:space="preserve">          if (res?.pred) {</w:t>
+        <w:br/>
+        <w:t xml:space="preserve">            addLog(</w:t>
+        <w:br/>
+        <w:t xml:space="preserve">              'INFERENCE',</w:t>
+        <w:br/>
+        <w:t xml:space="preserve">              `Classifier output: ${res.pred.predicted_grip.replace('_', ' ')} (${res.pred.confidence_percent.toFixed(1)}% conf in ${res.pred.simulated_inference_time_ms} ms)`</w:t>
+        <w:br/>
+        <w:t xml:space="preserve">            );</w:t>
+        <w:br/>
+        <w:t xml:space="preserve">          }</w:t>
+        <w:br/>
+        <w:t xml:space="preserve">          addLog('ACTUATION', 'Actuator closing command transmitted to finger servos');</w:t>
+        <w:br/>
+        <w:t xml:space="preserve">        } else if (elapsedSeconds &lt; 6) {</w:t>
+        <w:br/>
+        <w:t xml:space="preserve">          setDemoPhase(`3–6s: Fingers closing towards object (${elapsedSeconds}s)`);</w:t>
+        <w:br/>
+        <w:t xml:space="preserve">          setActiveGrip('POWER_GRIP');</w:t>
+        <w:br/>
+        <w:t xml:space="preserve">          await executePipelineStep('POWER_GRIP', false, false);</w:t>
+        <w:br/>
+        <w:t xml:space="preserve">        }</w:t>
+        <w:br/>
+        <w:br/>
+        <w:t xml:space="preserve">        // 6–9 sec: Object Contact Detected on FSR Tactile Sensors</w:t>
+        <w:br/>
+        <w:t xml:space="preserve">        else if (elapsedSeconds === 6) {</w:t>
+        <w:br/>
+        <w:t xml:space="preserve">          setDemoPhase('6–9s: Object contact detected on tactile FSR pads');</w:t>
+        <w:br/>
+        <w:t xml:space="preserve">          const res = await executePipelineStep('POWER_GRIP', true, false);</w:t>
+        <w:br/>
+        <w:t xml:space="preserve">          if (res?.ctrl) {</w:t>
+        <w:br/>
+        <w:t xml:space="preserve">            addLog(</w:t>
+        <w:br/>
+        <w:t xml:space="preserve">              'TACTILE',</w:t>
+        <w:br/>
+        <w:t xml:space="preserve">              `Initial physical contact detected on distal sensors (${res.ctrl.current_pressure_n.toFixed(1)} N)`</w:t>
+        <w:br/>
+        <w:t xml:space="preserve">            );</w:t>
+        <w:br/>
+        <w:t xml:space="preserve">          }</w:t>
+        <w:br/>
+        <w:t xml:space="preserve">        } else if (elapsedSeconds &lt; 9) {</w:t>
+        <w:br/>
+        <w:t xml:space="preserve">          setDemoPhase(`6–9s: Tactile engagement and initial pressure (${elapsedSeconds}s)`);</w:t>
+        <w:br/>
+        <w:t xml:space="preserve">          await executePipelineStep('POWER_GRIP', true, false);</w:t>
+        <w:br/>
+        <w:t xml:space="preserve">        }</w:t>
+        <w:br/>
+        <w:br/>
+        <w:t xml:space="preserve">        // 9–12 sec: Grip Pressure Increases toward Target</w:t>
+        <w:br/>
+        <w:t xml:space="preserve">        else if (elapsedSeconds === 9) {</w:t>
+        <w:br/>
+        <w:t xml:space="preserve">          setDemoPhase('9–12s: Grip pressure below setpoint; adaptive controller stepping up');</w:t>
+        <w:br/>
+        <w:t xml:space="preserve">          const res = await executePipelineStep('POWER_GRIP', true, false);</w:t>
+        <w:br/>
+        <w:t xml:space="preserve">          if (res?.ctrl) {</w:t>
+        <w:br/>
+        <w:t xml:space="preserve">            addLog(</w:t>
+        <w:br/>
+        <w:t xml:space="preserve">              'ADAPTIVE',</w:t>
+        <w:br/>
+        <w:t xml:space="preserve">              `Pressure (${res.ctrl.current_pressure_n.toFixed(1)} N) &lt; Target (${res.ctrl.target_pressure_n.toFixed(1)} N): Proportional force increment applied`</w:t>
+        <w:br/>
+        <w:t xml:space="preserve">            );</w:t>
+        <w:br/>
+        <w:t xml:space="preserve">          }</w:t>
+        <w:br/>
+        <w:t xml:space="preserve">        } else if (elapsedSeconds &lt; 12) {</w:t>
+        <w:br/>
+        <w:t xml:space="preserve">          setDemoPhase(`9–12s: Adaptive force ramping towards setpoint (${elapsedSeconds}s)`);</w:t>
+        <w:br/>
+        <w:t xml:space="preserve">          await executePipelineStep('POWER_GRIP', true, false);</w:t>
+        <w:br/>
+        <w:t xml:space="preserve">        }</w:t>
+        <w:br/>
+        <w:br/>
+        <w:t xml:space="preserve">        // 12–15 sec: Adaptive Controller Stabilizes Grip</w:t>
+        <w:br/>
+        <w:t xml:space="preserve">        else if (elapsedSeconds === 12) {</w:t>
+        <w:br/>
+        <w:t xml:space="preserve">          setDemoPhase('12–15s: Target pressure reached. Controller maintaining stable grip');</w:t>
+        <w:br/>
+        <w:t xml:space="preserve">          const res = await executePipelineStep('POWER_GRIP', true, false);</w:t>
+        <w:br/>
+        <w:t xml:space="preserve">          if (res?.ctrl) {</w:t>
+        <w:br/>
+        <w:t xml:space="preserve">            addLog(</w:t>
+        <w:br/>
+        <w:t xml:space="preserve">              'ADAPTIVE',</w:t>
+        <w:br/>
+        <w:t xml:space="preserve">              `Stable grip achieved (${res.ctrl.current_pressure_n.toFixed(1)} N within deadband). Servos holding position.`</w:t>
+        <w:br/>
+        <w:t xml:space="preserve">            );</w:t>
+        <w:br/>
+        <w:t xml:space="preserve">          }</w:t>
+        <w:br/>
+        <w:t xml:space="preserve">        } else if (elapsedSeconds &lt; 15) {</w:t>
+        <w:br/>
+        <w:t xml:space="preserve">          setDemoPhase(`12–15s: Grasp equilibrium maintained (${elapsedSeconds}s)`);</w:t>
+        <w:br/>
+        <w:t xml:space="preserve">          await executePipelineStep('POWER_GRIP', true, false);</w:t>
+        <w:br/>
+        <w:t xml:space="preserve">        }</w:t>
+        <w:br/>
+        <w:br/>
+        <w:t xml:space="preserve">        // 15–18 sec: Simulated Slip Event Detected</w:t>
+        <w:br/>
+        <w:t xml:space="preserve">        else if (elapsedSeconds === 15) {</w:t>
+        <w:br/>
+        <w:t xml:space="preserve">          setDemoPhase('15–18s: Simulated payload slip event detected!');</w:t>
+        <w:br/>
+        <w:t xml:space="preserve">          slipTriggerRef.current = true;</w:t>
+        <w:br/>
+        <w:t xml:space="preserve">          const res = await executePipelineStep('POWER_GRIP', true, true);</w:t>
+        <w:br/>
+        <w:t xml:space="preserve">          addLog('TACTILE', 'ALERT: Sudden micro-slip detected at tactile sensor interface!');</w:t>
+        <w:br/>
+        <w:t xml:space="preserve">          if (res?.ctrl) {</w:t>
+        <w:br/>
+        <w:t xml:space="preserve">            addLog(</w:t>
+        <w:br/>
+        <w:t xml:space="preserve">              'ADAPTIVE',</w:t>
+        <w:br/>
+        <w:t xml:space="preserve">              `Anti-slip torque response: grip force boosted to ${res.ctrl.grip_force_percent.toFixed(0)}% (${res.ctrl.current_pressure_n.toFixed(1)} N)`</w:t>
+        <w:br/>
+        <w:t xml:space="preserve">            );</w:t>
+        <w:br/>
+        <w:t xml:space="preserve">          }</w:t>
+        <w:br/>
+        <w:t xml:space="preserve">        } else if (elapsedSeconds &lt; 18) {</w:t>
+        <w:br/>
+        <w:t xml:space="preserve">          setDemoPhase(`15–18s: Anti-slip reflex response active (${elapsedSeconds}s)`);</w:t>
+        <w:br/>
+        <w:t xml:space="preserve">          await executePipelineStep('POWER_GRIP', true, false);</w:t>
+        <w:br/>
+        <w:t xml:space="preserve">        }</w:t>
+        <w:br/>
+        <w:br/>
+        <w:t xml:space="preserve">        // 18–21 sec: Controller Increases Grip Force to Recover Stability</w:t>
+        <w:br/>
+        <w:t xml:space="preserve">        else if (elapsedSeconds === 18) {</w:t>
+        <w:br/>
+        <w:t xml:space="preserve">          setDemoPhase('18–21s: Adaptive controller executes compensatory grasp stabilization');</w:t>
+        <w:br/>
+        <w:t xml:space="preserve">          const res = await executePipelineStep('POWER_GRIP', true, false);</w:t>
+        <w:br/>
+        <w:t xml:space="preserve">          if (res?.ctrl) {</w:t>
+        <w:br/>
+        <w:t xml:space="preserve">            addLog(</w:t>
+        <w:br/>
+        <w:t xml:space="preserve">              'ADAPTIVE',</w:t>
+        <w:br/>
+        <w:t xml:space="preserve">              `Stabilization in progress: pressure at ${res.ctrl.current_pressure_n.toFixed(1)} N (Stability: ${res.ctrl.stability_index.toFixed(1)}%)`</w:t>
+        <w:br/>
+        <w:t xml:space="preserve">            );</w:t>
+        <w:br/>
+        <w:t xml:space="preserve">          }</w:t>
+        <w:br/>
+        <w:t xml:space="preserve">        } else if (elapsedSeconds &lt; 21) {</w:t>
+        <w:br/>
+        <w:t xml:space="preserve">          setDemoPhase(`18–21s: Slip recovery and force regulation (${elapsedSeconds}s)`);</w:t>
+        <w:br/>
+        <w:t xml:space="preserve">          await executePipelineStep('POWER_GRIP', true, false);</w:t>
+        <w:br/>
+        <w:t xml:space="preserve">        }</w:t>
+        <w:br/>
+        <w:br/>
+        <w:t xml:space="preserve">        // 21–24 sec: Stable Grip Restored</w:t>
+        <w:br/>
+        <w:t xml:space="preserve">        else if (elapsedSeconds === 21) {</w:t>
+        <w:br/>
+        <w:t xml:space="preserve">          setDemoPhase('21–24s: Stable grip re-established. Slip condition cleared');</w:t>
+        <w:br/>
+        <w:t xml:space="preserve">          const res = await executePipelineStep('POWER_GRIP', true, false);</w:t>
+        <w:br/>
+        <w:t xml:space="preserve">          if (res?.ctrl) {</w:t>
+        <w:br/>
+        <w:t xml:space="preserve">            addLog(</w:t>
+        <w:br/>
+        <w:t xml:space="preserve">              'TACTILE',</w:t>
+        <w:br/>
+        <w:t xml:space="preserve">              `Payload motion arrested. Grasp stability restored to ${res.ctrl.stability_index.toFixed(1)}% (${res.ctrl.current_pressure_n.toFixed(1)} N)`</w:t>
+        <w:br/>
+        <w:t xml:space="preserve">            );</w:t>
+        <w:br/>
+        <w:t xml:space="preserve">          }</w:t>
+        <w:br/>
+        <w:t xml:space="preserve">        } else if (elapsedSeconds &lt; 24) {</w:t>
+        <w:br/>
+        <w:t xml:space="preserve">          setDemoPhase(`21–24s: Grasp stabilized and secure (${elapsedSeconds}s)`);</w:t>
+        <w:br/>
+        <w:t xml:space="preserve">          await executePipelineStep('POWER_GRIP', true, false);</w:t>
+        <w:br/>
+        <w:t xml:space="preserve">        }</w:t>
+        <w:br/>
+        <w:br/>
+        <w:t xml:space="preserve">        // 24–27 sec: Release</w:t>
+        <w:br/>
+        <w:t xml:space="preserve">        else if (elapsedSeconds === 24) {</w:t>
+        <w:br/>
+        <w:t xml:space="preserve">          setDemoPhase('24–27s: User intention: Release. Fingers extending');</w:t>
+        <w:br/>
+        <w:t xml:space="preserve">          setActiveGrip('RELEASE');</w:t>
+        <w:br/>
+        <w:t xml:space="preserve">          const res = await executePipelineStep('RELEASE', false, false);</w:t>
+        <w:br/>
+        <w:t xml:space="preserve">          addLog('SIGNAL', 'Transient release EMG profile received');</w:t>
+        <w:br/>
+        <w:t xml:space="preserve">          if (res?.pred) {</w:t>
+        <w:br/>
+        <w:t xml:space="preserve">            addLog('INFERENCE', `Classifier output: ${res.pred.predicted_grip.replace('_', ' ')}`);</w:t>
+        <w:br/>
+        <w:t xml:space="preserve">          }</w:t>
+        <w:br/>
+        <w:t xml:space="preserve">          addLog('ACTUATION', 'Actuator command: open fingers to 0 deg');</w:t>
+        <w:br/>
+        <w:t xml:space="preserve">        } else if (elapsedSeconds &lt; 27) {</w:t>
+        <w:br/>
+        <w:t xml:space="preserve">          setDemoPhase(`24–27s: Actuators returning to open position (${elapsedSeconds}s)`);</w:t>
+        <w:br/>
+        <w:t xml:space="preserve">          setActiveGrip('RELEASE');</w:t>
+        <w:br/>
+        <w:t xml:space="preserve">          await executePipelineStep('RELEASE', false, false);</w:t>
+        <w:br/>
+        <w:t xml:space="preserve">        }</w:t>
+        <w:br/>
+        <w:br/>
+        <w:t xml:space="preserve">        // 27 sec: End of demo</w:t>
+        <w:br/>
+        <w:t xml:space="preserve">        else {</w:t>
+        <w:br/>
+        <w:t xml:space="preserve">          clearInterval(interval);</w:t>
+        <w:br/>
+        <w:t xml:space="preserve">          setIsDemoRunning(false);</w:t>
+        <w:br/>
+        <w:t xml:space="preserve">          setDemoPhase('');</w:t>
+        <w:br/>
+        <w:t xml:space="preserve">          setActiveGrip('OPEN');</w:t>
+        <w:br/>
+        <w:t xml:space="preserve">          await executePipelineStep('OPEN', false, false);</w:t>
+        <w:br/>
+        <w:t xml:space="preserve">          setDemoSuccessCount((c) =&gt; c + 1);</w:t>
+        <w:br/>
+        <w:t xml:space="preserve">          addLog('SYSTEM', 'Automated demonstration sequence completed successfully.');</w:t>
+        <w:br/>
+        <w:t xml:space="preserve">        }</w:t>
+        <w:br/>
+        <w:t xml:space="preserve">      } finally {</w:t>
+        <w:br/>
+        <w:t xml:space="preserve">        inFlight = false;</w:t>
+        <w:br/>
+        <w:t xml:space="preserve">      }</w:t>
+        <w:br/>
+        <w:t xml:space="preserve">    }, 1000);</w:t>
+        <w:br/>
+        <w:br/>
+        <w:t xml:space="preserve">    demoTimerRef.current = interval;</w:t>
+        <w:br/>
+        <w:t xml:space="preserve">  };</w:t>
+        <w:br/>
+        <w:br/>
+        <w:t xml:space="preserve">  const handleStopDemo = () =&gt; {</w:t>
+        <w:br/>
+        <w:t xml:space="preserve">    if (demoTimerRef.current) clearInterval(demoTimerRef.current);</w:t>
+        <w:br/>
+        <w:t xml:space="preserve">    setIsDemoRunning(false);</w:t>
+        <w:br/>
+        <w:t xml:space="preserve">    setDemoPhase('');</w:t>
+        <w:br/>
+        <w:t xml:space="preserve">    addLog('SYSTEM', 'Demo mode stopped by user.');</w:t>
+        <w:br/>
+        <w:t xml:space="preserve">  };</w:t>
+        <w:br/>
+        <w:br/>
+        <w:t xml:space="preserve">  return (</w:t>
+        <w:br/>
+        <w:t xml:space="preserve">    &lt;div className="min-h-screen bg-background text-foreground flex flex-col selection:bg-foreground selection:text-background"&gt;</w:t>
+        <w:br/>
+        <w:t xml:space="preserve">      {/* Top Navigation / System Status Header */}</w:t>
+        <w:br/>
+        <w:t xml:space="preserve">      &lt;header className="border-b border-border bg-background-surface/80 backdrop-blur-sm sticky top-0 z-20 px-4 py-3"&gt;</w:t>
+        <w:br/>
+        <w:t xml:space="preserve">        &lt;div className="max-w-7xl mx-auto flex flex-col md:flex-row md:items-center justify-between gap-2"&gt;</w:t>
+        <w:br/>
+        <w:t xml:space="preserve">          &lt;div&gt;</w:t>
+        <w:br/>
+        <w:t xml:space="preserve">            &lt;div className="flex items-center space-x-3"&gt;</w:t>
+        <w:br/>
+        <w:t xml:space="preserve">              &lt;h1 className="text-base md:text-lg font-bold tracking-tight text-foreground font-mono"&gt;</w:t>
+        <w:br/>
+        <w:t xml:space="preserve">                Edge AI Smart Prosthetic Hand</w:t>
+        <w:br/>
+        <w:t xml:space="preserve">              &lt;/h1&gt;</w:t>
+        <w:br/>
+        <w:t xml:space="preserve">              &lt;span className="text-xs px-2 py-0.5 rounded bg-background-elevated border border-border text-foreground-secondary font-mono"&gt;</w:t>
+        <w:br/>
+        <w:t xml:space="preserve">                Software Prototype v0.1</w:t>
+        <w:br/>
+        <w:t xml:space="preserve">              &lt;/span&gt;</w:t>
+        <w:br/>
+        <w:t xml:space="preserve">            &lt;/div&gt;</w:t>
+        <w:br/>
+        <w:t xml:space="preserve">            &lt;p className="text-xs text-foreground-muted font-mono mt-0.5"&gt;</w:t>
+        <w:br/>
+        <w:t xml:space="preserve">              7th-Semester Engineering Clinics · Digital Simulation &amp; Adaptive Control Pipeline</w:t>
+        <w:br/>
+        <w:t xml:space="preserve">            &lt;/p&gt;</w:t>
+        <w:br/>
+        <w:t xml:space="preserve">          &lt;/div&gt;</w:t>
+        <w:br/>
+        <w:br/>
+        <w:t xml:space="preserve">          {/* Right Status Tags */}</w:t>
+        <w:br/>
+        <w:t xml:space="preserve">          &lt;div className="flex flex-wrap items-center gap-2 text-xs font-mono"&gt;</w:t>
+        <w:br/>
+        <w:t xml:space="preserve">            &lt;div className="flex items-center space-x-2 px-3 py-1 rounded bg-background-elevated border border-border"&gt;</w:t>
+        <w:br/>
+        <w:t xml:space="preserve">              &lt;span className="w-2 h-2 rounded-full bg-technical-green inline-block animate-pulse" /&gt;</w:t>
+        <w:br/>
+        <w:t xml:space="preserve">              &lt;span className="text-foreground font-semibold"&gt;Simulation Mode Active&lt;/span&gt;</w:t>
+        <w:br/>
+        <w:t xml:space="preserve">            &lt;/div&gt;</w:t>
+        <w:br/>
+        <w:t xml:space="preserve">            &lt;div className="px-2 py-0.5 rounded border border-border-subtle/60 text-foreground-muted text-[10.5px]"&gt;</w:t>
+        <w:br/>
+        <w:t xml:space="preserve">              Hardware Offline (Virtual Pipeline)</w:t>
+        <w:br/>
+        <w:t xml:space="preserve">            &lt;/div&gt;</w:t>
+        <w:br/>
+        <w:t xml:space="preserve">          &lt;/div&gt;</w:t>
+        <w:br/>
+        <w:t xml:space="preserve">        &lt;/div&gt;</w:t>
+        <w:br/>
+        <w:br/>
+        <w:t xml:space="preserve">        {/* Prototype Validation Disclaimer Banner */}</w:t>
+        <w:br/>
+        <w:t xml:space="preserve">        &lt;div className="max-w-7xl mx-auto mt-2 pt-2 border-t border-border-subtle/60 flex items-center justify-between text-[11px] font-mono text-foreground-muted"&gt;</w:t>
+        <w:br/>
+        <w:t xml:space="preserve">          &lt;span&gt;</w:t>
+        <w:br/>
+        <w:t xml:space="preserve">            NOTICE: Sensor inputs are simulated for prototype validation. Physical hardware integration is scheduled for subsequent project phase.</w:t>
+        <w:br/>
+        <w:t xml:space="preserve">          &lt;/span&gt;</w:t>
+        <w:br/>
+        <w:t xml:space="preserve">          {isDemoRunning &amp;&amp; (</w:t>
+        <w:br/>
+        <w:t xml:space="preserve">            &lt;span className="text-technical-amber font-semibold animate-pulse"&gt;</w:t>
+        <w:br/>
+        <w:t xml:space="preserve">              ● {demoPhase}</w:t>
+        <w:br/>
+        <w:t xml:space="preserve">            &lt;/span&gt;</w:t>
+        <w:br/>
+        <w:t xml:space="preserve">          )}</w:t>
+        <w:br/>
+        <w:t xml:space="preserve">        &lt;/div&gt;</w:t>
+        <w:br/>
+        <w:t xml:space="preserve">      &lt;/header&gt;</w:t>
+        <w:br/>
+        <w:br/>
+        <w:t xml:space="preserve">      {/* Main Dashboard Container */}</w:t>
+        <w:br/>
+        <w:t xml:space="preserve">      &lt;main className="flex-1 max-w-7xl w-full mx-auto p-4 space-y-4"&gt;</w:t>
+        <w:br/>
+        <w:t xml:space="preserve">        {/* Top Row: Hand Visualizer &amp; Inference Panel */}</w:t>
+        <w:br/>
+        <w:t xml:space="preserve">        &lt;div className="grid grid-cols-1 lg:grid-cols-12 gap-4"&gt;</w:t>
+        <w:br/>
+        <w:t xml:space="preserve">          {/* Virtual Hand Canvas (7 cols) */}</w:t>
+        <w:br/>
+        <w:t xml:space="preserve">          &lt;div className="lg:col-span-7"&gt;</w:t>
+        <w:br/>
+        <w:t xml:space="preserve">            &lt;HandVisualization</w:t>
+        <w:br/>
+        <w:t xml:space="preserve">              gripState={activeGrip}</w:t>
+        <w:br/>
+        <w:t xml:space="preserve">              controllerState={controllerState}</w:t>
+        <w:br/>
+        <w:t xml:space="preserve">            /&gt;</w:t>
+        <w:br/>
+        <w:t xml:space="preserve">          &lt;/div&gt;</w:t>
+        <w:br/>
+        <w:br/>
+        <w:t xml:space="preserve">          {/* ML Inference Panel (5 cols) */}</w:t>
+        <w:br/>
+        <w:t xml:space="preserve">          &lt;div className="lg:col-span-5"&gt;</w:t>
+        <w:br/>
+        <w:t xml:space="preserve">            &lt;InferencePanel</w:t>
+        <w:br/>
+        <w:t xml:space="preserve">              prediction={prediction}</w:t>
+        <w:br/>
+        <w:t xml:space="preserve">              calibrated={calibrated}</w:t>
+        <w:br/>
+        <w:t xml:space="preserve">            /&gt;</w:t>
+        <w:br/>
+        <w:t xml:space="preserve">          &lt;/div&gt;</w:t>
+        <w:br/>
+        <w:t xml:space="preserve">        &lt;/div&gt;</w:t>
+        <w:br/>
+        <w:br/>
+        <w:t xml:space="preserve">        {/* Middle Row: Synthetic EMG Waveform &amp; Closed-Loop Controller */}</w:t>
+        <w:br/>
+        <w:t xml:space="preserve">        &lt;div className="grid grid-cols-1 lg:grid-cols-12 gap-4"&gt;</w:t>
+        <w:br/>
+        <w:t xml:space="preserve">          {/* Synthetic EMG Panel (7 cols) */}</w:t>
+        <w:br/>
+        <w:t xml:space="preserve">          &lt;div className="lg:col-span-7"&gt;</w:t>
+        <w:br/>
+        <w:t xml:space="preserve">            &lt;EmgChart</w:t>
+        <w:br/>
+        <w:t xml:space="preserve">              signalData={signalData}</w:t>
+        <w:br/>
+        <w:t xml:space="preserve">              features={prediction?.features || null}</w:t>
+        <w:br/>
+        <w:t xml:space="preserve">              activeGrip={activeGrip}</w:t>
+        <w:br/>
+        <w:t xml:space="preserve">            /&gt;</w:t>
+        <w:br/>
+        <w:t xml:space="preserve">          &lt;/div&gt;</w:t>
+        <w:br/>
+        <w:br/>
+        <w:t xml:space="preserve">          {/* Adaptive Grip Panel (5 cols) */}</w:t>
+        <w:br/>
+        <w:t xml:space="preserve">          &lt;div className="lg:col-span-5"&gt;</w:t>
+        <w:br/>
+        <w:t xml:space="preserve">            &lt;GripControlPanel</w:t>
+        <w:br/>
+        <w:t xml:space="preserve">              controllerState={controllerState}</w:t>
+        <w:br/>
+        <w:t xml:space="preserve">              onSimulateSlip={handleSimulateSlip}</w:t>
+        <w:br/>
+        <w:t xml:space="preserve">            /&gt;</w:t>
+        <w:br/>
+        <w:t xml:space="preserve">          &lt;/div&gt;</w:t>
+        <w:br/>
+        <w:t xml:space="preserve">        &lt;/div&gt;</w:t>
+        <w:br/>
+        <w:br/>
+        <w:t xml:space="preserve">        {/* Control Toolbar */}</w:t>
+        <w:br/>
+        <w:t xml:space="preserve">        &lt;ControlToolbar</w:t>
+        <w:br/>
+        <w:t xml:space="preserve">          activeGrip={activeGrip}</w:t>
+        <w:br/>
+        <w:t xml:space="preserve">          isDemoRunning={isDemoRunning}</w:t>
+        <w:br/>
+        <w:t xml:space="preserve">          onStartDemo={handleStartDemo}</w:t>
+        <w:br/>
+        <w:t xml:space="preserve">          onStopDemo={handleStopDemo}</w:t>
+        <w:br/>
+        <w:t xml:space="preserve">          onSelectGrip={handleSelectGrip}</w:t>
+        <w:br/>
+        <w:t xml:space="preserve">          onCalibrate={handleCalibrate}</w:t>
+        <w:br/>
+        <w:t xml:space="preserve">          onSimulateSlip={handleSimulateSlip}</w:t>
+        <w:br/>
+        <w:t xml:space="preserve">          onReset={handleReset}</w:t>
+        <w:br/>
+        <w:t xml:space="preserve">        /&gt;</w:t>
+        <w:br/>
+        <w:br/>
+        <w:t xml:space="preserve">        {/* Bottom Row: Benchmarks Metrics &amp; Live Event Log */}</w:t>
+        <w:br/>
+        <w:t xml:space="preserve">        &lt;div className="grid grid-cols-1 lg:grid-cols-12 gap-4"&gt;</w:t>
+        <w:br/>
+        <w:t xml:space="preserve">          &lt;div className="lg:col-span-5"&gt;</w:t>
+        <w:br/>
+        <w:t xml:space="preserve">            &lt;MetricsPanel</w:t>
+        <w:br/>
+        <w:t xml:space="preserve">              metrics={metrics}</w:t>
+        <w:br/>
+        <w:t xml:space="preserve">              stabilityIndex={controllerState.stability_index}</w:t>
+        <w:br/>
+        <w:t xml:space="preserve">              demoSuccessCount={demoSuccessCount}</w:t>
+        <w:br/>
+        <w:t xml:space="preserve">            /&gt;</w:t>
+        <w:br/>
+        <w:t xml:space="preserve">          &lt;/div&gt;</w:t>
+        <w:br/>
+        <w:t xml:space="preserve">          &lt;div className="lg:col-span-7"&gt;</w:t>
+        <w:br/>
+        <w:t xml:space="preserve">            &lt;EventLog logs={logs} onClear={() =&gt; setLogs([])} /&gt;</w:t>
+        <w:br/>
+        <w:t xml:space="preserve">          &lt;/div&gt;</w:t>
+        <w:br/>
+        <w:t xml:space="preserve">        &lt;/div&gt;</w:t>
+        <w:br/>
+        <w:t xml:space="preserve">      &lt;/main&gt;</w:t>
+        <w:br/>
+        <w:br/>
+        <w:t xml:space="preserve">      {/* Engineering Footer */}</w:t>
+        <w:br/>
+        <w:t xml:space="preserve">      &lt;footer className="border-t border-border bg-background-surface py-3 px-4 text-center text-xs font-mono text-foreground-muted"&gt;</w:t>
+        <w:br/>
+        <w:t xml:space="preserve">        Department of Electronics &amp; Communication Engineering · Edge AI Smart Prosthetic Hand Software Prototype</w:t>
+        <w:br/>
+        <w:t xml:space="preserve">      &lt;/footer&gt;</w:t>
+        <w:br/>
+        <w:t xml:space="preserve">    &lt;/div&gt;</w:t>
+        <w:br/>
+        <w:t xml:space="preserve">  );</w:t>
+        <w:br/>
+        <w:t>};</w:t>
+        <w:br/>
+        <w:br/>
+        <w:t>export default App;</w:t>
+        <w:br/>
+      </w:r>
+    </w:p>
+    <w:p>
+      <w:r>
+        <w:br w:type="page"/>
+      </w:r>
+    </w:p>
+    <w:p>
+      <w:pPr>
+        <w:spacing w:before="280" w:after="120"/>
+        <w:jc w:val="left"/>
+      </w:pPr>
+      <w:r>
+        <w:rPr>
+          <w:b/>
+          <w:color w:val="0F172A"/>
+          <w:sz w:val="28"/>
+        </w:rPr>
+        <w:t>D.7 Responsive Canvas Oscilloscope Component (frontend/src/components/EmgChart.tsx)</w:t>
+      </w:r>
+    </w:p>
+    <w:p>
+      <w:pPr>
+        <w:spacing w:line="240" w:lineRule="auto" w:after="80"/>
+      </w:pPr>
+      <w:r>
+        <w:rPr>
+          <w:rFonts w:ascii="Consolas" w:hAnsi="Consolas"/>
+          <w:color w:val="1E293B"/>
+          <w:sz w:val="16"/>
+        </w:rPr>
+        <w:t>import React, { useEffect, useRef, useCallback } from 'react';</w:t>
+        <w:br/>
+        <w:t>import type { EMGSignalData, EMGFeatures } from '../types';</w:t>
+        <w:br/>
+        <w:br/>
+        <w:t>interface EmgChartProps {</w:t>
+        <w:br/>
+        <w:t xml:space="preserve">  signalData: EMGSignalData | null;</w:t>
+        <w:br/>
+        <w:t xml:space="preserve">  features: EMGFeatures | null;</w:t>
+        <w:br/>
+        <w:t xml:space="preserve">  activeGrip: string;</w:t>
+        <w:br/>
+        <w:t>}</w:t>
+        <w:br/>
+        <w:br/>
+        <w:t>export const EmgChart: React.FC&lt;EmgChartProps&gt; = ({</w:t>
+        <w:br/>
+        <w:t xml:space="preserve">  signalData,</w:t>
+        <w:br/>
+        <w:t xml:space="preserve">  features,</w:t>
+        <w:br/>
+        <w:t xml:space="preserve">  activeGrip,</w:t>
+        <w:br/>
+        <w:t>}) =&gt; {</w:t>
+        <w:br/>
+        <w:t xml:space="preserve">  const canvasRef = useRef&lt;HTMLCanvasElement | null&gt;(null);</w:t>
+        <w:br/>
+        <w:t xml:space="preserve">  const containerRef = useRef&lt;HTMLDivElement | null&gt;(null);</w:t>
+        <w:br/>
+        <w:br/>
+        <w:t xml:space="preserve">  const stateKey = activeGrip.toUpperCase().replace(' ', '_');</w:t>
+        <w:br/>
+        <w:br/>
+        <w:t xml:space="preserve">  const getSignalDescription = () =&gt; {</w:t>
+        <w:br/>
+        <w:t xml:space="preserve">    switch (stateKey) {</w:t>
+        <w:br/>
+        <w:t xml:space="preserve">      case 'POWER_GRIP':</w:t>
+        <w:br/>
+        <w:t xml:space="preserve">        return 'High Co-Contraction Burst (Both Channels Active)';</w:t>
+        <w:br/>
+        <w:t xml:space="preserve">      case 'PINCH_GRIP':</w:t>
+        <w:br/>
+        <w:t xml:space="preserve">        return 'Selective Precision Burst (Flexor Dominant)';</w:t>
+        <w:br/>
+        <w:t xml:space="preserve">      case 'RELEASE':</w:t>
+        <w:br/>
+        <w:t xml:space="preserve">        return 'Transient Motor Decay (Dropping to Baseline)';</w:t>
+        <w:br/>
+        <w:t xml:space="preserve">      case 'OPEN':</w:t>
+        <w:br/>
+        <w:t xml:space="preserve">      default:</w:t>
+        <w:br/>
+        <w:t xml:space="preserve">        return 'Resting Baseline (Low Voltage Floor)';</w:t>
+        <w:br/>
+        <w:t xml:space="preserve">    }</w:t>
+        <w:br/>
+        <w:t xml:space="preserve">  };</w:t>
+        <w:br/>
+        <w:br/>
+        <w:t xml:space="preserve">  const drawChart = useCallback(() =&gt; {</w:t>
+        <w:br/>
+        <w:t xml:space="preserve">    const canvas = canvasRef.current;</w:t>
+        <w:br/>
+        <w:t xml:space="preserve">    if (!canvas) return;</w:t>
+        <w:br/>
+        <w:t xml:space="preserve">    const ctx = canvas.getContext('2d');</w:t>
+        <w:br/>
+        <w:t xml:space="preserve">    if (!ctx) return;</w:t>
+        <w:br/>
+        <w:br/>
+        <w:t xml:space="preserve">    // High-DPI responsive scaling</w:t>
+        <w:br/>
+        <w:t xml:space="preserve">    const dpr = window.devicePixelRatio || 1;</w:t>
+        <w:br/>
+        <w:t xml:space="preserve">    const rect = canvas.getBoundingClientRect();</w:t>
+        <w:br/>
+        <w:t xml:space="preserve">    if (rect.width === 0 || rect.height === 0) return;</w:t>
+        <w:br/>
+        <w:br/>
+        <w:t xml:space="preserve">    canvas.width = rect.width * dpr;</w:t>
+        <w:br/>
+        <w:t xml:space="preserve">    canvas.height = rect.height * dpr;</w:t>
+        <w:br/>
+        <w:t xml:space="preserve">    ctx.scale(dpr, dpr);</w:t>
+        <w:br/>
+        <w:br/>
+        <w:t xml:space="preserve">    const width = rect.width;</w:t>
+        <w:br/>
+        <w:t xml:space="preserve">    const height = rect.height;</w:t>
+        <w:br/>
+        <w:br/>
+        <w:t xml:space="preserve">    // Clear background</w:t>
+        <w:br/>
+        <w:t xml:space="preserve">    ctx.fillStyle = '#11141a';</w:t>
+        <w:br/>
+        <w:t xml:space="preserve">    ctx.fillRect(0, 0, width, height);</w:t>
+        <w:br/>
+        <w:br/>
+        <w:t xml:space="preserve">    // Draw technical grid lines</w:t>
+        <w:br/>
+        <w:t xml:space="preserve">    ctx.strokeStyle = '#1d222c';</w:t>
+        <w:br/>
+        <w:t xml:space="preserve">    ctx.lineWidth = 1;</w:t>
+        <w:br/>
+        <w:br/>
+        <w:t xml:space="preserve">    // Horizontal grid</w:t>
+        <w:br/>
+        <w:t xml:space="preserve">    const hSteps = 6;</w:t>
+        <w:br/>
+        <w:t xml:space="preserve">    for (let i = 0; i &lt;= hSteps; i++) {</w:t>
+        <w:br/>
+        <w:t xml:space="preserve">      const y = (height / hSteps) * i;</w:t>
+        <w:br/>
+        <w:t xml:space="preserve">      ctx.beginPath();</w:t>
+        <w:br/>
+        <w:t xml:space="preserve">      ctx.moveTo(0, y);</w:t>
+        <w:br/>
+        <w:t xml:space="preserve">      ctx.lineTo(width, y);</w:t>
+        <w:br/>
+        <w:t xml:space="preserve">      ctx.stroke();</w:t>
+        <w:br/>
+        <w:t xml:space="preserve">    }</w:t>
+        <w:br/>
+        <w:br/>
+        <w:t xml:space="preserve">    // Vertical grid</w:t>
+        <w:br/>
+        <w:t xml:space="preserve">    const vSteps = 10;</w:t>
+        <w:br/>
+        <w:t xml:space="preserve">    for (let i = 0; i &lt;= vSteps; i++) {</w:t>
+        <w:br/>
+        <w:t xml:space="preserve">      const x = (width / vSteps) * i;</w:t>
+        <w:br/>
+        <w:t xml:space="preserve">      ctx.beginPath();</w:t>
+        <w:br/>
+        <w:t xml:space="preserve">      ctx.moveTo(x, 0);</w:t>
+        <w:br/>
+        <w:t xml:space="preserve">      ctx.lineTo(x, height);</w:t>
+        <w:br/>
+        <w:t xml:space="preserve">      ctx.stroke();</w:t>
+        <w:br/>
+        <w:t xml:space="preserve">    }</w:t>
+        <w:br/>
+        <w:br/>
+        <w:t xml:space="preserve">    // Zero Baselines</w:t>
+        <w:br/>
+        <w:t xml:space="preserve">    const midY1 = height * 0.28;</w:t>
+        <w:br/>
+        <w:t xml:space="preserve">    const midY2 = height * 0.74;</w:t>
+        <w:br/>
+        <w:br/>
+        <w:t xml:space="preserve">    ctx.strokeStyle = '#2d3545';</w:t>
+        <w:br/>
+        <w:t xml:space="preserve">    ctx.setLineDash([4, 4]);</w:t>
+        <w:br/>
+        <w:t xml:space="preserve">    ctx.beginPath();</w:t>
+        <w:br/>
+        <w:t xml:space="preserve">    ctx.moveTo(40, midY1);</w:t>
+        <w:br/>
+        <w:t xml:space="preserve">    ctx.lineTo(width, midY1);</w:t>
+        <w:br/>
+        <w:t xml:space="preserve">    ctx.moveTo(40, midY2);</w:t>
+        <w:br/>
+        <w:t xml:space="preserve">    ctx.lineTo(width, midY2);</w:t>
+        <w:br/>
+        <w:t xml:space="preserve">    ctx.stroke();</w:t>
+        <w:br/>
+        <w:t xml:space="preserve">    ctx.setLineDash([]);</w:t>
+        <w:br/>
+        <w:br/>
+        <w:t xml:space="preserve">    // Voltage scale ticks on left margin</w:t>
+        <w:br/>
+        <w:t xml:space="preserve">    ctx.fillStyle = '#64748b';</w:t>
+        <w:br/>
+        <w:t xml:space="preserve">    ctx.font = '9px monospace';</w:t>
+        <w:br/>
+        <w:t xml:space="preserve">    ctx.textAlign = 'right';</w:t>
+        <w:br/>
+        <w:br/>
+        <w:t xml:space="preserve">    // Channel 1 scale</w:t>
+        <w:br/>
+        <w:t xml:space="preserve">    ctx.fillText('+1V', 35, midY1 - height * 0.18);</w:t>
+        <w:br/>
+        <w:t xml:space="preserve">    ctx.fillText('0V', 35, midY1 + 3);</w:t>
+        <w:br/>
+        <w:t xml:space="preserve">    ctx.fillText('-1V', 35, midY1 + height * 0.18);</w:t>
+        <w:br/>
+        <w:br/>
+        <w:t xml:space="preserve">    // Channel 2 scale</w:t>
+        <w:br/>
+        <w:t xml:space="preserve">    ctx.fillText('+1V', 35, midY2 - height * 0.18);</w:t>
+        <w:br/>
+        <w:t xml:space="preserve">    ctx.fillText('0V', 35, midY2 + 3);</w:t>
+        <w:br/>
+        <w:t xml:space="preserve">    ctx.fillText('-1V', 35, midY2 + height * 0.18);</w:t>
+        <w:br/>
+        <w:br/>
+        <w:t xml:space="preserve">    // Channel baseline labels</w:t>
+        <w:br/>
+        <w:t xml:space="preserve">    ctx.fillStyle = '#94a3b8';</w:t>
+        <w:br/>
+        <w:t xml:space="preserve">    ctx.font = '10px monospace';</w:t>
+        <w:br/>
+        <w:t xml:space="preserve">    ctx.textAlign = 'left';</w:t>
+        <w:br/>
+        <w:t xml:space="preserve">    ctx.fillText('CH1: FLEXOR', 45, midY1 - height * 0.19);</w:t>
+        <w:br/>
+        <w:t xml:space="preserve">    ctx.fillText('CH2: EXTENSOR', 45, midY2 - height * 0.19);</w:t>
+        <w:br/>
+        <w:br/>
+        <w:t xml:space="preserve">    if (!signalData || !signalData.channel_1_flexor.length) {</w:t>
+        <w:br/>
+        <w:t xml:space="preserve">      ctx.fillStyle = '#6f7682';</w:t>
+        <w:br/>
+        <w:t xml:space="preserve">      ctx.font = '12px monospace';</w:t>
+        <w:br/>
+        <w:t xml:space="preserve">      ctx.textAlign = 'center';</w:t>
+        <w:br/>
+        <w:t xml:space="preserve">      ctx.fillText('Awaiting synthetic sEMG window stream...', width / 2, height / 2);</w:t>
+        <w:br/>
+        <w:t xml:space="preserve">      return;</w:t>
+        <w:br/>
+        <w:t xml:space="preserve">    }</w:t>
+        <w:br/>
+        <w:br/>
+        <w:t xml:space="preserve">    const ch1 = signalData.channel_1_flexor;</w:t>
+        <w:br/>
+        <w:t xml:space="preserve">    const ch2 = signalData.channel_2_extensor;</w:t>
+        <w:br/>
+        <w:t xml:space="preserve">    const n = ch1.length;</w:t>
+        <w:br/>
+        <w:t xml:space="preserve">    const plotStartX = 42;</w:t>
+        <w:br/>
+        <w:t xml:space="preserve">    const plotWidth = width - plotStartX;</w:t>
+        <w:br/>
+        <w:t xml:space="preserve">    const stepX = plotWidth / (n - 1);</w:t>
+        <w:br/>
+        <w:t xml:space="preserve">    const ampScale = height * 0.22;</w:t>
+        <w:br/>
+        <w:br/>
+        <w:t xml:space="preserve">    // Draw Channel 1: Flexor (High-contrast bright white)</w:t>
+        <w:br/>
+        <w:t xml:space="preserve">    ctx.strokeStyle = '#ffffff';</w:t>
+        <w:br/>
+        <w:t xml:space="preserve">    ctx.lineWidth = 1.6;</w:t>
+        <w:br/>
+        <w:t xml:space="preserve">    ctx.beginPath();</w:t>
+        <w:br/>
+        <w:t xml:space="preserve">    for (let i = 0; i &lt; n; i++) {</w:t>
+        <w:br/>
+        <w:t xml:space="preserve">      const x = plotStartX + i * stepX;</w:t>
+        <w:br/>
+        <w:t xml:space="preserve">      const y = midY1 - ch1[i] * ampScale;</w:t>
+        <w:br/>
+        <w:t xml:space="preserve">      if (i === 0) ctx.moveTo(x, y);</w:t>
+        <w:br/>
+        <w:t xml:space="preserve">      else ctx.lineTo(x, y);</w:t>
+        <w:br/>
+        <w:t xml:space="preserve">    }</w:t>
+        <w:br/>
+        <w:t xml:space="preserve">    ctx.stroke();</w:t>
+        <w:br/>
+        <w:br/>
+        <w:t xml:space="preserve">    // Draw Channel 2: Extensor (Technical silver-grey)</w:t>
+        <w:br/>
+        <w:t xml:space="preserve">    ctx.strokeStyle = '#94a3b8';</w:t>
+        <w:br/>
+        <w:t xml:space="preserve">    ctx.lineWidth = 1.4;</w:t>
+        <w:br/>
+        <w:t xml:space="preserve">    ctx.beginPath();</w:t>
+        <w:br/>
+        <w:t xml:space="preserve">    for (let i = 0; i &lt; n; i++) {</w:t>
+        <w:br/>
+        <w:t xml:space="preserve">      const x = plotStartX + i * stepX;</w:t>
+        <w:br/>
+        <w:t xml:space="preserve">      const y = midY2 - ch2[i] * ampScale;</w:t>
+        <w:br/>
+        <w:t xml:space="preserve">      if (i === 0) ctx.moveTo(x, y);</w:t>
+        <w:br/>
+        <w:t xml:space="preserve">      else ctx.lineTo(x, y);</w:t>
+        <w:br/>
+        <w:t xml:space="preserve">    }</w:t>
+        <w:br/>
+        <w:t xml:space="preserve">    ctx.stroke();</w:t>
+        <w:br/>
+        <w:t xml:space="preserve">  }, [signalData]);</w:t>
+        <w:br/>
+        <w:br/>
+        <w:t xml:space="preserve">  useEffect(() =&gt; {</w:t>
+        <w:br/>
+        <w:t xml:space="preserve">    drawChart();</w:t>
+        <w:br/>
+        <w:br/>
+        <w:t xml:space="preserve">    const container = containerRef.current;</w:t>
+        <w:br/>
+        <w:t xml:space="preserve">    if (!container) return;</w:t>
+        <w:br/>
+        <w:br/>
+        <w:t xml:space="preserve">    const resizeObserver = new ResizeObserver(() =&gt; {</w:t>
+        <w:br/>
+        <w:t xml:space="preserve">      drawChart();</w:t>
+        <w:br/>
+        <w:t xml:space="preserve">    });</w:t>
+        <w:br/>
+        <w:t xml:space="preserve">    resizeObserver.observe(container);</w:t>
+        <w:br/>
+        <w:br/>
+        <w:t xml:space="preserve">    return () =&gt; {</w:t>
+        <w:br/>
+        <w:t xml:space="preserve">      resizeObserver.disconnect();</w:t>
+        <w:br/>
+        <w:t xml:space="preserve">    };</w:t>
+        <w:br/>
+        <w:t xml:space="preserve">  }, [drawChart]);</w:t>
+        <w:br/>
+        <w:br/>
+        <w:t xml:space="preserve">  return (</w:t>
+        <w:br/>
+        <w:t xml:space="preserve">    &lt;div className="bg-background-surface border border-border rounded-md p-4 flex flex-col justify-between h-full"&gt;</w:t>
+        <w:br/>
+        <w:t xml:space="preserve">      {/* Chart Header */}</w:t>
+        <w:br/>
+        <w:t xml:space="preserve">      &lt;div className="flex items-center justify-between border-b border-border-subtle pb-2 mb-2"&gt;</w:t>
+        <w:br/>
+        <w:t xml:space="preserve">        &lt;div className="flex items-center space-x-2"&gt;</w:t>
+        <w:br/>
+        <w:t xml:space="preserve">          &lt;span className="text-xs font-mono uppercase tracking-wider text-foreground font-semibold"&gt;</w:t>
+        <w:br/>
+        <w:t xml:space="preserve">            Synthetic sEMG Waveform</w:t>
+        <w:br/>
+        <w:t xml:space="preserve">          &lt;/span&gt;</w:t>
+        <w:br/>
+        <w:t xml:space="preserve">          &lt;span className="text-[10px] bg-background-elevated border border-border-strong px-2 py-0.5 rounded text-foreground font-mono"&gt;</w:t>
+        <w:br/>
+        <w:t xml:space="preserve">            200 ms Window · 1000 Hz</w:t>
+        <w:br/>
+        <w:t xml:space="preserve">          &lt;/span&gt;</w:t>
+        <w:br/>
+        <w:t xml:space="preserve">        &lt;/div&gt;</w:t>
+        <w:br/>
+        <w:t xml:space="preserve">        &lt;div className="flex items-center space-x-3 text-[11px] font-mono"&gt;</w:t>
+        <w:br/>
+        <w:t xml:space="preserve">          &lt;div className="flex items-center space-x-1.5"&gt;</w:t>
+        <w:br/>
+        <w:t xml:space="preserve">            &lt;span className="w-2.5 h-1 bg-[#ffffff] inline-block rounded-sm" /&gt;</w:t>
+        <w:br/>
+        <w:t xml:space="preserve">            &lt;span className="text-foreground font-medium"&gt;Ch1: Flexor&lt;/span&gt;</w:t>
+        <w:br/>
+        <w:t xml:space="preserve">          &lt;/div&gt;</w:t>
+        <w:br/>
+        <w:t xml:space="preserve">          &lt;div className="flex items-center space-x-1.5"&gt;</w:t>
+        <w:br/>
+        <w:t xml:space="preserve">            &lt;span className="w-2.5 h-1 bg-[#94a3b8] inline-block rounded-sm" /&gt;</w:t>
+        <w:br/>
+        <w:t xml:space="preserve">            &lt;span className="text-foreground-secondary"&gt;Ch2: Extensor&lt;/span&gt;</w:t>
+        <w:br/>
+        <w:t xml:space="preserve">          &lt;/div&gt;</w:t>
+        <w:br/>
+        <w:t xml:space="preserve">        &lt;/div&gt;</w:t>
+        <w:br/>
+        <w:t xml:space="preserve">      &lt;/div&gt;</w:t>
+        <w:br/>
+        <w:br/>
+        <w:t xml:space="preserve">      {/* Waveform Canvas */}</w:t>
+        <w:br/>
+        <w:t xml:space="preserve">      &lt;div ref={containerRef} className="relative w-full h-[155px] bg-background-subtle border border-border-subtle rounded overflow-hidden"&gt;</w:t>
+        <w:br/>
+        <w:t xml:space="preserve">        &lt;canvas ref={canvasRef} className="w-full h-full block" /&gt;</w:t>
+        <w:br/>
+        <w:t xml:space="preserve">        &lt;div className="absolute top-1.5 right-2 text-[10px] font-mono text-foreground font-semibold bg-background-surface/90 border border-border px-2 py-0.5 rounded"&gt;</w:t>
+        <w:br/>
+        <w:t xml:space="preserve">          {getSignalDescription()}</w:t>
+        <w:br/>
+        <w:t xml:space="preserve">        &lt;/div&gt;</w:t>
+        <w:br/>
+        <w:t xml:space="preserve">      &lt;/div&gt;</w:t>
+        <w:br/>
+        <w:br/>
+        <w:t xml:space="preserve">      {/* Extracted Features Strip */}</w:t>
+        <w:br/>
+        <w:t xml:space="preserve">      &lt;div className="mt-3 pt-2 border-t border-border-subtle"&gt;</w:t>
+        <w:br/>
+        <w:t xml:space="preserve">        &lt;div className="text-[10px] font-mono uppercase tracking-wider text-foreground-muted mb-1.5 flex justify-between"&gt;</w:t>
+        <w:br/>
+        <w:t xml:space="preserve">          &lt;span&gt;Time-Domain Statistical Features&lt;/span&gt;</w:t>
+        <w:br/>
+        <w:t xml:space="preserve">          &lt;span className="text-foreground-secondary"&gt;Input Vector: 12-dim&lt;/span&gt;</w:t>
+        <w:br/>
+        <w:t xml:space="preserve">        &lt;/div&gt;</w:t>
+        <w:br/>
+        <w:t xml:space="preserve">        &lt;div className="grid grid-cols-5 gap-2 font-mono"&gt;</w:t>
+        <w:br/>
+        <w:t xml:space="preserve">          &lt;div className="bg-background-subtle border border-border-subtle p-1.5 rounded text-center"&gt;</w:t>
+        <w:br/>
+        <w:t xml:space="preserve">            &lt;div className="text-[10px] text-foreground-muted"&gt;RMS&lt;/div&gt;</w:t>
+        <w:br/>
+        <w:t xml:space="preserve">            &lt;div className="text-xs font-bold text-foreground mt-0.5"&gt;</w:t>
+        <w:br/>
+        <w:t xml:space="preserve">              {features ? features.combined_rms.toFixed(3) : '--'}</w:t>
+        <w:br/>
+        <w:t xml:space="preserve">            &lt;/div&gt;</w:t>
+        <w:br/>
+        <w:t xml:space="preserve">            &lt;div className="text-[9px] text-foreground-muted"&gt;Volts&lt;/div&gt;</w:t>
+        <w:br/>
+        <w:t xml:space="preserve">          &lt;/div&gt;</w:t>
+        <w:br/>
+        <w:br/>
+        <w:t xml:space="preserve">          &lt;div className="bg-background-subtle border border-border-subtle p-1.5 rounded text-center"&gt;</w:t>
+        <w:br/>
+        <w:t xml:space="preserve">            &lt;div className="text-[10px] text-foreground-muted"&gt;MAV&lt;/div&gt;</w:t>
+        <w:br/>
+        <w:t xml:space="preserve">            &lt;div className="text-xs font-bold text-foreground mt-0.5"&gt;</w:t>
+        <w:br/>
+        <w:t xml:space="preserve">              {features ? features.combined_mav.toFixed(3) : '--'}</w:t>
+        <w:br/>
+        <w:t xml:space="preserve">            &lt;/div&gt;</w:t>
+        <w:br/>
+        <w:t xml:space="preserve">            &lt;div className="text-[9px] text-foreground-muted"&gt;Volts&lt;/div&gt;</w:t>
+        <w:br/>
+        <w:t xml:space="preserve">          &lt;/div&gt;</w:t>
+        <w:br/>
+        <w:br/>
+        <w:t xml:space="preserve">          &lt;div className="bg-background-subtle border border-border-subtle p-1.5 rounded text-center"&gt;</w:t>
+        <w:br/>
+        <w:t xml:space="preserve">            &lt;div className="text-[10px] text-foreground-muted"&gt;VAR&lt;/div&gt;</w:t>
+        <w:br/>
+        <w:t xml:space="preserve">            &lt;div className="text-xs font-bold text-foreground mt-0.5"&gt;</w:t>
+        <w:br/>
+        <w:t xml:space="preserve">              {features ? features.ch1_var.toFixed(4) : '--'}</w:t>
+        <w:br/>
+        <w:t xml:space="preserve">            &lt;/div&gt;</w:t>
+        <w:br/>
+        <w:t xml:space="preserve">            &lt;div className="text-[9px] text-foreground-muted"&gt;V²&lt;/div&gt;</w:t>
+        <w:br/>
+        <w:t xml:space="preserve">          &lt;/div&gt;</w:t>
+        <w:br/>
+        <w:br/>
+        <w:t xml:space="preserve">          &lt;div className="bg-background-subtle border border-border-subtle p-1.5 rounded text-center"&gt;</w:t>
+        <w:br/>
+        <w:t xml:space="preserve">            &lt;div className="text-[10px] text-foreground-muted"&gt;ENERGY&lt;/div&gt;</w:t>
+        <w:br/>
+        <w:t xml:space="preserve">            &lt;div className="text-xs font-bold text-foreground mt-0.5"&gt;</w:t>
+        <w:br/>
+        <w:t xml:space="preserve">              {features ? features.combined_energy.toFixed(1) : '--'}</w:t>
+        <w:br/>
+        <w:t xml:space="preserve">            &lt;/div&gt;</w:t>
+        <w:br/>
+        <w:t xml:space="preserve">            &lt;div className="text-[9px] text-foreground-muted"&gt;SSI&lt;/div&gt;</w:t>
+        <w:br/>
+        <w:t xml:space="preserve">          &lt;/div&gt;</w:t>
+        <w:br/>
+        <w:br/>
+        <w:t xml:space="preserve">          &lt;div className="bg-background-subtle border border-border-subtle p-1.5 rounded text-center"&gt;</w:t>
+        <w:br/>
+        <w:t xml:space="preserve">            &lt;div className="text-[10px] text-foreground-muted"&gt;ZCR&lt;/div&gt;</w:t>
+        <w:br/>
+        <w:t xml:space="preserve">            &lt;div className="text-xs font-bold text-foreground mt-0.5"&gt;</w:t>
+        <w:br/>
+        <w:t xml:space="preserve">              {features ? features.combined_zcr.toFixed(3) : '--'}</w:t>
+        <w:br/>
+        <w:t xml:space="preserve">            &lt;/div&gt;</w:t>
+        <w:br/>
+        <w:t xml:space="preserve">            &lt;div className="text-[9px] text-foreground-muted"&gt;rate&lt;/div&gt;</w:t>
+        <w:br/>
+        <w:t xml:space="preserve">          &lt;/div&gt;</w:t>
+        <w:br/>
+        <w:t xml:space="preserve">        &lt;/div&gt;</w:t>
+        <w:br/>
+        <w:t xml:space="preserve">      &lt;/div&gt;</w:t>
+        <w:br/>
+        <w:t xml:space="preserve">    &lt;/div&gt;</w:t>
+        <w:br/>
+        <w:t xml:space="preserve">  );</w:t>
+        <w:br/>
+        <w:t>};</w:t>
+        <w:br/>
+      </w:r>
+    </w:p>
+    <w:p>
+      <w:r>
+        <w:br w:type="page"/>
+      </w:r>
+    </w:p>
+    <w:p>
+      <w:pPr>
+        <w:spacing w:before="280" w:after="120"/>
+        <w:jc w:val="left"/>
+      </w:pPr>
+      <w:r>
+        <w:rPr>
+          <w:b/>
+          <w:color w:val="0F172A"/>
+          <w:sz w:val="28"/>
+        </w:rPr>
+        <w:t>D.8 Grip Control &amp; Tactile Disturbance Panel (frontend/src/components/GripControlPanel.tsx)</w:t>
+      </w:r>
+    </w:p>
+    <w:p>
+      <w:pPr>
+        <w:spacing w:line="240" w:lineRule="auto" w:after="80"/>
+      </w:pPr>
+      <w:r>
+        <w:rPr>
+          <w:rFonts w:ascii="Consolas" w:hAnsi="Consolas"/>
+          <w:color w:val="1E293B"/>
+          <w:sz w:val="16"/>
+        </w:rPr>
+        <w:t>import React from 'react';</w:t>
+        <w:br/>
+        <w:t>import type { ControllerState } from '../types';</w:t>
+        <w:br/>
+        <w:br/>
+        <w:t>interface GripControlPanelProps {</w:t>
+        <w:br/>
+        <w:t xml:space="preserve">  controllerState: ControllerState;</w:t>
+        <w:br/>
+        <w:t xml:space="preserve">  onSimulateSlip: () =&gt; void;</w:t>
+        <w:br/>
+        <w:t xml:space="preserve">  onPressureOverrideChange?: (val: number | null) =&gt; void;</w:t>
+        <w:br/>
+        <w:t>}</w:t>
+        <w:br/>
+        <w:br/>
+        <w:t>export const GripControlPanel: React.FC&lt;GripControlPanelProps&gt; = ({</w:t>
+        <w:br/>
+        <w:t xml:space="preserve">  controllerState,</w:t>
+        <w:br/>
+        <w:t xml:space="preserve">  onSimulateSlip,</w:t>
+        <w:br/>
+        <w:t>}) =&gt; {</w:t>
+        <w:br/>
+        <w:t xml:space="preserve">  const {</w:t>
+        <w:br/>
+        <w:t xml:space="preserve">    current_pressure_n,</w:t>
+        <w:br/>
+        <w:t xml:space="preserve">    target_pressure_n,</w:t>
+        <w:br/>
+        <w:t xml:space="preserve">    max_safe_pressure_n,</w:t>
+        <w:br/>
+        <w:t xml:space="preserve">    grip_force_percent,</w:t>
+        <w:br/>
+        <w:t xml:space="preserve">    contact_detected,</w:t>
+        <w:br/>
+        <w:t xml:space="preserve">    slip_detected,</w:t>
+        <w:br/>
+        <w:t xml:space="preserve">    controller_action,</w:t>
+        <w:br/>
+        <w:t xml:space="preserve">    stability_index,</w:t>
+        <w:br/>
+        <w:t xml:space="preserve">  } = controllerState;</w:t>
+        <w:br/>
+        <w:br/>
+        <w:t xml:space="preserve">  // Pressure progress percentage relative to safety ceiling</w:t>
+        <w:br/>
+        <w:t xml:space="preserve">  const pressurePct = Math.min(100, (current_pressure_n / max_safe_pressure_n) * 100);</w:t>
+        <w:br/>
+        <w:t xml:space="preserve">  const targetPct = Math.min(100, (target_pressure_n / max_safe_pressure_n) * 100);</w:t>
+        <w:br/>
+        <w:br/>
+        <w:t xml:space="preserve">  // Closed-loop pipeline stages: IDLE -&gt; CONTACT -&gt; INCREASING -&gt; DECREASING -&gt; MAINTAINING -&gt; SLIP DETECTED -&gt; ANTI-SLIP -&gt; STABILIZED</w:t>
+        <w:br/>
+        <w:t xml:space="preserve">  type PipelineStage = 'IDLE' | 'CONTACT' | 'INCREASING' | 'DECREASING' | 'MAINTAINING' | 'SLIP DETECTED' | 'ANTI-SLIP' | 'STABILIZED';</w:t>
+        <w:br/>
+        <w:br/>
+        <w:t xml:space="preserve">  let currentStage: PipelineStage = 'IDLE';</w:t>
+        <w:br/>
+        <w:t xml:space="preserve">  if (slip_detected) {</w:t>
+        <w:br/>
+        <w:t xml:space="preserve">    currentStage = 'SLIP DETECTED';</w:t>
+        <w:br/>
+        <w:t xml:space="preserve">  } else if (controller_action === 'SLIP_COMPENSATION') {</w:t>
+        <w:br/>
+        <w:t xml:space="preserve">    currentStage = 'ANTI-SLIP';</w:t>
+        <w:br/>
+        <w:t xml:space="preserve">  } else if (controller_action === 'MAINTAINING' &amp;&amp; stability_index &gt; 95) {</w:t>
+        <w:br/>
+        <w:t xml:space="preserve">    currentStage = 'STABILIZED';</w:t>
+        <w:br/>
+        <w:t xml:space="preserve">  } else if (controller_action === 'MAINTAINING') {</w:t>
+        <w:br/>
+        <w:t xml:space="preserve">    currentStage = 'MAINTAINING';</w:t>
+        <w:br/>
+        <w:t xml:space="preserve">  } else if (controller_action === 'DECREASING') {</w:t>
+        <w:br/>
+        <w:t xml:space="preserve">    currentStage = 'DECREASING';</w:t>
+        <w:br/>
+        <w:t xml:space="preserve">  } else if (controller_action === 'INCREASING') {</w:t>
+        <w:br/>
+        <w:t xml:space="preserve">    currentStage = 'INCREASING';</w:t>
+        <w:br/>
+        <w:t xml:space="preserve">  } else if (contact_detected) {</w:t>
+        <w:br/>
+        <w:t xml:space="preserve">    currentStage = 'CONTACT';</w:t>
+        <w:br/>
+        <w:t xml:space="preserve">  } else {</w:t>
+        <w:br/>
+        <w:t xml:space="preserve">    currentStage = 'IDLE';</w:t>
+        <w:br/>
+        <w:t xml:space="preserve">  }</w:t>
+        <w:br/>
+        <w:br/>
+        <w:t xml:space="preserve">  const STAGES: PipelineStage[] = [</w:t>
+        <w:br/>
+        <w:t xml:space="preserve">    'IDLE',</w:t>
+        <w:br/>
+        <w:t xml:space="preserve">    'CONTACT',</w:t>
+        <w:br/>
+        <w:t xml:space="preserve">    'INCREASING',</w:t>
+        <w:br/>
+        <w:t xml:space="preserve">    'DECREASING',</w:t>
+        <w:br/>
+        <w:t xml:space="preserve">    'MAINTAINING',</w:t>
+        <w:br/>
+        <w:t xml:space="preserve">    'SLIP DETECTED',</w:t>
+        <w:br/>
+        <w:t xml:space="preserve">    'ANTI-SLIP',</w:t>
+        <w:br/>
+        <w:t xml:space="preserve">    'STABILIZED',</w:t>
+        <w:br/>
+        <w:t xml:space="preserve">  ];</w:t>
+        <w:br/>
+        <w:br/>
+        <w:t xml:space="preserve">  return (</w:t>
+        <w:br/>
+        <w:t xml:space="preserve">    &lt;div className="bg-background-surface border border-border rounded-md p-4 flex flex-col justify-between h-full"&gt;</w:t>
+        <w:br/>
+        <w:t xml:space="preserve">      {/* Panel Header */}</w:t>
+        <w:br/>
+        <w:t xml:space="preserve">      &lt;div className="flex items-center justify-between border-b border-border-subtle pb-2 mb-2"&gt;</w:t>
+        <w:br/>
+        <w:t xml:space="preserve">        &lt;div className="flex items-center space-x-2"&gt;</w:t>
+        <w:br/>
+        <w:t xml:space="preserve">          &lt;span className="text-xs font-mono uppercase tracking-wider text-foreground font-semibold"&gt;</w:t>
+        <w:br/>
+        <w:t xml:space="preserve">            Adaptive Closed-Loop Controller</w:t>
+        <w:br/>
+        <w:t xml:space="preserve">          &lt;/span&gt;</w:t>
+        <w:br/>
+        <w:t xml:space="preserve">          &lt;span className="text-[10px] bg-background-elevated border border-border-strong px-2 py-0.5 rounded text-foreground font-mono"&gt;</w:t>
+        <w:br/>
+        <w:t xml:space="preserve">            Tactile FSR Reflex</w:t>
+        <w:br/>
+        <w:t xml:space="preserve">          &lt;/span&gt;</w:t>
+        <w:br/>
+        <w:t xml:space="preserve">        &lt;/div&gt;</w:t>
+        <w:br/>
+        <w:t xml:space="preserve">        &lt;span</w:t>
+        <w:br/>
+        <w:t xml:space="preserve">          className={`text-[11px] font-mono font-bold px-2 py-0.5 rounded border ${</w:t>
+        <w:br/>
+        <w:t xml:space="preserve">            slip_detected || controller_action === 'SLIP_COMPENSATION'</w:t>
+        <w:br/>
+        <w:t xml:space="preserve">              ? 'text-foreground bg-technical-red border-technical-red animate-pulse'</w:t>
+        <w:br/>
+        <w:t xml:space="preserve">              : controller_action === 'MAINTAINING'</w:t>
+        <w:br/>
+        <w:t xml:space="preserve">              ? 'text-foreground bg-technical-green/30 border-technical-green'</w:t>
+        <w:br/>
+        <w:t xml:space="preserve">              : controller_action === 'INCREASING'</w:t>
+        <w:br/>
+        <w:t xml:space="preserve">              ? 'text-foreground bg-technical-amber/30 border-technical-amber'</w:t>
+        <w:br/>
+        <w:t xml:space="preserve">              : controller_action === 'DECREASING'</w:t>
+        <w:br/>
+        <w:t xml:space="preserve">              ? 'text-foreground bg-technical-cyan/30 border-technical-cyan'</w:t>
+        <w:br/>
+        <w:t xml:space="preserve">              : 'text-foreground-secondary bg-background-elevated border-border'</w:t>
+        <w:br/>
+        <w:t xml:space="preserve">          }`}</w:t>
+        <w:br/>
+        <w:t xml:space="preserve">        &gt;</w:t>
+        <w:br/>
+        <w:t xml:space="preserve">          {controller_action.replace('_', ' ')}</w:t>
+        <w:br/>
+        <w:t xml:space="preserve">        &lt;/span&gt;</w:t>
+        <w:br/>
+        <w:t xml:space="preserve">      &lt;/div&gt;</w:t>
+        <w:br/>
+        <w:br/>
+        <w:t xml:space="preserve">      {/* Controller State Pipeline Stepper (Visual Hero Feature) */}</w:t>
+        <w:br/>
+        <w:t xml:space="preserve">      &lt;div className="mb-3 bg-background-subtle p-2 rounded border border-border-subtle"&gt;</w:t>
+        <w:br/>
+        <w:t xml:space="preserve">        &lt;div className="text-[10px] font-mono uppercase tracking-wider text-foreground-muted mb-1.5 flex justify-between"&gt;</w:t>
+        <w:br/>
+        <w:t xml:space="preserve">          &lt;span&gt;Closed-Loop State Progression&lt;/span&gt;</w:t>
+        <w:br/>
+        <w:t xml:space="preserve">          &lt;span className="text-foreground font-semibold"&gt;Stage: {currentStage}&lt;/span&gt;</w:t>
+        <w:br/>
+        <w:t xml:space="preserve">        &lt;/div&gt;</w:t>
+        <w:br/>
+        <w:t xml:space="preserve">        &lt;div className="flex items-center justify-between gap-1 overflow-x-auto pb-1 font-mono text-[9px]"&gt;</w:t>
+        <w:br/>
+        <w:t xml:space="preserve">          {STAGES.map((stage, idx) =&gt; {</w:t>
+        <w:br/>
+        <w:t xml:space="preserve">            const isActive = currentStage === stage;</w:t>
+        <w:br/>
+        <w:t xml:space="preserve">            const isAlert = stage === 'SLIP DETECTED' || stage === 'ANTI-SLIP';</w:t>
+        <w:br/>
+        <w:br/>
+        <w:t xml:space="preserve">            return (</w:t>
+        <w:br/>
+        <w:t xml:space="preserve">              &lt;React.Fragment key={stage}&gt;</w:t>
+        <w:br/>
+        <w:t xml:space="preserve">                &lt;div</w:t>
+        <w:br/>
+        <w:t xml:space="preserve">                  className={`px-1.5 py-1 rounded text-center whitespace-nowrap border transition-all ${</w:t>
+        <w:br/>
+        <w:t xml:space="preserve">                    isActive</w:t>
+        <w:br/>
+        <w:t xml:space="preserve">                      ? isAlert</w:t>
+        <w:br/>
+        <w:t xml:space="preserve">                        ? 'bg-technical-red text-white font-bold border-technical-red scale-105 shadow'</w:t>
+        <w:br/>
+        <w:t xml:space="preserve">                        : 'bg-foreground text-background font-bold border-foreground scale-105 shadow'</w:t>
+        <w:br/>
+        <w:t xml:space="preserve">                      : 'bg-background-elevated text-foreground-muted border-border-subtle opacity-60'</w:t>
+        <w:br/>
+        <w:t xml:space="preserve">                  }`}</w:t>
+        <w:br/>
+        <w:t xml:space="preserve">                &gt;</w:t>
+        <w:br/>
+        <w:t xml:space="preserve">                  {stage === 'ANTI-SLIP' ? 'ANTI-SLIP +18%' : stage}</w:t>
+        <w:br/>
+        <w:t xml:space="preserve">                &lt;/div&gt;</w:t>
+        <w:br/>
+        <w:t xml:space="preserve">                {idx &lt; STAGES.length - 1 &amp;&amp; (</w:t>
+        <w:br/>
+        <w:t xml:space="preserve">                  &lt;span className="text-foreground-muted text-[8px]"&gt;→&lt;/span&gt;</w:t>
+        <w:br/>
+        <w:t xml:space="preserve">                )}</w:t>
+        <w:br/>
+        <w:t xml:space="preserve">              &lt;/React.Fragment&gt;</w:t>
+        <w:br/>
+        <w:t xml:space="preserve">            );</w:t>
+        <w:br/>
+        <w:t xml:space="preserve">          })}</w:t>
+        <w:br/>
+        <w:t xml:space="preserve">        &lt;/div&gt;</w:t>
+        <w:br/>
+        <w:t xml:space="preserve">      &lt;/div&gt;</w:t>
+        <w:br/>
+        <w:br/>
+        <w:t xml:space="preserve">      {/* Prominent High-Visibility Slip Alert Banner */}</w:t>
+        <w:br/>
+        <w:t xml:space="preserve">      {(slip_detected || controller_action === 'SLIP_COMPENSATION') &amp;&amp; (</w:t>
+        <w:br/>
+        <w:t xml:space="preserve">        &lt;div className="mb-3 p-2 bg-technical-red/20 border-2 border-technical-red rounded flex items-center justify-between font-mono animate-pulse"&gt;</w:t>
+        <w:br/>
+        <w:t xml:space="preserve">          &lt;div className="flex items-center space-x-2"&gt;</w:t>
+        <w:br/>
+        <w:t xml:space="preserve">            &lt;span className="w-2.5 h-2.5 rounded-full bg-technical-red inline-block" /&gt;</w:t>
+        <w:br/>
+        <w:t xml:space="preserve">            &lt;span className="text-xs text-foreground font-bold"&gt;</w:t>
+        <w:br/>
+        <w:t xml:space="preserve">              {slip_detected ? 'SOFTWARE-INJECTED SLIP DISTURBANCE' : 'ANTI-SLIP REFLEX ENGAGED'}</w:t>
+        <w:br/>
+        <w:t xml:space="preserve">            &lt;/span&gt;</w:t>
+        <w:br/>
+        <w:t xml:space="preserve">          &lt;/div&gt;</w:t>
+        <w:br/>
+        <w:t xml:space="preserve">          &lt;span className="text-xs text-foreground bg-technical-red px-2 py-0.5 rounded font-bold"&gt;</w:t>
+        <w:br/>
+        <w:t xml:space="preserve">            +18% Servo Torque Boost</w:t>
+        <w:br/>
+        <w:t xml:space="preserve">          &lt;/span&gt;</w:t>
+        <w:br/>
+        <w:t xml:space="preserve">        &lt;/div&gt;</w:t>
+        <w:br/>
+        <w:t xml:space="preserve">      )}</w:t>
+        <w:br/>
+        <w:br/>
+        <w:t xml:space="preserve">      {/* Primary Feedback Indicators */}</w:t>
+        <w:br/>
+        <w:t xml:space="preserve">      &lt;div className="grid grid-cols-2 sm:grid-cols-4 gap-2 mb-3 font-mono"&gt;</w:t>
+        <w:br/>
+        <w:t xml:space="preserve">        {/* Current Pressure */}</w:t>
+        <w:br/>
+        <w:t xml:space="preserve">        &lt;div className="bg-background-subtle border border-border-subtle p-2.5 rounded"&gt;</w:t>
+        <w:br/>
+        <w:t xml:space="preserve">          &lt;div className="text-[10px] text-foreground-muted uppercase"&gt;Tactile Pressure&lt;/div&gt;</w:t>
+        <w:br/>
+        <w:t xml:space="preserve">          &lt;div className="text-base font-bold text-foreground mt-0.5"&gt;</w:t>
+        <w:br/>
+        <w:t xml:space="preserve">            {current_pressure_n.toFixed(1)} &lt;span className="text-xs text-foreground-muted font-normal"&gt;N&lt;/span&gt;</w:t>
+        <w:br/>
+        <w:t xml:space="preserve">          &lt;/div&gt;</w:t>
+        <w:br/>
+        <w:t xml:space="preserve">          &lt;div className="text-[10px] text-foreground-secondary font-medium"&gt;Target: {target_pressure_n.toFixed(0)} N&lt;/div&gt;</w:t>
+        <w:br/>
+        <w:t xml:space="preserve">        &lt;/div&gt;</w:t>
+        <w:br/>
+        <w:br/>
+        <w:t xml:space="preserve">        {/* Grip Force / Servo Effort */}</w:t>
+        <w:br/>
+        <w:t xml:space="preserve">        &lt;div className="bg-background-subtle border border-border-subtle p-2.5 rounded"&gt;</w:t>
+        <w:br/>
+        <w:t xml:space="preserve">          &lt;div className="text-[10px] text-foreground-muted uppercase"&gt;Servo Command&lt;/div&gt;</w:t>
+        <w:br/>
+        <w:t xml:space="preserve">          &lt;div className="text-base font-bold text-foreground mt-0.5"&gt;</w:t>
+        <w:br/>
+        <w:t xml:space="preserve">            {grip_force_percent.toFixed(0)} &lt;span className="text-xs text-foreground-muted font-normal"&gt;%&lt;/span&gt;</w:t>
+        <w:br/>
+        <w:t xml:space="preserve">          &lt;/div&gt;</w:t>
+        <w:br/>
+        <w:t xml:space="preserve">          &lt;div className="text-[10px] text-foreground-secondary font-medium"&gt;Torque effort&lt;/div&gt;</w:t>
+        <w:br/>
+        <w:t xml:space="preserve">        &lt;/div&gt;</w:t>
+        <w:br/>
+        <w:br/>
+        <w:t xml:space="preserve">        {/* Contact Status */}</w:t>
+        <w:br/>
+        <w:t xml:space="preserve">        &lt;div className="bg-background-subtle border border-border-subtle p-2.5 rounded"&gt;</w:t>
+        <w:br/>
+        <w:t xml:space="preserve">          &lt;div className="text-[10px] text-foreground-muted uppercase"&gt;Tactile Contact&lt;/div&gt;</w:t>
+        <w:br/>
+        <w:t xml:space="preserve">          &lt;div className="text-sm font-bold mt-1"&gt;</w:t>
+        <w:br/>
+        <w:t xml:space="preserve">            {contact_detected ? (</w:t>
+        <w:br/>
+        <w:t xml:space="preserve">              &lt;span className="text-technical-green font-bold"&gt;DETECTED&lt;/span&gt;</w:t>
+        <w:br/>
+        <w:t xml:space="preserve">            ) : (</w:t>
+        <w:br/>
+        <w:t xml:space="preserve">              &lt;span className="text-foreground-muted"&gt;NONE&lt;/span&gt;</w:t>
+        <w:br/>
+        <w:t xml:space="preserve">            )}</w:t>
+        <w:br/>
+        <w:t xml:space="preserve">          &lt;/div&gt;</w:t>
+        <w:br/>
+        <w:t xml:space="preserve">          &lt;div className="text-[10px] text-foreground-muted"&gt;Threshold: 5.0 N&lt;/div&gt;</w:t>
+        <w:br/>
+        <w:t xml:space="preserve">        &lt;/div&gt;</w:t>
+        <w:br/>
+        <w:br/>
+        <w:t xml:space="preserve">        {/* Slip Alert */}</w:t>
+        <w:br/>
+        <w:t xml:space="preserve">        &lt;div className="bg-background-subtle border border-border-subtle p-2.5 rounded"&gt;</w:t>
+        <w:br/>
+        <w:t xml:space="preserve">          &lt;div className="text-[10px] text-foreground-muted uppercase"&gt;Slip Monitor&lt;/div&gt;</w:t>
+        <w:br/>
+        <w:t xml:space="preserve">          &lt;div className="text-sm font-bold mt-1"&gt;</w:t>
+        <w:br/>
+        <w:t xml:space="preserve">            {slip_detected ? (</w:t>
+        <w:br/>
+        <w:t xml:space="preserve">              &lt;span className="text-technical-red font-bold animate-pulse"&gt;SLIP DETECTED&lt;/span&gt;</w:t>
+        <w:br/>
+        <w:t xml:space="preserve">            ) : (</w:t>
+        <w:br/>
+        <w:t xml:space="preserve">              &lt;span className="text-foreground font-medium"&gt;STABLE&lt;/span&gt;</w:t>
+        <w:br/>
+        <w:t xml:space="preserve">            )}</w:t>
+        <w:br/>
+        <w:t xml:space="preserve">          &lt;/div&gt;</w:t>
+        <w:br/>
+        <w:t xml:space="preserve">          &lt;div className="text-[10px] text-foreground-muted"&gt;Stability: {stability_index}%&lt;/div&gt;</w:t>
+        <w:br/>
+        <w:t xml:space="preserve">        &lt;/div&gt;</w:t>
+        <w:br/>
+        <w:t xml:space="preserve">      &lt;/div&gt;</w:t>
+        <w:br/>
+        <w:br/>
+        <w:t xml:space="preserve">      {/* Pressure Comparison Gauge Bar */}</w:t>
+        <w:br/>
+        <w:t xml:space="preserve">      &lt;div className="bg-background-subtle border border-border-subtle p-2.5 rounded mb-3 font-mono"&gt;</w:t>
+        <w:br/>
+        <w:t xml:space="preserve">        &lt;div className="flex justify-between text-xs text-foreground-secondary mb-1"&gt;</w:t>
+        <w:br/>
+        <w:t xml:space="preserve">          &lt;span className="text-foreground font-medium"&gt;FSR Pressure Envelope&lt;/span&gt;</w:t>
+        <w:br/>
+        <w:t xml:space="preserve">          &lt;span className="font-bold text-foreground"&gt;{current_pressure_n.toFixed(1)} / {max_safe_pressure_n} N Max&lt;/span&gt;</w:t>
+        <w:br/>
+        <w:t xml:space="preserve">        &lt;/div&gt;</w:t>
+        <w:br/>
+        <w:br/>
+        <w:t xml:space="preserve">        &lt;div className="relative w-full bg-background-elevated h-3 rounded overflow-hidden border border-border"&gt;</w:t>
+        <w:br/>
+        <w:t xml:space="preserve">          {/* Target marker */}</w:t>
+        <w:br/>
+        <w:t xml:space="preserve">          {target_pressure_n &gt; 0 &amp;&amp; (</w:t>
+        <w:br/>
+        <w:t xml:space="preserve">            &lt;div</w:t>
+        <w:br/>
+        <w:t xml:space="preserve">              className="absolute top-0 bottom-0 w-1 bg-foreground z-10"</w:t>
+        <w:br/>
+        <w:t xml:space="preserve">              style={{ left: `${targetPct}%` }}</w:t>
+        <w:br/>
+        <w:t xml:space="preserve">              title={`Target: ${target_pressure_n} N`}</w:t>
+        <w:br/>
+        <w:t xml:space="preserve">            /&gt;</w:t>
+        <w:br/>
+        <w:t xml:space="preserve">          )}</w:t>
+        <w:br/>
+        <w:t xml:space="preserve">          {/* Current pressure fill */}</w:t>
+        <w:br/>
+        <w:t xml:space="preserve">          &lt;div</w:t>
+        <w:br/>
+        <w:t xml:space="preserve">            className={`h-full transition-all duration-150 ${</w:t>
+        <w:br/>
+        <w:t xml:space="preserve">              current_pressure_n &gt; 65</w:t>
+        <w:br/>
+        <w:t xml:space="preserve">                ? 'bg-technical-amber'</w:t>
+        <w:br/>
+        <w:t xml:space="preserve">                : slip_detected || controller_action === 'SLIP_COMPENSATION'</w:t>
+        <w:br/>
+        <w:t xml:space="preserve">                ? 'bg-technical-red'</w:t>
+        <w:br/>
+        <w:t xml:space="preserve">                : 'bg-foreground'</w:t>
+        <w:br/>
+        <w:t xml:space="preserve">            }`}</w:t>
+        <w:br/>
+        <w:t xml:space="preserve">            style={{ width: `${pressurePct}%` }}</w:t>
+        <w:br/>
+        <w:t xml:space="preserve">          /&gt;</w:t>
+        <w:br/>
+        <w:t xml:space="preserve">        &lt;/div&gt;</w:t>
+        <w:br/>
+        <w:br/>
+        <w:t xml:space="preserve">        &lt;div className="flex justify-between text-[10px] text-foreground-muted mt-1 font-mono"&gt;</w:t>
+        <w:br/>
+        <w:t xml:space="preserve">          &lt;span&gt;0 N&lt;/span&gt;</w:t>
+        <w:br/>
+        <w:t xml:space="preserve">          {target_pressure_n &gt; 0 &amp;&amp; (</w:t>
+        <w:br/>
+        <w:t xml:space="preserve">            &lt;span style={{ marginLeft: `${Math.max(5, targetPct - 15)}%` }} className="text-foreground font-semibold"&gt;</w:t>
+        <w:br/>
+        <w:t xml:space="preserve">              ▲ Target ({target_pressure_n} N)</w:t>
+        <w:br/>
+        <w:t xml:space="preserve">            &lt;/span&gt;</w:t>
+        <w:br/>
+        <w:t xml:space="preserve">          )}</w:t>
+        <w:br/>
+        <w:t xml:space="preserve">          &lt;span&gt;75 N (Ceiling)&lt;/span&gt;</w:t>
+        <w:br/>
+        <w:t xml:space="preserve">        &lt;/div&gt;</w:t>
+        <w:br/>
+        <w:t xml:space="preserve">      &lt;/div&gt;</w:t>
+        <w:br/>
+        <w:br/>
+        <w:t xml:space="preserve">      {/* Micro-Slip Disturbance Trigger Button */}</w:t>
+        <w:br/>
+        <w:t xml:space="preserve">      &lt;div className="flex items-center justify-between pt-2 border-t border-border-subtle"&gt;</w:t>
+        <w:br/>
+        <w:t xml:space="preserve">        &lt;div className="text-[11px] text-foreground-secondary font-mono"&gt;</w:t>
+        <w:br/>
+        <w:t xml:space="preserve">          Inject simulated slip disturbance to closed loop:</w:t>
+        <w:br/>
+        <w:t xml:space="preserve">        &lt;/div&gt;</w:t>
+        <w:br/>
+        <w:t xml:space="preserve">        &lt;button</w:t>
+        <w:br/>
+        <w:t xml:space="preserve">          onClick={onSimulateSlip}</w:t>
+        <w:br/>
+        <w:t xml:space="preserve">          disabled={!contact_detected}</w:t>
+        <w:br/>
+        <w:t xml:space="preserve">          className="text-xs font-mono uppercase tracking-wider px-3.5 py-1.5 rounded border border-border bg-background-elevated hover:bg-border/60 active:bg-border text-foreground font-semibold disabled:opacity-30 disabled:cursor-not-allowed transition-colors"</w:t>
+        <w:br/>
+        <w:t xml:space="preserve">        &gt;</w:t>
+        <w:br/>
+        <w:t xml:space="preserve">          Simulate Slip Disturbance</w:t>
+        <w:br/>
+        <w:t xml:space="preserve">        &lt;/button&gt;</w:t>
+        <w:br/>
+        <w:t xml:space="preserve">      &lt;/div&gt;</w:t>
+        <w:br/>
+        <w:t xml:space="preserve">    &lt;/div&gt;</w:t>
+        <w:br/>
+        <w:t xml:space="preserve">  );</w:t>
+        <w:br/>
+        <w:t>};</w:t>
+        <w:br/>
+      </w:r>
+    </w:p>
+    <w:p>
+      <w:r>
+        <w:br w:type="page"/>
+      </w:r>
+    </w:p>
+    <w:p>
+      <w:pPr>
+        <w:spacing w:before="280" w:after="120"/>
+        <w:jc w:val="left"/>
+      </w:pPr>
+      <w:r>
+        <w:rPr>
+          <w:b/>
+          <w:color w:val="0F172A"/>
+          <w:sz w:val="28"/>
+        </w:rPr>
+        <w:t>D.9 3D Articulated Kinematic Hand Visualization (frontend/src/components/HandVisualization.tsx)</w:t>
+      </w:r>
+    </w:p>
+    <w:p>
+      <w:pPr>
+        <w:spacing w:line="240" w:lineRule="auto" w:after="80"/>
+      </w:pPr>
+      <w:r>
+        <w:rPr>
+          <w:rFonts w:ascii="Consolas" w:hAnsi="Consolas"/>
+          <w:color w:val="1E293B"/>
+          <w:sz w:val="16"/>
+        </w:rPr>
+        <w:t>import React from 'react';</w:t>
+        <w:br/>
+        <w:t>import type { ControllerState } from '../types';</w:t>
+        <w:br/>
+        <w:br/>
+        <w:t>interface HandVisualizationProps {</w:t>
+        <w:br/>
+        <w:t xml:space="preserve">  gripState: string;</w:t>
+        <w:br/>
+        <w:t xml:space="preserve">  controllerState: ControllerState;</w:t>
+        <w:br/>
+        <w:t>}</w:t>
+        <w:br/>
+        <w:br/>
+        <w:t>export const HandVisualization: React.FC&lt;HandVisualizationProps&gt; = ({</w:t>
+        <w:br/>
+        <w:t xml:space="preserve">  gripState,</w:t>
+        <w:br/>
+        <w:t xml:space="preserve">  controllerState,</w:t>
+        <w:br/>
+        <w:t>}) =&gt; {</w:t>
+        <w:br/>
+        <w:t xml:space="preserve">  const {</w:t>
+        <w:br/>
+        <w:t xml:space="preserve">    current_pressure_n,</w:t>
+        <w:br/>
+        <w:t xml:space="preserve">    grip_force_percent,</w:t>
+        <w:br/>
+        <w:t xml:space="preserve">    contact_detected,</w:t>
+        <w:br/>
+        <w:t xml:space="preserve">    slip_detected,</w:t>
+        <w:br/>
+        <w:t xml:space="preserve">    controller_action,</w:t>
+        <w:br/>
+        <w:t xml:space="preserve">  } = controllerState;</w:t>
+        <w:br/>
+        <w:br/>
+        <w:t xml:space="preserve">  // Normalized flexion factor: 0.0 (fully open) to 1.0 (fully flexed)</w:t>
+        <w:br/>
+        <w:t xml:space="preserve">  const flexion = Math.min(1.0, Math.max(0.0, grip_force_percent / 100));</w:t>
+        <w:br/>
+        <w:br/>
+        <w:t xml:space="preserve">  // Joint rotation angles based on grip type &amp; flexion</w:t>
+        <w:br/>
+        <w:t xml:space="preserve">  let thumbAngle = 0;</w:t>
+        <w:br/>
+        <w:t xml:space="preserve">  let indexCurl = 0;</w:t>
+        <w:br/>
+        <w:t xml:space="preserve">  let middleCurl = 0;</w:t>
+        <w:br/>
+        <w:t xml:space="preserve">  let ringCurl = 0;</w:t>
+        <w:br/>
+        <w:t xml:space="preserve">  let pinkyCurl = 0;</w:t>
+        <w:br/>
+        <w:br/>
+        <w:t xml:space="preserve">  const stateKey = gripState.toUpperCase().replace(' ', '_');</w:t>
+        <w:br/>
+        <w:br/>
+        <w:t xml:space="preserve">  if (stateKey === 'POWER_GRIP') {</w:t>
+        <w:br/>
+        <w:t xml:space="preserve">    thumbAngle = 20 + flexion * 50;</w:t>
+        <w:br/>
+        <w:t xml:space="preserve">    indexCurl = flexion * 68;</w:t>
+        <w:br/>
+        <w:t xml:space="preserve">    middleCurl = flexion * 72;</w:t>
+        <w:br/>
+        <w:t xml:space="preserve">    ringCurl = flexion * 70;</w:t>
+        <w:br/>
+        <w:t xml:space="preserve">    pinkyCurl = flexion * 65;</w:t>
+        <w:br/>
+        <w:t xml:space="preserve">  } else if (stateKey === 'PINCH_GRIP') {</w:t>
+        <w:br/>
+        <w:t xml:space="preserve">    thumbAngle = 28 + flexion * 42;</w:t>
+        <w:br/>
+        <w:t xml:space="preserve">    indexCurl = flexion * 62;</w:t>
+        <w:br/>
+        <w:t xml:space="preserve">    middleCurl = flexion * 28;</w:t>
+        <w:br/>
+        <w:t xml:space="preserve">    ringCurl = flexion * 22;</w:t>
+        <w:br/>
+        <w:t xml:space="preserve">    pinkyCurl = flexion * 18;</w:t>
+        <w:br/>
+        <w:t xml:space="preserve">  } else if (stateKey === 'RELEASE' || stateKey === 'OPEN') {</w:t>
+        <w:br/>
+        <w:t xml:space="preserve">    thumbAngle = Math.max(0, 8 * flexion);</w:t>
+        <w:br/>
+        <w:t xml:space="preserve">    indexCurl = Math.max(0, 4 * flexion);</w:t>
+        <w:br/>
+        <w:t xml:space="preserve">    middleCurl = Math.max(0, 4 * flexion);</w:t>
+        <w:br/>
+        <w:t xml:space="preserve">    ringCurl = Math.max(0, 4 * flexion);</w:t>
+        <w:br/>
+        <w:t xml:space="preserve">    pinkyCurl = Math.max(0, 4 * flexion);</w:t>
+        <w:br/>
+        <w:t xml:space="preserve">  }</w:t>
+        <w:br/>
+        <w:br/>
+        <w:t xml:space="preserve">  // FSR pressure color &amp; halo</w:t>
+        <w:br/>
+        <w:t xml:space="preserve">  const getSensorColor = () =&gt; {</w:t>
+        <w:br/>
+        <w:t xml:space="preserve">    if (slip_detected) return '#ef4444'; // Red alert on slip</w:t>
+        <w:br/>
+        <w:t xml:space="preserve">    if (!contact_detected) return '#3b4252'; // Muted dark inactive</w:t>
+        <w:br/>
+        <w:t xml:space="preserve">    if (current_pressure_n &gt; 65) return '#f59e0b'; // Amber near safety ceiling</w:t>
+        <w:br/>
+        <w:t xml:space="preserve">    return '#22c55e'; // High-contrast green stable contact</w:t>
+        <w:br/>
+        <w:t xml:space="preserve">  };</w:t>
+        <w:br/>
+        <w:br/>
+        <w:t xml:space="preserve">  const padColor = getSensorColor();</w:t>
+        <w:br/>
+        <w:br/>
+        <w:t xml:space="preserve">  return (</w:t>
+        <w:br/>
+        <w:t xml:space="preserve">    &lt;div className="bg-background-surface border border-border rounded-md p-4 flex flex-col justify-between relative shadow-sm h-full"&gt;</w:t>
+        <w:br/>
+        <w:t xml:space="preserve">      {/* Hand Status Overlay Bar */}</w:t>
+        <w:br/>
+        <w:t xml:space="preserve">      &lt;div className="w-full flex items-center justify-between border-b border-border-subtle pb-2 mb-2"&gt;</w:t>
+        <w:br/>
+        <w:t xml:space="preserve">        &lt;div className="flex items-center space-x-2"&gt;</w:t>
+        <w:br/>
+        <w:t xml:space="preserve">          &lt;span className="text-xs font-mono uppercase tracking-wider text-foreground font-semibold"&gt;</w:t>
+        <w:br/>
+        <w:t xml:space="preserve">            Articulated Bionic Hand</w:t>
+        <w:br/>
+        <w:t xml:space="preserve">          &lt;/span&gt;</w:t>
+        <w:br/>
+        <w:t xml:space="preserve">          &lt;span className="text-[10px] bg-background-elevated border border-border-strong px-2 py-0.5 rounded text-foreground font-mono"&gt;</w:t>
+        <w:br/>
+        <w:t xml:space="preserve">            5-DOF Virtual Kinematics</w:t>
+        <w:br/>
+        <w:t xml:space="preserve">          &lt;/span&gt;</w:t>
+        <w:br/>
+        <w:t xml:space="preserve">        &lt;/div&gt;</w:t>
+        <w:br/>
+        <w:t xml:space="preserve">        &lt;div className="flex items-center space-x-3 text-xs font-mono"&gt;</w:t>
+        <w:br/>
+        <w:t xml:space="preserve">          &lt;span className="text-foreground-secondary"&gt;</w:t>
+        <w:br/>
+        <w:t xml:space="preserve">            Servo Effort: &lt;span className="text-foreground font-bold"&gt;{grip_force_percent.toFixed(0)}%&lt;/span&gt;</w:t>
+        <w:br/>
+        <w:t xml:space="preserve">          &lt;/span&gt;</w:t>
+        <w:br/>
+        <w:t xml:space="preserve">          &lt;span className="text-foreground-secondary"&gt;</w:t>
+        <w:br/>
+        <w:t xml:space="preserve">            State: &lt;span className="text-foreground font-bold"&gt;{controller_action}&lt;/span&gt;</w:t>
+        <w:br/>
+        <w:t xml:space="preserve">          &lt;/span&gt;</w:t>
+        <w:br/>
+        <w:t xml:space="preserve">        &lt;/div&gt;</w:t>
+        <w:br/>
+        <w:t xml:space="preserve">      &lt;/div&gt;</w:t>
+        <w:br/>
+        <w:br/>
+        <w:t xml:space="preserve">      {/* SVG Prosthetic Hand Canvas - Tightened ViewBox to Eliminate Empty Margins */}</w:t>
+        <w:br/>
+        <w:t xml:space="preserve">      &lt;div className="relative w-full flex-1 flex items-center justify-center min-h-[340px] bg-background-subtle/50 rounded border border-border-subtle overflow-hidden"&gt;</w:t>
+        <w:br/>
+        <w:t xml:space="preserve">        &lt;svg</w:t>
+        <w:br/>
+        <w:t xml:space="preserve">          viewBox="90 55 235 325"</w:t>
+        <w:br/>
+        <w:t xml:space="preserve">          preserveAspectRatio="xMidYMid meet"</w:t>
+        <w:br/>
+        <w:t xml:space="preserve">          className="w-full h-full max-h-[350px] select-none"</w:t>
+        <w:br/>
+        <w:t xml:space="preserve">          style={{ transition: 'all 0.15s ease-out' }}</w:t>
+        <w:br/>
+        <w:t xml:space="preserve">        &gt;</w:t>
+        <w:br/>
+        <w:t xml:space="preserve">          &lt;defs&gt;</w:t>
+        <w:br/>
+        <w:t xml:space="preserve">            {/* Technical grid backdrop */}</w:t>
+        <w:br/>
+        <w:t xml:space="preserve">            &lt;pattern id="handGrid" width="16" height="16" patternUnits="userSpaceOnUse"&gt;</w:t>
+        <w:br/>
+        <w:t xml:space="preserve">              &lt;path d="M 16 0 L 0 0 0 16" fill="none" stroke="#1c202a" strokeWidth="0.8" /&gt;</w:t>
+        <w:br/>
+        <w:t xml:space="preserve">            &lt;/pattern&gt;</w:t>
+        <w:br/>
+        <w:t xml:space="preserve">          &lt;/defs&gt;</w:t>
+        <w:br/>
+        <w:t xml:space="preserve">          &lt;rect x="90" y="55" width="235" height="325" fill="url(#handGrid)" opacity="0.65" /&gt;</w:t>
+        <w:br/>
+        <w:br/>
+        <w:t xml:space="preserve">          {/* Wrist / Forearm Chassis Mounting */}</w:t>
+        <w:br/>
+        <w:t xml:space="preserve">          &lt;path</w:t>
+        <w:br/>
+        <w:t xml:space="preserve">            d="M 165 330 L 255 330 L 265 375 L 155 375 Z"</w:t>
+        <w:br/>
+        <w:t xml:space="preserve">            fill="#1e232e"</w:t>
+        <w:br/>
+        <w:t xml:space="preserve">            stroke="#546077"</w:t>
+        <w:br/>
+        <w:t xml:space="preserve">            strokeWidth="2.5"</w:t>
+        <w:br/>
+        <w:t xml:space="preserve">          /&gt;</w:t>
+        <w:br/>
+        <w:t xml:space="preserve">          {/* Main wrist pivot hub */}</w:t>
+        <w:br/>
+        <w:t xml:space="preserve">          &lt;circle cx="210" cy="332" r="15" fill="#29303d" stroke="#687691" strokeWidth="2.5" /&gt;</w:t>
+        <w:br/>
+        <w:t xml:space="preserve">          &lt;circle cx="210" cy="332" r="6" fill="#14171d" stroke="#546077" strokeWidth="1.5" /&gt;</w:t>
+        <w:br/>
+        <w:t xml:space="preserve">          &lt;line x1="192" y1="332" x2="228" y2="332" stroke="#8896b0" strokeWidth="2" strokeDasharray="3 2" /&gt;</w:t>
+        <w:br/>
+        <w:br/>
+        <w:t xml:space="preserve">          {/* Palm Structural Body - High-Contrast Armor */}</w:t>
+        <w:br/>
+        <w:t xml:space="preserve">          &lt;polygon</w:t>
+        <w:br/>
+        <w:t xml:space="preserve">            points="138,242 158,168 262,168 282,242 254,324 166,324"</w:t>
+        <w:br/>
+        <w:t xml:space="preserve">            fill="#232834"</w:t>
+        <w:br/>
+        <w:t xml:space="preserve">            stroke="#687691"</w:t>
+        <w:br/>
+        <w:t xml:space="preserve">            strokeWidth="3"</w:t>
+        <w:br/>
+        <w:t xml:space="preserve">          /&gt;</w:t>
+        <w:br/>
+        <w:t xml:space="preserve">          {/* Palm Inner Skeleton Inset */}</w:t>
+        <w:br/>
+        <w:t xml:space="preserve">          &lt;polygon</w:t>
+        <w:br/>
+        <w:t xml:space="preserve">            points="160,182 260,182 268,236 244,300 176,300 152,236"</w:t>
+        <w:br/>
+        <w:t xml:space="preserve">            fill="#181c24"</w:t>
+        <w:br/>
+        <w:t xml:space="preserve">            stroke="#3d4659"</w:t>
+        <w:br/>
+        <w:t xml:space="preserve">            strokeWidth="2"</w:t>
+        <w:br/>
+        <w:t xml:space="preserve">          /&gt;</w:t>
+        <w:br/>
+        <w:br/>
+        <w:t xml:space="preserve">          {/* Palm Tactile FSR Sensor Pad */}</w:t>
+        <w:br/>
+        <w:t xml:space="preserve">          &lt;g transform="translate(210, 245)"&gt;</w:t>
+        <w:br/>
+        <w:t xml:space="preserve">            {contact_detected &amp;&amp; (</w:t>
+        <w:br/>
+        <w:t xml:space="preserve">              &lt;circle</w:t>
+        <w:br/>
+        <w:t xml:space="preserve">                cx="0"</w:t>
+        <w:br/>
+        <w:t xml:space="preserve">                cy="0"</w:t>
+        <w:br/>
+        <w:t xml:space="preserve">                r="18"</w:t>
+        <w:br/>
+        <w:t xml:space="preserve">                fill="none"</w:t>
+        <w:br/>
+        <w:t xml:space="preserve">                stroke={padColor}</w:t>
+        <w:br/>
+        <w:t xml:space="preserve">                strokeWidth="1.5"</w:t>
+        <w:br/>
+        <w:t xml:space="preserve">                opacity="0.75"</w:t>
+        <w:br/>
+        <w:t xml:space="preserve">                strokeDasharray="3 3"</w:t>
+        <w:br/>
+        <w:t xml:space="preserve">              /&gt;</w:t>
+        <w:br/>
+        <w:t xml:space="preserve">            )}</w:t>
+        <w:br/>
+        <w:t xml:space="preserve">            &lt;circle</w:t>
+        <w:br/>
+        <w:t xml:space="preserve">              cx="0"</w:t>
+        <w:br/>
+        <w:t xml:space="preserve">              cy="0"</w:t>
+        <w:br/>
+        <w:t xml:space="preserve">              r="12"</w:t>
+        <w:br/>
+        <w:t xml:space="preserve">              fill={padColor}</w:t>
+        <w:br/>
+        <w:t xml:space="preserve">              opacity={contact_detected ? 1.0 : 0.4}</w:t>
+        <w:br/>
+        <w:t xml:space="preserve">              stroke="#687691"</w:t>
+        <w:br/>
+        <w:t xml:space="preserve">              strokeWidth="2"</w:t>
+        <w:br/>
+        <w:t xml:space="preserve">            /&gt;</w:t>
+        <w:br/>
+        <w:t xml:space="preserve">            &lt;text</w:t>
+        <w:br/>
+        <w:t xml:space="preserve">              x="0"</w:t>
+        <w:br/>
+        <w:t xml:space="preserve">              y="3"</w:t>
+        <w:br/>
+        <w:t xml:space="preserve">              textAnchor="middle"</w:t>
+        <w:br/>
+        <w:t xml:space="preserve">              fontSize="7"</w:t>
+        <w:br/>
+        <w:t xml:space="preserve">              fontFamily="monospace"</w:t>
+        <w:br/>
+        <w:t xml:space="preserve">              fill="#0e1014"</w:t>
+        <w:br/>
+        <w:t xml:space="preserve">              fontWeight="bold"</w:t>
+        <w:br/>
+        <w:t xml:space="preserve">            &gt;</w:t>
+        <w:br/>
+        <w:t xml:space="preserve">              FSR-P</w:t>
+        <w:br/>
+        <w:t xml:space="preserve">            &lt;/text&gt;</w:t>
+        <w:br/>
+        <w:t xml:space="preserve">          &lt;/g&gt;</w:t>
+        <w:br/>
+        <w:br/>
+        <w:t xml:space="preserve">          {/* Grasped Object in Power Grip mode */}</w:t>
+        <w:br/>
+        <w:t xml:space="preserve">          {stateKey === 'POWER_GRIP' &amp;&amp; flexion &gt; 0.25 &amp;&amp; (</w:t>
+        <w:br/>
+        <w:t xml:space="preserve">            &lt;g opacity={Math.min(1, flexion * 1.5)}&gt;</w:t>
+        <w:br/>
+        <w:t xml:space="preserve">              &lt;rect</w:t>
+        <w:br/>
+        <w:t xml:space="preserve">                x="170"</w:t>
+        <w:br/>
+        <w:t xml:space="preserve">                y="125"</w:t>
+        <w:br/>
+        <w:t xml:space="preserve">                width="78"</w:t>
+        <w:br/>
+        <w:t xml:space="preserve">                height="120"</w:t>
+        <w:br/>
+        <w:t xml:space="preserve">                rx="14"</w:t>
+        <w:br/>
+        <w:t xml:space="preserve">                fill="#2e3543"</w:t>
+        <w:br/>
+        <w:t xml:space="preserve">                stroke="#94a3b8"</w:t>
+        <w:br/>
+        <w:t xml:space="preserve">                strokeWidth="2.5"</w:t>
+        <w:br/>
+        <w:t xml:space="preserve">              /&gt;</w:t>
+        <w:br/>
+        <w:t xml:space="preserve">              &lt;line x1="180" y1="145" x2="238" y2="145" stroke="#64748b" strokeWidth="2.5" /&gt;</w:t>
+        <w:br/>
+        <w:t xml:space="preserve">              &lt;line x1="180" y1="225" x2="238" y2="225" stroke="#64748b" strokeWidth="2.5" /&gt;</w:t>
+        <w:br/>
+        <w:t xml:space="preserve">              &lt;text</w:t>
+        <w:br/>
+        <w:t xml:space="preserve">                x="209"</w:t>
+        <w:br/>
+        <w:t xml:space="preserve">                y="188"</w:t>
+        <w:br/>
+        <w:t xml:space="preserve">                textAnchor="middle"</w:t>
+        <w:br/>
+        <w:t xml:space="preserve">                fontSize="10"</w:t>
+        <w:br/>
+        <w:t xml:space="preserve">                fontFamily="monospace"</w:t>
+        <w:br/>
+        <w:t xml:space="preserve">                fontWeight="bold"</w:t>
+        <w:br/>
+        <w:t xml:space="preserve">                fill="#e2e8f0"</w:t>
+        <w:br/>
+        <w:t xml:space="preserve">                letterSpacing="1"</w:t>
+        <w:br/>
+        <w:t xml:space="preserve">              &gt;</w:t>
+        <w:br/>
+        <w:t xml:space="preserve">                PAYLOAD</w:t>
+        <w:br/>
+        <w:t xml:space="preserve">              &lt;/text&gt;</w:t>
+        <w:br/>
+        <w:t xml:space="preserve">            &lt;/g&gt;</w:t>
+        <w:br/>
+        <w:t xml:space="preserve">          )}</w:t>
+        <w:br/>
+        <w:br/>
+        <w:t xml:space="preserve">          {/* Grasped Object in Pinch Grip mode */}</w:t>
+        <w:br/>
+        <w:t xml:space="preserve">          {stateKey === 'PINCH_GRIP' &amp;&amp; flexion &gt; 0.25 &amp;&amp; (</w:t>
+        <w:br/>
+        <w:t xml:space="preserve">            &lt;g opacity={Math.min(1, flexion * 1.5)}&gt;</w:t>
+        <w:br/>
+        <w:t xml:space="preserve">              &lt;rect</w:t>
+        <w:br/>
+        <w:t xml:space="preserve">                x="158"</w:t>
+        <w:br/>
+        <w:t xml:space="preserve">                y="122"</w:t>
+        <w:br/>
+        <w:t xml:space="preserve">                width="32"</w:t>
+        <w:br/>
+        <w:t xml:space="preserve">                height="32"</w:t>
+        <w:br/>
+        <w:t xml:space="preserve">                rx="5"</w:t>
+        <w:br/>
+        <w:t xml:space="preserve">                fill="#363f50"</w:t>
+        <w:br/>
+        <w:t xml:space="preserve">                stroke="#a6b3c7"</w:t>
+        <w:br/>
+        <w:t xml:space="preserve">                strokeWidth="2.5"</w:t>
+        <w:br/>
+        <w:t xml:space="preserve">              /&gt;</w:t>
+        <w:br/>
+        <w:t xml:space="preserve">              &lt;circle cx="174" cy="138" r="4.5" fill="#5a6880" /&gt;</w:t>
+        <w:br/>
+        <w:t xml:space="preserve">              &lt;text</w:t>
+        <w:br/>
+        <w:t xml:space="preserve">                x="174"</w:t>
+        <w:br/>
+        <w:t xml:space="preserve">                y="141"</w:t>
+        <w:br/>
+        <w:t xml:space="preserve">                textAnchor="middle"</w:t>
+        <w:br/>
+        <w:t xml:space="preserve">                fontSize="7"</w:t>
+        <w:br/>
+        <w:t xml:space="preserve">                fontFamily="monospace"</w:t>
+        <w:br/>
+        <w:t xml:space="preserve">                fontWeight="bold"</w:t>
+        <w:br/>
+        <w:t xml:space="preserve">                fill="#f1f5f9"</w:t>
+        <w:br/>
+        <w:t xml:space="preserve">              &gt;</w:t>
+        <w:br/>
+        <w:t xml:space="preserve">                PEG</w:t>
+        <w:br/>
+        <w:t xml:space="preserve">              &lt;/text&gt;</w:t>
+        <w:br/>
+        <w:t xml:space="preserve">            &lt;/g&gt;</w:t>
+        <w:br/>
+        <w:t xml:space="preserve">          )}</w:t>
+        <w:br/>
+        <w:br/>
+        <w:t xml:space="preserve">          {/* THUMB (Digit 1) */}</w:t>
+        <w:br/>
+        <w:t xml:space="preserve">          &lt;g</w:t>
+        <w:br/>
+        <w:t xml:space="preserve">            transform={`translate(144, 254) rotate(${-thumbAngle})`}</w:t>
+        <w:br/>
+        <w:t xml:space="preserve">            style={{ transition: 'transform 0.15s ease-out' }}</w:t>
+        <w:br/>
+        <w:t xml:space="preserve">          &gt;</w:t>
+        <w:br/>
+        <w:t xml:space="preserve">            {/* Metacarpal Joint Pivot */}</w:t>
+        <w:br/>
+        <w:t xml:space="preserve">            &lt;circle cx="0" cy="0" r="10" fill="#2d3545" stroke="#687691" strokeWidth="2.5" /&gt;</w:t>
+        <w:br/>
+        <w:t xml:space="preserve">            &lt;circle cx="0" cy="0" r="4" fill="#181c24" stroke="#485368" strokeWidth="1.5" /&gt;</w:t>
+        <w:br/>
+        <w:t xml:space="preserve">            {/* Proximal Bone */}</w:t>
+        <w:br/>
+        <w:t xml:space="preserve">            &lt;rect x="-9" y="-36" width="18" height="36" rx="5" fill="#262d3a" stroke="#54627b" strokeWidth="2" /&gt;</w:t>
+        <w:br/>
+        <w:br/>
+        <w:t xml:space="preserve">            {/* Tendon wire along thumb */}</w:t>
+        <w:br/>
+        <w:t xml:space="preserve">            &lt;line</w:t>
+        <w:br/>
+        <w:t xml:space="preserve">              x1="0"</w:t>
+        <w:br/>
+        <w:t xml:space="preserve">              y1="0"</w:t>
+        <w:br/>
+        <w:t xml:space="preserve">              x2="0"</w:t>
+        <w:br/>
+        <w:t xml:space="preserve">              y2="-36"</w:t>
+        <w:br/>
+        <w:t xml:space="preserve">              stroke="#94a3b8"</w:t>
+        <w:br/>
+        <w:t xml:space="preserve">              strokeWidth="1.5"</w:t>
+        <w:br/>
+        <w:t xml:space="preserve">              strokeDasharray="2 2"</w:t>
+        <w:br/>
+        <w:t xml:space="preserve">              opacity={0.5 + flexion * 0.5}</w:t>
+        <w:br/>
+        <w:t xml:space="preserve">            /&gt;</w:t>
+        <w:br/>
+        <w:br/>
+        <w:t xml:space="preserve">            {/* Distal Joint */}</w:t>
+        <w:br/>
+        <w:t xml:space="preserve">            &lt;g</w:t>
+        <w:br/>
+        <w:t xml:space="preserve">              transform={`translate(0, -36) rotate(${-thumbAngle * 0.75})`}</w:t>
+        <w:br/>
+        <w:t xml:space="preserve">              style={{ transition: 'transform 0.15s ease-out' }}</w:t>
+        <w:br/>
+        <w:t xml:space="preserve">            &gt;</w:t>
+        <w:br/>
+        <w:t xml:space="preserve">              &lt;circle cx="0" cy="0" r="8" fill="#323c4d" stroke="#6d7b97" strokeWidth="2" /&gt;</w:t>
+        <w:br/>
+        <w:t xml:space="preserve">              &lt;path</w:t>
+        <w:br/>
+        <w:t xml:space="preserve">                d="M -8 0 L -7 -34 C -7 -40 7 -40 7 -34 L 8 0 Z"</w:t>
+        <w:br/>
+        <w:t xml:space="preserve">                fill="#2c3444"</w:t>
+        <w:br/>
+        <w:t xml:space="preserve">                stroke="#5d6c88"</w:t>
+        <w:br/>
+        <w:t xml:space="preserve">                strokeWidth="2"</w:t>
+        <w:br/>
+        <w:t xml:space="preserve">              /&gt;</w:t>
+        <w:br/>
+        <w:t xml:space="preserve">              {/* Thumb FSR Sensor with active halo */}</w:t>
+        <w:br/>
+        <w:t xml:space="preserve">              {contact_detected &amp;&amp; (</w:t>
+        <w:br/>
+        <w:t xml:space="preserve">                &lt;circle</w:t>
+        <w:br/>
+        <w:t xml:space="preserve">                  cx="0"</w:t>
+        <w:br/>
+        <w:t xml:space="preserve">                  cy="-30"</w:t>
+        <w:br/>
+        <w:t xml:space="preserve">                  r="11"</w:t>
+        <w:br/>
+        <w:t xml:space="preserve">                  fill="none"</w:t>
+        <w:br/>
+        <w:t xml:space="preserve">                  stroke={padColor}</w:t>
+        <w:br/>
+        <w:t xml:space="preserve">                  strokeWidth="1.5"</w:t>
+        <w:br/>
+        <w:t xml:space="preserve">                  opacity="0.8"</w:t>
+        <w:br/>
+        <w:t xml:space="preserve">                  strokeDasharray="2 2"</w:t>
+        <w:br/>
+        <w:t xml:space="preserve">                /&gt;</w:t>
+        <w:br/>
+        <w:t xml:space="preserve">              )}</w:t>
+        <w:br/>
+        <w:t xml:space="preserve">              &lt;circle</w:t>
+        <w:br/>
+        <w:t xml:space="preserve">                cx="0"</w:t>
+        <w:br/>
+        <w:t xml:space="preserve">                cy="-30"</w:t>
+        <w:br/>
+        <w:t xml:space="preserve">                r="6.5"</w:t>
+        <w:br/>
+        <w:t xml:space="preserve">                fill={padColor}</w:t>
+        <w:br/>
+        <w:t xml:space="preserve">                opacity={contact_detected ? 1.0 : 0.45}</w:t>
+        <w:br/>
+        <w:t xml:space="preserve">                stroke="#687691"</w:t>
+        <w:br/>
+        <w:t xml:space="preserve">                strokeWidth="1.5"</w:t>
+        <w:br/>
+        <w:t xml:space="preserve">              /&gt;</w:t>
+        <w:br/>
+        <w:t xml:space="preserve">            &lt;/g&gt;</w:t>
+        <w:br/>
+        <w:t xml:space="preserve">          &lt;/g&gt;</w:t>
+        <w:br/>
+        <w:br/>
+        <w:t xml:space="preserve">          {/* INDEX FINGER (Digit 2) */}</w:t>
+        <w:br/>
+        <w:t xml:space="preserve">          &lt;g</w:t>
+        <w:br/>
+        <w:t xml:space="preserve">            transform={`translate(174, 168) rotate(${indexCurl * 0.42})`}</w:t>
+        <w:br/>
+        <w:t xml:space="preserve">            style={{ transition: 'transform 0.15s ease-out' }}</w:t>
+        <w:br/>
+        <w:t xml:space="preserve">          &gt;</w:t>
+        <w:br/>
+        <w:t xml:space="preserve">            &lt;circle cx="0" cy="0" r="9.5" fill="#2d3545" stroke="#687691" strokeWidth="2.5" /&gt;</w:t>
+        <w:br/>
+        <w:t xml:space="preserve">            &lt;circle cx="0" cy="0" r="3.5" fill="#181c24" /&gt;</w:t>
+        <w:br/>
+        <w:t xml:space="preserve">            &lt;rect x="-8" y="-40" width="16" height="40" rx="5" fill="#262d3a" stroke="#54627b" strokeWidth="2" /&gt;</w:t>
+        <w:br/>
+        <w:br/>
+        <w:t xml:space="preserve">            {/* Intermediate Phalanx */}</w:t>
+        <w:br/>
+        <w:t xml:space="preserve">            &lt;g</w:t>
+        <w:br/>
+        <w:t xml:space="preserve">              transform={`translate(0, -40) rotate(${indexCurl * 0.52})`}</w:t>
+        <w:br/>
+        <w:t xml:space="preserve">              style={{ transition: 'transform 0.15s ease-out' }}</w:t>
+        <w:br/>
+        <w:t xml:space="preserve">            &gt;</w:t>
+        <w:br/>
+        <w:t xml:space="preserve">              &lt;circle cx="0" cy="0" r="7.5" fill="#323c4d" stroke="#6d7b97" strokeWidth="2" /&gt;</w:t>
+        <w:br/>
+        <w:t xml:space="preserve">              &lt;rect x="-7" y="-34" width="14" height="34" rx="4" fill="#2b3342" stroke="#5d6c88" strokeWidth="2" /&gt;</w:t>
+        <w:br/>
+        <w:br/>
+        <w:t xml:space="preserve">              {/* Distal Phalanx + FSR */}</w:t>
+        <w:br/>
+        <w:t xml:space="preserve">              &lt;g</w:t>
+        <w:br/>
+        <w:t xml:space="preserve">                transform={`translate(0, -34) rotate(${indexCurl * 0.52})`}</w:t>
+        <w:br/>
+        <w:t xml:space="preserve">                style={{ transition: 'transform 0.15s ease-out' }}</w:t>
+        <w:br/>
+        <w:t xml:space="preserve">              &gt;</w:t>
+        <w:br/>
+        <w:t xml:space="preserve">                &lt;circle cx="0" cy="0" r="6" fill="#364052" stroke="#7584a2" strokeWidth="2" /&gt;</w:t>
+        <w:br/>
+        <w:t xml:space="preserve">                &lt;path d="M -6 0 L -5 -26 C -5 -32 5 -32 5 -26 L 6 0 Z" fill="#303848" stroke="#637391" strokeWidth="2" /&gt;</w:t>
+        <w:br/>
+        <w:t xml:space="preserve">                {contact_detected &amp;&amp; (</w:t>
+        <w:br/>
+        <w:t xml:space="preserve">                  &lt;circle</w:t>
+        <w:br/>
+        <w:t xml:space="preserve">                    cx="0"</w:t>
+        <w:br/>
+        <w:t xml:space="preserve">                    cy="-22"</w:t>
+        <w:br/>
+        <w:t xml:space="preserve">                    r="10"</w:t>
+        <w:br/>
+        <w:t xml:space="preserve">                    fill="none"</w:t>
+        <w:br/>
+        <w:t xml:space="preserve">                    stroke={padColor}</w:t>
+        <w:br/>
+        <w:t xml:space="preserve">                    strokeWidth="1.5"</w:t>
+        <w:br/>
+        <w:t xml:space="preserve">                    opacity="0.8"</w:t>
+        <w:br/>
+        <w:t xml:space="preserve">                    strokeDasharray="2 2"</w:t>
+        <w:br/>
+        <w:t xml:space="preserve">                  /&gt;</w:t>
+        <w:br/>
+        <w:t xml:space="preserve">                )}</w:t>
+        <w:br/>
+        <w:t xml:space="preserve">                &lt;circle</w:t>
+        <w:br/>
+        <w:t xml:space="preserve">                  cx="0"</w:t>
+        <w:br/>
+        <w:t xml:space="preserve">                  cy="-22"</w:t>
+        <w:br/>
+        <w:t xml:space="preserve">                  r="5.5"</w:t>
+        <w:br/>
+        <w:t xml:space="preserve">                  fill={padColor}</w:t>
+        <w:br/>
+        <w:t xml:space="preserve">                  opacity={contact_detected ? 1.0 : 0.45}</w:t>
+        <w:br/>
+        <w:t xml:space="preserve">                  stroke="#687691"</w:t>
+        <w:br/>
+        <w:t xml:space="preserve">                  strokeWidth="1.5"</w:t>
+        <w:br/>
+        <w:t xml:space="preserve">                /&gt;</w:t>
+        <w:br/>
+        <w:t xml:space="preserve">              &lt;/g&gt;</w:t>
+        <w:br/>
+        <w:t xml:space="preserve">            &lt;/g&gt;</w:t>
+        <w:br/>
+        <w:t xml:space="preserve">          &lt;/g&gt;</w:t>
+        <w:br/>
+        <w:br/>
+        <w:t xml:space="preserve">          {/* MIDDLE FINGER (Digit 3) */}</w:t>
+        <w:br/>
+        <w:t xml:space="preserve">          &lt;g</w:t>
+        <w:br/>
+        <w:t xml:space="preserve">            transform={`translate(205, 166) rotate(${middleCurl * 0.42})`}</w:t>
+        <w:br/>
+        <w:t xml:space="preserve">            style={{ transition: 'transform 0.15s ease-out' }}</w:t>
+        <w:br/>
+        <w:t xml:space="preserve">          &gt;</w:t>
+        <w:br/>
+        <w:t xml:space="preserve">            &lt;circle cx="0" cy="0" r="10" fill="#2d3545" stroke="#687691" strokeWidth="2.5" /&gt;</w:t>
+        <w:br/>
+        <w:t xml:space="preserve">            &lt;circle cx="0" cy="0" r="4" fill="#181c24" /&gt;</w:t>
+        <w:br/>
+        <w:t xml:space="preserve">            &lt;rect x="-8.5" y="-46" width="17" height="46" rx="5" fill="#262d3a" stroke="#54627b" strokeWidth="2" /&gt;</w:t>
+        <w:br/>
+        <w:br/>
+        <w:t xml:space="preserve">            {/* Intermediate Phalanx */}</w:t>
+        <w:br/>
+        <w:t xml:space="preserve">            &lt;g</w:t>
+        <w:br/>
+        <w:t xml:space="preserve">              transform={`translate(0, -46) rotate(${middleCurl * 0.52})`}</w:t>
+        <w:br/>
+        <w:t xml:space="preserve">              style={{ transition: 'transform 0.15s ease-out' }}</w:t>
+        <w:br/>
+        <w:t xml:space="preserve">            &gt;</w:t>
+        <w:br/>
+        <w:t xml:space="preserve">              &lt;circle cx="0" cy="0" r="8" fill="#323c4d" stroke="#6d7b97" strokeWidth="2" /&gt;</w:t>
+        <w:br/>
+        <w:t xml:space="preserve">              &lt;rect x="-7.5" y="-38" width="15" height="38" rx="4" fill="#2b3342" stroke="#5d6c88" strokeWidth="2" /&gt;</w:t>
+        <w:br/>
+        <w:br/>
+        <w:t xml:space="preserve">              {/* Distal Phalanx + FSR */}</w:t>
+        <w:br/>
+        <w:t xml:space="preserve">              &lt;g</w:t>
+        <w:br/>
+        <w:t xml:space="preserve">                transform={`translate(0, -38) rotate(${middleCurl * 0.52})`}</w:t>
+        <w:br/>
+        <w:t xml:space="preserve">                style={{ transition: 'transform 0.15s ease-out' }}</w:t>
+        <w:br/>
+        <w:t xml:space="preserve">              &gt;</w:t>
+        <w:br/>
+        <w:t xml:space="preserve">                &lt;circle cx="0" cy="0" r="6.5" fill="#364052" stroke="#7584a2" strokeWidth="2" /&gt;</w:t>
+        <w:br/>
+        <w:t xml:space="preserve">                &lt;path d="M -6 0 L -5 -28 C -5 -34 5 -34 5 -28 L 6 0 Z" fill="#303848" stroke="#637391" strokeWidth="2" /&gt;</w:t>
+        <w:br/>
+        <w:t xml:space="preserve">                {contact_detected &amp;&amp; stateKey === 'POWER_GRIP' &amp;&amp; (</w:t>
+        <w:br/>
+        <w:t xml:space="preserve">                  &lt;circle</w:t>
+        <w:br/>
+        <w:t xml:space="preserve">                    cx="0"</w:t>
+        <w:br/>
+        <w:t xml:space="preserve">                    cy="-23"</w:t>
+        <w:br/>
+        <w:t xml:space="preserve">                    r="10"</w:t>
+        <w:br/>
+        <w:t xml:space="preserve">                    fill="none"</w:t>
+        <w:br/>
+        <w:t xml:space="preserve">                    stroke={padColor}</w:t>
+        <w:br/>
+        <w:t xml:space="preserve">                    strokeWidth="1.5"</w:t>
+        <w:br/>
+        <w:t xml:space="preserve">                    opacity="0.8"</w:t>
+        <w:br/>
+        <w:t xml:space="preserve">                    strokeDasharray="2 2"</w:t>
+        <w:br/>
+        <w:t xml:space="preserve">                  /&gt;</w:t>
+        <w:br/>
+        <w:t xml:space="preserve">                )}</w:t>
+        <w:br/>
+        <w:t xml:space="preserve">                &lt;circle</w:t>
+        <w:br/>
+        <w:t xml:space="preserve">                  cx="0"</w:t>
+        <w:br/>
+        <w:t xml:space="preserve">                  cy="-23"</w:t>
+        <w:br/>
+        <w:t xml:space="preserve">                  r="5.5"</w:t>
+        <w:br/>
+        <w:t xml:space="preserve">                  fill={padColor}</w:t>
+        <w:br/>
+        <w:t xml:space="preserve">                  opacity={contact_detected &amp;&amp; stateKey === 'POWER_GRIP' ? 1.0 : 0.45}</w:t>
+        <w:br/>
+        <w:t xml:space="preserve">                  stroke="#687691"</w:t>
+        <w:br/>
+        <w:t xml:space="preserve">                  strokeWidth="1.5"</w:t>
+        <w:br/>
+        <w:t xml:space="preserve">                /&gt;</w:t>
+        <w:br/>
+        <w:t xml:space="preserve">              &lt;/g&gt;</w:t>
+        <w:br/>
+        <w:t xml:space="preserve">            &lt;/g&gt;</w:t>
+        <w:br/>
+        <w:t xml:space="preserve">          &lt;/g&gt;</w:t>
+        <w:br/>
+        <w:br/>
+        <w:t xml:space="preserve">          {/* RING FINGER (Digit 4) */}</w:t>
+        <w:br/>
+        <w:t xml:space="preserve">          &lt;g</w:t>
+        <w:br/>
+        <w:t xml:space="preserve">            transform={`translate(236, 170) rotate(${ringCurl * 0.42})`}</w:t>
+        <w:br/>
+        <w:t xml:space="preserve">            style={{ transition: 'transform 0.15s ease-out' }}</w:t>
+        <w:br/>
+        <w:t xml:space="preserve">          &gt;</w:t>
+        <w:br/>
+        <w:t xml:space="preserve">            &lt;circle cx="0" cy="0" r="9.5" fill="#2d3545" stroke="#687691" strokeWidth="2.5" /&gt;</w:t>
+        <w:br/>
+        <w:t xml:space="preserve">            &lt;circle cx="0" cy="0" r="3.5" fill="#181c24" /&gt;</w:t>
+        <w:br/>
+        <w:t xml:space="preserve">            &lt;rect x="-8" y="-42" width="16" height="42" rx="5" fill="#262d3a" stroke="#54627b" strokeWidth="2" /&gt;</w:t>
+        <w:br/>
+        <w:br/>
+        <w:t xml:space="preserve">            {/* Intermediate Phalanx */}</w:t>
+        <w:br/>
+        <w:t xml:space="preserve">            &lt;g</w:t>
+        <w:br/>
+        <w:t xml:space="preserve">              transform={`translate(0, -42) rotate(${ringCurl * 0.52})`}</w:t>
+        <w:br/>
+        <w:t xml:space="preserve">              style={{ transition: 'transform 0.15s ease-out' }}</w:t>
+        <w:br/>
+        <w:t xml:space="preserve">            &gt;</w:t>
+        <w:br/>
+        <w:t xml:space="preserve">              &lt;circle cx="0" cy="0" r="7.5" fill="#323c4d" stroke="#6d7b97" strokeWidth="2" /&gt;</w:t>
+        <w:br/>
+        <w:t xml:space="preserve">              &lt;rect x="-7" y="-34" width="14" height="34" rx="4" fill="#2b3342" stroke="#5d6c88" strokeWidth="2" /&gt;</w:t>
+        <w:br/>
+        <w:br/>
+        <w:t xml:space="preserve">              {/* Distal Phalanx + FSR */}</w:t>
+        <w:br/>
+        <w:t xml:space="preserve">              &lt;g</w:t>
+        <w:br/>
+        <w:t xml:space="preserve">                transform={`translate(0, -34) rotate(${ringCurl * 0.52})`}</w:t>
+        <w:br/>
+        <w:t xml:space="preserve">                style={{ transition: 'transform 0.15s ease-out' }}</w:t>
+        <w:br/>
+        <w:t xml:space="preserve">              &gt;</w:t>
+        <w:br/>
+        <w:t xml:space="preserve">                &lt;circle cx="0" cy="0" r="6" fill="#364052" stroke="#7584a2" strokeWidth="2" /&gt;</w:t>
+        <w:br/>
+        <w:t xml:space="preserve">                &lt;path d="M -5.5 0 L -4.5 -25 C -4.5 -30 4.5 -30 4.5 -25 L 5.5 0 Z" fill="#303848" stroke="#637391" strokeWidth="2" /&gt;</w:t>
+        <w:br/>
+        <w:t xml:space="preserve">                {contact_detected &amp;&amp; stateKey === 'POWER_GRIP' &amp;&amp; (</w:t>
+        <w:br/>
+        <w:t xml:space="preserve">                  &lt;circle</w:t>
+        <w:br/>
+        <w:t xml:space="preserve">                    cx="0"</w:t>
+        <w:br/>
+        <w:t xml:space="preserve">                    cy="-20"</w:t>
+        <w:br/>
+        <w:t xml:space="preserve">                    r="9.5"</w:t>
+        <w:br/>
+        <w:t xml:space="preserve">                    fill="none"</w:t>
+        <w:br/>
+        <w:t xml:space="preserve">                    stroke={padColor}</w:t>
+        <w:br/>
+        <w:t xml:space="preserve">                    strokeWidth="1.5"</w:t>
+        <w:br/>
+        <w:t xml:space="preserve">                    opacity="0.8"</w:t>
+        <w:br/>
+        <w:t xml:space="preserve">                    strokeDasharray="2 2"</w:t>
+        <w:br/>
+        <w:t xml:space="preserve">                  /&gt;</w:t>
+        <w:br/>
+        <w:t xml:space="preserve">                )}</w:t>
+        <w:br/>
+        <w:t xml:space="preserve">                &lt;circle</w:t>
+        <w:br/>
+        <w:t xml:space="preserve">                  cx="0"</w:t>
+        <w:br/>
+        <w:t xml:space="preserve">                  cy="-20"</w:t>
+        <w:br/>
+        <w:t xml:space="preserve">                  r="5"</w:t>
+        <w:br/>
+        <w:t xml:space="preserve">                  fill={padColor}</w:t>
+        <w:br/>
+        <w:t xml:space="preserve">                  opacity={contact_detected &amp;&amp; stateKey === 'POWER_GRIP' ? 1.0 : 0.45}</w:t>
+        <w:br/>
+        <w:t xml:space="preserve">                  stroke="#687691"</w:t>
+        <w:br/>
+        <w:t xml:space="preserve">                  strokeWidth="1.5"</w:t>
+        <w:br/>
+        <w:t xml:space="preserve">                /&gt;</w:t>
+        <w:br/>
+        <w:t xml:space="preserve">              &lt;/g&gt;</w:t>
+        <w:br/>
+        <w:t xml:space="preserve">            &lt;/g&gt;</w:t>
+        <w:br/>
+        <w:t xml:space="preserve">          &lt;/g&gt;</w:t>
+        <w:br/>
+        <w:br/>
+        <w:t xml:space="preserve">          {/* PINKY FINGER (Digit 5) */}</w:t>
+        <w:br/>
+        <w:t xml:space="preserve">          &lt;g</w:t>
+        <w:br/>
+        <w:t xml:space="preserve">            transform={`translate(264, 180) rotate(${pinkyCurl * 0.42})`}</w:t>
+        <w:br/>
+        <w:t xml:space="preserve">            style={{ transition: 'transform 0.15s ease-out' }}</w:t>
+        <w:br/>
+        <w:t xml:space="preserve">          &gt;</w:t>
+        <w:br/>
+        <w:t xml:space="preserve">            &lt;circle cx="0" cy="0" r="8.5" fill="#2d3545" stroke="#687691" strokeWidth="2.5" /&gt;</w:t>
+        <w:br/>
+        <w:t xml:space="preserve">            &lt;circle cx="0" cy="0" r="3" fill="#181c24" /&gt;</w:t>
+        <w:br/>
+        <w:t xml:space="preserve">            &lt;rect x="-7" y="-34" width="14" height="34" rx="4" fill="#262d3a" stroke="#54627b" strokeWidth="2" /&gt;</w:t>
+        <w:br/>
+        <w:br/>
+        <w:t xml:space="preserve">            {/* Intermediate Phalanx */}</w:t>
+        <w:br/>
+        <w:t xml:space="preserve">            &lt;g</w:t>
+        <w:br/>
+        <w:t xml:space="preserve">              transform={`translate(0, -34) rotate(${pinkyCurl * 0.52})`}</w:t>
+        <w:br/>
+        <w:t xml:space="preserve">              style={{ transition: 'transform 0.15s ease-out' }}</w:t>
+        <w:br/>
+        <w:t xml:space="preserve">            &gt;</w:t>
+        <w:br/>
+        <w:t xml:space="preserve">              &lt;circle cx="0" cy="0" r="6.5" fill="#323c4d" stroke="#6d7b97" strokeWidth="2" /&gt;</w:t>
+        <w:br/>
+        <w:t xml:space="preserve">              &lt;rect x="-6" y="-28" width="12" height="28" rx="3.5" fill="#2b3342" stroke="#5d6c88" strokeWidth="2" /&gt;</w:t>
+        <w:br/>
+        <w:br/>
+        <w:t xml:space="preserve">              {/* Distal Phalanx + FSR */}</w:t>
+        <w:br/>
+        <w:t xml:space="preserve">              &lt;g</w:t>
+        <w:br/>
+        <w:t xml:space="preserve">                transform={`translate(0, -28) rotate(${pinkyCurl * 0.52})`}</w:t>
+        <w:br/>
+        <w:t xml:space="preserve">                style={{ transition: 'transform 0.15s ease-out' }}</w:t>
+        <w:br/>
+        <w:t xml:space="preserve">              &gt;</w:t>
+        <w:br/>
+        <w:t xml:space="preserve">                &lt;circle cx="0" cy="0" r="5" fill="#364052" stroke="#7584a2" strokeWidth="2" /&gt;</w:t>
+        <w:br/>
+        <w:t xml:space="preserve">                &lt;path d="M -4.5 0 L -4 -22 C -4 -27 4 -27 4 -22 L 4.5 0 Z" fill="#303848" stroke="#637391" strokeWidth="2" /&gt;</w:t>
+        <w:br/>
+        <w:t xml:space="preserve">                {contact_detected &amp;&amp; stateKey === 'POWER_GRIP' &amp;&amp; (</w:t>
+        <w:br/>
+        <w:t xml:space="preserve">                  &lt;circle</w:t>
+        <w:br/>
+        <w:t xml:space="preserve">                    cx="0"</w:t>
+        <w:br/>
+        <w:t xml:space="preserve">                    cy="-17"</w:t>
+        <w:br/>
+        <w:t xml:space="preserve">                    r="9"</w:t>
+        <w:br/>
+        <w:t xml:space="preserve">                    fill="none"</w:t>
+        <w:br/>
+        <w:t xml:space="preserve">                    stroke={padColor}</w:t>
+        <w:br/>
+        <w:t xml:space="preserve">                    strokeWidth="1.5"</w:t>
+        <w:br/>
+        <w:t xml:space="preserve">                    opacity="0.8"</w:t>
+        <w:br/>
+        <w:t xml:space="preserve">                    strokeDasharray="2 2"</w:t>
+        <w:br/>
+        <w:t xml:space="preserve">                  /&gt;</w:t>
+        <w:br/>
+        <w:t xml:space="preserve">                )}</w:t>
+        <w:br/>
+        <w:t xml:space="preserve">                &lt;circle</w:t>
+        <w:br/>
+        <w:t xml:space="preserve">                  cx="0"</w:t>
+        <w:br/>
+        <w:t xml:space="preserve">                  cy="-17"</w:t>
+        <w:br/>
+        <w:t xml:space="preserve">                  r="4.5"</w:t>
+        <w:br/>
+        <w:t xml:space="preserve">                  fill={padColor}</w:t>
+        <w:br/>
+        <w:t xml:space="preserve">                  opacity={contact_detected &amp;&amp; stateKey === 'POWER_GRIP' ? 1.0 : 0.45}</w:t>
+        <w:br/>
+        <w:t xml:space="preserve">                  stroke="#687691"</w:t>
+        <w:br/>
+        <w:t xml:space="preserve">                  strokeWidth="1.5"</w:t>
+        <w:br/>
+        <w:t xml:space="preserve">                /&gt;</w:t>
+        <w:br/>
+        <w:t xml:space="preserve">              &lt;/g&gt;</w:t>
+        <w:br/>
+        <w:t xml:space="preserve">            &lt;/g&gt;</w:t>
+        <w:br/>
+        <w:t xml:space="preserve">          &lt;/g&gt;</w:t>
+        <w:br/>
+        <w:br/>
+        <w:t xml:space="preserve">          {/* Slip Disturbance Alert Marker */}</w:t>
+        <w:br/>
+        <w:t xml:space="preserve">          {slip_detected &amp;&amp; (</w:t>
+        <w:br/>
+        <w:t xml:space="preserve">            &lt;g transform="translate(182, 140)"&gt;</w:t>
+        <w:br/>
+        <w:t xml:space="preserve">              &lt;rect x="-6" y="-12" width="68" height="24" rx="4" fill="#ef4444" opacity="0.95" /&gt;</w:t>
+        <w:br/>
+        <w:t xml:space="preserve">              &lt;text</w:t>
+        <w:br/>
+        <w:t xml:space="preserve">                x="28"</w:t>
+        <w:br/>
+        <w:t xml:space="preserve">                y="4"</w:t>
+        <w:br/>
+        <w:t xml:space="preserve">                textAnchor="middle"</w:t>
+        <w:br/>
+        <w:t xml:space="preserve">                fontSize="10"</w:t>
+        <w:br/>
+        <w:t xml:space="preserve">                fontFamily="monospace"</w:t>
+        <w:br/>
+        <w:t xml:space="preserve">                fontWeight="bold"</w:t>
+        <w:br/>
+        <w:t xml:space="preserve">                fill="#ffffff"</w:t>
+        <w:br/>
+        <w:t xml:space="preserve">                letterSpacing="1"</w:t>
+        <w:br/>
+        <w:t xml:space="preserve">              &gt;</w:t>
+        <w:br/>
+        <w:t xml:space="preserve">                SLIP !</w:t>
+        <w:br/>
+        <w:t xml:space="preserve">              &lt;/text&gt;</w:t>
+        <w:br/>
+        <w:t xml:space="preserve">            &lt;/g&gt;</w:t>
+        <w:br/>
+        <w:t xml:space="preserve">          )}</w:t>
+        <w:br/>
+        <w:t xml:space="preserve">        &lt;/svg&gt;</w:t>
+        <w:br/>
+        <w:t xml:space="preserve">      &lt;/div&gt;</w:t>
+        <w:br/>
+        <w:br/>
+        <w:t xml:space="preserve">      {/* Sensor Legend Footer */}</w:t>
+        <w:br/>
+        <w:t xml:space="preserve">      &lt;div className="w-full pt-2 border-t border-border-subtle flex items-center justify-between text-[11px] font-mono text-foreground-secondary"&gt;</w:t>
+        <w:br/>
+        <w:t xml:space="preserve">        &lt;div className="flex items-center space-x-3"&gt;</w:t>
+        <w:br/>
+        <w:t xml:space="preserve">          &lt;div className="flex items-center space-x-1.5"&gt;</w:t>
+        <w:br/>
+        <w:t xml:space="preserve">            &lt;span</w:t>
+        <w:br/>
+        <w:t xml:space="preserve">              className="w-2.5 h-2.5 rounded-full inline-block"</w:t>
+        <w:br/>
+        <w:t xml:space="preserve">              style={{ backgroundColor: padColor }}</w:t>
+        <w:br/>
+        <w:t xml:space="preserve">            /&gt;</w:t>
+        <w:br/>
+        <w:t xml:space="preserve">            &lt;span className="text-foreground"&gt;FSR Tactile Pad&lt;/span&gt;</w:t>
+        <w:br/>
+        <w:t xml:space="preserve">          &lt;/div&gt;</w:t>
+        <w:br/>
+        <w:t xml:space="preserve">          &lt;div className="flex items-center space-x-1.5"&gt;</w:t>
+        <w:br/>
+        <w:t xml:space="preserve">            &lt;span className="w-2.5 h-2.5 rounded-full bg-[#687691] inline-block" /&gt;</w:t>
+        <w:br/>
+        <w:t xml:space="preserve">            &lt;span className="text-foreground-secondary"&gt;Servo Joint Pivot&lt;/span&gt;</w:t>
+        <w:br/>
+        <w:t xml:space="preserve">          &lt;/div&gt;</w:t>
+        <w:br/>
+        <w:t xml:space="preserve">        &lt;/div&gt;</w:t>
+        <w:br/>
+        <w:t xml:space="preserve">        &lt;div className="text-foreground-secondary"&gt;</w:t>
+        <w:br/>
+        <w:t xml:space="preserve">          Active Grip: &lt;span className="text-foreground font-bold uppercase"&gt;{stateKey.replace('_', ' ')}&lt;/span&gt;</w:t>
+        <w:br/>
+        <w:t xml:space="preserve">        &lt;/div&gt;</w:t>
+        <w:br/>
+        <w:t xml:space="preserve">      &lt;/div&gt;</w:t>
+        <w:br/>
+        <w:t xml:space="preserve">    &lt;/div&gt;</w:t>
+        <w:br/>
+        <w:t xml:space="preserve">  );</w:t>
+        <w:br/>
+        <w:t>};</w:t>
+        <w:br/>
+      </w:r>
+    </w:p>
+    <w:p>
+      <w:r>
+        <w:br w:type="page"/>
+      </w:r>
+    </w:p>
+    <w:p>
+      <w:pPr>
+        <w:spacing w:before="280" w:after="120"/>
+        <w:jc w:val="left"/>
+      </w:pPr>
+      <w:r>
+        <w:rPr>
+          <w:b/>
+          <w:color w:val="0F172A"/>
+          <w:sz w:val="28"/>
+        </w:rPr>
+        <w:t>D.10 Frontend Control Toolbar Component (frontend/src/components/ControlToolbar.tsx)</w:t>
+      </w:r>
+    </w:p>
+    <w:p>
+      <w:pPr>
+        <w:spacing w:line="240" w:lineRule="auto" w:after="80"/>
+      </w:pPr>
+      <w:r>
+        <w:rPr>
+          <w:rFonts w:ascii="Consolas" w:hAnsi="Consolas"/>
+          <w:color w:val="1E293B"/>
+          <w:sz w:val="16"/>
+        </w:rPr>
+        <w:t>import React from 'react';</w:t>
+        <w:br/>
+        <w:t>import type { GripType } from '../types';</w:t>
+        <w:br/>
+        <w:br/>
+        <w:t>interface ControlToolbarProps {</w:t>
+        <w:br/>
+        <w:t xml:space="preserve">  activeGrip: string;</w:t>
+        <w:br/>
+        <w:t xml:space="preserve">  isDemoRunning: boolean;</w:t>
+        <w:br/>
+        <w:t xml:space="preserve">  onStartDemo: () =&gt; void;</w:t>
+        <w:br/>
+        <w:t xml:space="preserve">  onStopDemo: () =&gt; void;</w:t>
+        <w:br/>
+        <w:t xml:space="preserve">  onSelectGrip: (grip: GripType) =&gt; void;</w:t>
+        <w:br/>
+        <w:t xml:space="preserve">  onCalibrate: () =&gt; void;</w:t>
+        <w:br/>
+        <w:t xml:space="preserve">  onSimulateSlip: () =&gt; void;</w:t>
+        <w:br/>
+        <w:t xml:space="preserve">  onReset: () =&gt; void;</w:t>
+        <w:br/>
+        <w:t>}</w:t>
+        <w:br/>
+        <w:br/>
+        <w:t>export const ControlToolbar: React.FC&lt;ControlToolbarProps&gt; = ({</w:t>
+        <w:br/>
+        <w:t xml:space="preserve">  activeGrip,</w:t>
+        <w:br/>
+        <w:t xml:space="preserve">  isDemoRunning,</w:t>
+        <w:br/>
+        <w:t xml:space="preserve">  onStartDemo,</w:t>
+        <w:br/>
+        <w:t xml:space="preserve">  onStopDemo,</w:t>
+        <w:br/>
+        <w:t xml:space="preserve">  onSelectGrip,</w:t>
+        <w:br/>
+        <w:t xml:space="preserve">  onCalibrate,</w:t>
+        <w:br/>
+        <w:t xml:space="preserve">  onSimulateSlip,</w:t>
+        <w:br/>
+        <w:t xml:space="preserve">  onReset,</w:t>
+        <w:br/>
+        <w:t>}) =&gt; {</w:t>
+        <w:br/>
+        <w:t xml:space="preserve">  const currentKey = activeGrip.toUpperCase().replace(' ', '_');</w:t>
+        <w:br/>
+        <w:br/>
+        <w:t xml:space="preserve">  return (</w:t>
+        <w:br/>
+        <w:t xml:space="preserve">    &lt;div className="bg-background-surface border border-border rounded-md p-4"&gt;</w:t>
+        <w:br/>
+        <w:t xml:space="preserve">      &lt;div className="flex flex-col md:flex-row md:items-center justify-between gap-4"&gt;</w:t>
+        <w:br/>
+        <w:t xml:space="preserve">        {/* Primary Demo Controls */}</w:t>
+        <w:br/>
+        <w:t xml:space="preserve">        &lt;div className="flex items-center space-x-2"&gt;</w:t>
+        <w:br/>
+        <w:t xml:space="preserve">          {!isDemoRunning ? (</w:t>
+        <w:br/>
+        <w:t xml:space="preserve">            &lt;button</w:t>
+        <w:br/>
+        <w:t xml:space="preserve">              onClick={onStartDemo}</w:t>
+        <w:br/>
+        <w:t xml:space="preserve">              className="px-4 py-2 bg-foreground text-background font-mono font-semibold text-xs uppercase tracking-wider rounded border border-foreground hover:bg-[#d8dce2] active:bg-[#b0b5be] transition-colors shadow-sm"</w:t>
+        <w:br/>
+        <w:t xml:space="preserve">            &gt;</w:t>
+        <w:br/>
+        <w:t xml:space="preserve">              Start Demo</w:t>
+        <w:br/>
+        <w:t xml:space="preserve">            &lt;/button&gt;</w:t>
+        <w:br/>
+        <w:t xml:space="preserve">          ) : (</w:t>
+        <w:br/>
+        <w:t xml:space="preserve">            &lt;button</w:t>
+        <w:br/>
+        <w:t xml:space="preserve">              onClick={onStopDemo}</w:t>
+        <w:br/>
+        <w:t xml:space="preserve">              className="px-4 py-2 bg-technical-red text-foreground font-mono font-semibold text-xs uppercase tracking-wider rounded border border-technical-red hover:bg-technical-red/80 active:bg-technical-red/90 transition-colors shadow-sm"</w:t>
+        <w:br/>
+        <w:t xml:space="preserve">            &gt;</w:t>
+        <w:br/>
+        <w:t xml:space="preserve">              Stop Demo</w:t>
+        <w:br/>
+        <w:t xml:space="preserve">            &lt;/button&gt;</w:t>
+        <w:br/>
+        <w:t xml:space="preserve">          )}</w:t>
+        <w:br/>
+        <w:br/>
+        <w:t xml:space="preserve">          &lt;button</w:t>
+        <w:br/>
+        <w:t xml:space="preserve">            onClick={onCalibrate}</w:t>
+        <w:br/>
+        <w:t xml:space="preserve">            disabled={isDemoRunning}</w:t>
+        <w:br/>
+        <w:t xml:space="preserve">            className="px-3.5 py-2 bg-background-elevated text-foreground-secondary hover:text-foreground font-mono text-xs uppercase tracking-wider rounded border border-border hover:bg-border/60 active:bg-border transition-colors disabled:opacity-40 disabled:cursor-not-allowed"</w:t>
+        <w:br/>
+        <w:t xml:space="preserve">          &gt;</w:t>
+        <w:br/>
+        <w:t xml:space="preserve">            Calibrate</w:t>
+        <w:br/>
+        <w:t xml:space="preserve">          &lt;/button&gt;</w:t>
+        <w:br/>
+        <w:br/>
+        <w:t xml:space="preserve">          &lt;button</w:t>
+        <w:br/>
+        <w:t xml:space="preserve">            onClick={onReset}</w:t>
+        <w:br/>
+        <w:t xml:space="preserve">            className="px-3 py-2 bg-background-elevated text-foreground-secondary hover:text-foreground font-mono text-xs uppercase tracking-wider rounded border border-border hover:bg-border/60 active:bg-border transition-colors"</w:t>
+        <w:br/>
+        <w:t xml:space="preserve">          &gt;</w:t>
+        <w:br/>
+        <w:t xml:space="preserve">            Reset</w:t>
+        <w:br/>
+        <w:t xml:space="preserve">          &lt;/button&gt;</w:t>
+        <w:br/>
+        <w:t xml:space="preserve">        &lt;/div&gt;</w:t>
+        <w:br/>
+        <w:br/>
+        <w:t xml:space="preserve">        {/* Individual Grip Selectors */}</w:t>
+        <w:br/>
+        <w:t xml:space="preserve">        &lt;div className="flex flex-wrap items-center gap-1.5"&gt;</w:t>
+        <w:br/>
+        <w:t xml:space="preserve">          &lt;span className="text-[11px] font-mono text-foreground-muted mr-1 uppercase"&gt;</w:t>
+        <w:br/>
+        <w:t xml:space="preserve">            Manual Intent:</w:t>
+        <w:br/>
+        <w:t xml:space="preserve">          &lt;/span&gt;</w:t>
+        <w:br/>
+        <w:br/>
+        <w:t xml:space="preserve">          &lt;button</w:t>
+        <w:br/>
+        <w:t xml:space="preserve">            onClick={() =&gt; onSelectGrip('OPEN')}</w:t>
+        <w:br/>
+        <w:t xml:space="preserve">            disabled={isDemoRunning}</w:t>
+        <w:br/>
+        <w:t xml:space="preserve">            className={`px-3 py-1.5 font-mono text-xs uppercase tracking-wider rounded border transition-colors ${</w:t>
+        <w:br/>
+        <w:t xml:space="preserve">              currentKey === 'OPEN'</w:t>
+        <w:br/>
+        <w:t xml:space="preserve">                ? 'bg-foreground text-background font-semibold border-foreground'</w:t>
+        <w:br/>
+        <w:t xml:space="preserve">                : 'bg-background-subtle text-foreground-secondary border-border hover:text-foreground hover:bg-background-elevated'</w:t>
+        <w:br/>
+        <w:t xml:space="preserve">            } disabled:opacity-40 disabled:cursor-not-allowed`}</w:t>
+        <w:br/>
+        <w:t xml:space="preserve">          &gt;</w:t>
+        <w:br/>
+        <w:t xml:space="preserve">            Open Hand</w:t>
+        <w:br/>
+        <w:t xml:space="preserve">          &lt;/button&gt;</w:t>
+        <w:br/>
+        <w:br/>
+        <w:t xml:space="preserve">          &lt;button</w:t>
+        <w:br/>
+        <w:t xml:space="preserve">            onClick={() =&gt; onSelectGrip('POWER_GRIP')}</w:t>
+        <w:br/>
+        <w:t xml:space="preserve">            disabled={isDemoRunning}</w:t>
+        <w:br/>
+        <w:t xml:space="preserve">            className={`px-3 py-1.5 font-mono text-xs uppercase tracking-wider rounded border transition-colors ${</w:t>
+        <w:br/>
+        <w:t xml:space="preserve">              currentKey === 'POWER_GRIP'</w:t>
+        <w:br/>
+        <w:t xml:space="preserve">                ? 'bg-foreground text-background font-semibold border-foreground'</w:t>
+        <w:br/>
+        <w:t xml:space="preserve">                : 'bg-background-subtle text-foreground-secondary border-border hover:text-foreground hover:bg-background-elevated'</w:t>
+        <w:br/>
+        <w:t xml:space="preserve">            } disabled:opacity-40 disabled:cursor-not-allowed`}</w:t>
+        <w:br/>
+        <w:t xml:space="preserve">          &gt;</w:t>
+        <w:br/>
+        <w:t xml:space="preserve">            Power Grip</w:t>
+        <w:br/>
+        <w:t xml:space="preserve">          &lt;/button&gt;</w:t>
+        <w:br/>
+        <w:br/>
+        <w:t xml:space="preserve">          &lt;button</w:t>
+        <w:br/>
+        <w:t xml:space="preserve">            onClick={() =&gt; onSelectGrip('PINCH_GRIP')}</w:t>
+        <w:br/>
+        <w:t xml:space="preserve">            disabled={isDemoRunning}</w:t>
+        <w:br/>
+        <w:t xml:space="preserve">            className={`px-3 py-1.5 font-mono text-xs uppercase tracking-wider rounded border transition-colors ${</w:t>
+        <w:br/>
+        <w:t xml:space="preserve">              currentKey === 'PINCH_GRIP'</w:t>
+        <w:br/>
+        <w:t xml:space="preserve">                ? 'bg-foreground text-background font-semibold border-foreground'</w:t>
+        <w:br/>
+        <w:t xml:space="preserve">                : 'bg-background-subtle text-foreground-secondary border-border hover:text-foreground hover:bg-background-elevated'</w:t>
+        <w:br/>
+        <w:t xml:space="preserve">            } disabled:opacity-40 disabled:cursor-not-allowed`}</w:t>
+        <w:br/>
+        <w:t xml:space="preserve">          &gt;</w:t>
+        <w:br/>
+        <w:t xml:space="preserve">            Pinch Grip</w:t>
+        <w:br/>
+        <w:t xml:space="preserve">          &lt;/button&gt;</w:t>
+        <w:br/>
+        <w:br/>
+        <w:t xml:space="preserve">          &lt;button</w:t>
+        <w:br/>
+        <w:t xml:space="preserve">            onClick={() =&gt; onSelectGrip('RELEASE')}</w:t>
+        <w:br/>
+        <w:t xml:space="preserve">            disabled={isDemoRunning}</w:t>
+        <w:br/>
+        <w:t xml:space="preserve">            className={`px-3 py-1.5 font-mono text-xs uppercase tracking-wider rounded border transition-colors ${</w:t>
+        <w:br/>
+        <w:t xml:space="preserve">              currentKey === 'RELEASE'</w:t>
+        <w:br/>
+        <w:t xml:space="preserve">                ? 'bg-foreground text-background font-semibold border-foreground'</w:t>
+        <w:br/>
+        <w:t xml:space="preserve">                : 'bg-background-subtle text-foreground-secondary border-border hover:text-foreground hover:bg-background-elevated'</w:t>
+        <w:br/>
+        <w:t xml:space="preserve">            } disabled:opacity-40 disabled:cursor-not-allowed`}</w:t>
+        <w:br/>
+        <w:t xml:space="preserve">          &gt;</w:t>
+        <w:br/>
+        <w:t xml:space="preserve">            Release</w:t>
+        <w:br/>
+        <w:t xml:space="preserve">          &lt;/button&gt;</w:t>
+        <w:br/>
+        <w:br/>
+        <w:t xml:space="preserve">          &lt;button</w:t>
+        <w:br/>
+        <w:t xml:space="preserve">            onClick={onSimulateSlip}</w:t>
+        <w:br/>
+        <w:t xml:space="preserve">            disabled={isDemoRunning}</w:t>
+        <w:br/>
+        <w:t xml:space="preserve">            className="px-3 py-1.5 font-mono text-xs uppercase tracking-wider rounded border border-border bg-background-elevated text-foreground-secondary hover:text-technical-amber hover:border-technical-amber/40 transition-colors disabled:opacity-40 disabled:cursor-not-allowed"</w:t>
+        <w:br/>
+        <w:t xml:space="preserve">          &gt;</w:t>
+        <w:br/>
+        <w:t xml:space="preserve">            Simulate Slip</w:t>
+        <w:br/>
+        <w:t xml:space="preserve">          &lt;/button&gt;</w:t>
+        <w:br/>
+        <w:t xml:space="preserve">        &lt;/div&gt;</w:t>
+        <w:br/>
+        <w:t xml:space="preserve">      &lt;/div&gt;</w:t>
+        <w:br/>
+        <w:t xml:space="preserve">    &lt;/div&gt;</w:t>
+        <w:br/>
+        <w:t xml:space="preserve">  );</w:t>
+        <w:br/>
+        <w:t>};</w:t>
+        <w:br/>
+      </w:r>
+    </w:p>
+    <w:p>
+      <w:r>
+        <w:br w:type="page"/>
+      </w:r>
+    </w:p>
+    <w:p>
+      <w:pPr>
+        <w:spacing w:before="280" w:after="120"/>
+        <w:jc w:val="left"/>
+      </w:pPr>
+      <w:r>
+        <w:rPr>
+          <w:b/>
+          <w:color w:val="0F172A"/>
+          <w:sz w:val="28"/>
+        </w:rPr>
+        <w:t>D.11 Event Log &amp; Disturbance Audit Trail (frontend/src/components/EventLog.tsx)</w:t>
+      </w:r>
+    </w:p>
+    <w:p>
+      <w:pPr>
+        <w:spacing w:line="240" w:lineRule="auto" w:after="80"/>
+      </w:pPr>
+      <w:r>
+        <w:rPr>
+          <w:rFonts w:ascii="Consolas" w:hAnsi="Consolas"/>
+          <w:color w:val="1E293B"/>
+          <w:sz w:val="16"/>
+        </w:rPr>
+        <w:t>import React from 'react';</w:t>
+        <w:br/>
+        <w:t>import type { LogEntry } from '../types';</w:t>
+        <w:br/>
+        <w:br/>
+        <w:t>interface EventLogProps {</w:t>
+        <w:br/>
+        <w:t xml:space="preserve">  logs: LogEntry[];</w:t>
+        <w:br/>
+        <w:t xml:space="preserve">  onClear: () =&gt; void;</w:t>
+        <w:br/>
+        <w:t>}</w:t>
+        <w:br/>
+        <w:br/>
+        <w:t>export const EventLog: React.FC&lt;EventLogProps&gt; = ({ logs, onClear }) =&gt; {</w:t>
+        <w:br/>
+        <w:t xml:space="preserve">  const getCategoryStyle = (cat: LogEntry['category']) =&gt; {</w:t>
+        <w:br/>
+        <w:t xml:space="preserve">    switch (cat) {</w:t>
+        <w:br/>
+        <w:t xml:space="preserve">      case 'INFERENCE':</w:t>
+        <w:br/>
+        <w:t xml:space="preserve">        return 'text-foreground font-semibold';</w:t>
+        <w:br/>
+        <w:t xml:space="preserve">      case 'ADAPTIVE':</w:t>
+        <w:br/>
+        <w:t xml:space="preserve">        return 'text-technical-amber';</w:t>
+        <w:br/>
+        <w:t xml:space="preserve">      case 'TACTILE':</w:t>
+        <w:br/>
+        <w:t xml:space="preserve">        return 'text-technical-green';</w:t>
+        <w:br/>
+        <w:t xml:space="preserve">      case 'ACTUATION':</w:t>
+        <w:br/>
+        <w:t xml:space="preserve">        return 'text-technical-blue';</w:t>
+        <w:br/>
+        <w:t xml:space="preserve">      case 'SIGNAL':</w:t>
+        <w:br/>
+        <w:t xml:space="preserve">        return 'text-foreground-secondary';</w:t>
+        <w:br/>
+        <w:t xml:space="preserve">      case 'SYSTEM':</w:t>
+        <w:br/>
+        <w:t xml:space="preserve">      default:</w:t>
+        <w:br/>
+        <w:t xml:space="preserve">        return 'text-foreground-muted';</w:t>
+        <w:br/>
+        <w:t xml:space="preserve">    }</w:t>
+        <w:br/>
+        <w:t xml:space="preserve">  };</w:t>
+        <w:br/>
+        <w:br/>
+        <w:t xml:space="preserve">  return (</w:t>
+        <w:br/>
+        <w:t xml:space="preserve">    &lt;div className="bg-background-surface border border-border rounded-md p-4 flex flex-col h-full"&gt;</w:t>
+        <w:br/>
+        <w:t xml:space="preserve">      {/* Header */}</w:t>
+        <w:br/>
+        <w:t xml:space="preserve">      &lt;div className="flex items-center justify-between border-b border-border-subtle pb-2 mb-2"&gt;</w:t>
+        <w:br/>
+        <w:t xml:space="preserve">        &lt;div className="flex items-center space-x-2"&gt;</w:t>
+        <w:br/>
+        <w:t xml:space="preserve">          &lt;span className="text-xs font-mono uppercase tracking-wider text-foreground-secondary"&gt;</w:t>
+        <w:br/>
+        <w:t xml:space="preserve">            System Event Log</w:t>
+        <w:br/>
+        <w:t xml:space="preserve">          &lt;/span&gt;</w:t>
+        <w:br/>
+        <w:t xml:space="preserve">          &lt;span className="text-[10px] bg-background-elevated border border-border px-1.5 py-0.5 rounded text-foreground-muted font-mono"&gt;</w:t>
+        <w:br/>
+        <w:t xml:space="preserve">            {logs.length} entries</w:t>
+        <w:br/>
+        <w:t xml:space="preserve">          &lt;/span&gt;</w:t>
+        <w:br/>
+        <w:t xml:space="preserve">        &lt;/div&gt;</w:t>
+        <w:br/>
+        <w:t xml:space="preserve">        &lt;button</w:t>
+        <w:br/>
+        <w:t xml:space="preserve">          onClick={onClear}</w:t>
+        <w:br/>
+        <w:t xml:space="preserve">          className="text-[10px] font-mono text-foreground-muted hover:text-foreground uppercase tracking-wider underline transition-colors"</w:t>
+        <w:br/>
+        <w:t xml:space="preserve">        &gt;</w:t>
+        <w:br/>
+        <w:t xml:space="preserve">          Clear Log</w:t>
+        <w:br/>
+        <w:t xml:space="preserve">        &lt;/button&gt;</w:t>
+        <w:br/>
+        <w:t xml:space="preserve">      &lt;/div&gt;</w:t>
+        <w:br/>
+        <w:br/>
+        <w:t xml:space="preserve">      {/* Log Feed */}</w:t>
+        <w:br/>
+        <w:t xml:space="preserve">      &lt;div className="flex-1 overflow-y-auto max-h-[160px] bg-background-subtle border border-border-subtle rounded p-2 font-mono text-xs space-y-1.5 select-text"&gt;</w:t>
+        <w:br/>
+        <w:t xml:space="preserve">        {logs.length === 0 ? (</w:t>
+        <w:br/>
+        <w:t xml:space="preserve">          &lt;div className="text-foreground-muted text-center py-4 text-xs"&gt;</w:t>
+        <w:br/>
+        <w:t xml:space="preserve">            No logged telemetry events.</w:t>
+        <w:br/>
+        <w:t xml:space="preserve">          &lt;/div&gt;</w:t>
+        <w:br/>
+        <w:t xml:space="preserve">        ) : (</w:t>
+        <w:br/>
+        <w:t xml:space="preserve">          logs.map((log) =&gt; (</w:t>
+        <w:br/>
+        <w:t xml:space="preserve">            &lt;div key={log.id} className="flex items-start space-x-2 leading-relaxed"&gt;</w:t>
+        <w:br/>
+        <w:t xml:space="preserve">              &lt;span className="text-foreground-muted text-[11px] whitespace-nowrap"&gt;</w:t>
+        <w:br/>
+        <w:t xml:space="preserve">                {log.timestamp}</w:t>
+        <w:br/>
+        <w:t xml:space="preserve">              &lt;/span&gt;</w:t>
+        <w:br/>
+        <w:t xml:space="preserve">              &lt;span</w:t>
+        <w:br/>
+        <w:t xml:space="preserve">                className={`text-[10px] px-1 py-0.2 rounded border border-border-subtle bg-background-elevated whitespace-nowrap ${getCategoryStyle(</w:t>
+        <w:br/>
+        <w:t xml:space="preserve">                  log.category</w:t>
+        <w:br/>
+        <w:t xml:space="preserve">                )}`}</w:t>
+        <w:br/>
+        <w:t xml:space="preserve">              &gt;</w:t>
+        <w:br/>
+        <w:t xml:space="preserve">                {log.category}</w:t>
+        <w:br/>
+        <w:t xml:space="preserve">              &lt;/span&gt;</w:t>
+        <w:br/>
+        <w:t xml:space="preserve">              &lt;span className="text-foreground text-[11px]"&gt;{log.message}&lt;/span&gt;</w:t>
+        <w:br/>
+        <w:t xml:space="preserve">            &lt;/div&gt;</w:t>
+        <w:br/>
+        <w:t xml:space="preserve">          ))</w:t>
+        <w:br/>
+        <w:t xml:space="preserve">        )}</w:t>
+        <w:br/>
+        <w:t xml:space="preserve">      &lt;/div&gt;</w:t>
+        <w:br/>
+        <w:t xml:space="preserve">    &lt;/div&gt;</w:t>
+        <w:br/>
+        <w:t xml:space="preserve">  );</w:t>
+        <w:br/>
+        <w:t>};</w:t>
+        <w:br/>
+      </w:r>
+    </w:p>
+    <w:p>
+      <w:r>
+        <w:br w:type="page"/>
+      </w:r>
+    </w:p>
+    <w:p>
+      <w:pPr>
+        <w:spacing w:before="280" w:after="120"/>
+        <w:jc w:val="left"/>
+      </w:pPr>
+      <w:r>
+        <w:rPr>
+          <w:b/>
+          <w:color w:val="0F172A"/>
+          <w:sz w:val="28"/>
+        </w:rPr>
+        <w:t>D.12 Inference Telemetry &amp; Latency Panel (frontend/src/components/InferencePanel.tsx)</w:t>
+      </w:r>
+    </w:p>
+    <w:p>
+      <w:pPr>
+        <w:spacing w:line="240" w:lineRule="auto" w:after="80"/>
+      </w:pPr>
+      <w:r>
+        <w:rPr>
+          <w:rFonts w:ascii="Consolas" w:hAnsi="Consolas"/>
+          <w:color w:val="1E293B"/>
+          <w:sz w:val="16"/>
+        </w:rPr>
+        <w:t>import React from 'react';</w:t>
+        <w:br/>
+        <w:t>import type { PredictionResult, GripType } from '../types';</w:t>
+        <w:br/>
+        <w:br/>
+        <w:t>interface InferencePanelProps {</w:t>
+        <w:br/>
+        <w:t xml:space="preserve">  prediction: PredictionResult | null;</w:t>
+        <w:br/>
+        <w:t xml:space="preserve">  calibrated: boolean;</w:t>
+        <w:br/>
+        <w:t>}</w:t>
+        <w:br/>
+        <w:br/>
+        <w:t>const CLASS_LABELS: { key: GripType; name: string }[] = [</w:t>
+        <w:br/>
+        <w:t xml:space="preserve">  { key: 'OPEN', name: 'Open Hand' },</w:t>
+        <w:br/>
+        <w:t xml:space="preserve">  { key: 'POWER_GRIP', name: 'Power Grip' },</w:t>
+        <w:br/>
+        <w:t xml:space="preserve">  { key: 'PINCH_GRIP', name: 'Pinch Grip' },</w:t>
+        <w:br/>
+        <w:t xml:space="preserve">  { key: 'RELEASE', name: 'Release' },</w:t>
+        <w:br/>
+        <w:t>];</w:t>
+        <w:br/>
+        <w:br/>
+        <w:t>export const InferencePanel: React.FC&lt;InferencePanelProps&gt; = ({</w:t>
+        <w:br/>
+        <w:t xml:space="preserve">  prediction,</w:t>
+        <w:br/>
+        <w:t xml:space="preserve">  calibrated,</w:t>
+        <w:br/>
+        <w:t>}) =&gt; {</w:t>
+        <w:br/>
+        <w:t xml:space="preserve">  const predictedGrip = prediction?.predicted_grip || 'OPEN';</w:t>
+        <w:br/>
+        <w:t xml:space="preserve">  const confidence = prediction?.confidence_percent ?? 0;</w:t>
+        <w:br/>
+        <w:t xml:space="preserve">  const inferenceTime = prediction?.measured_inference_time_ms ?? prediction?.simulated_inference_time_ms ?? 1.9;</w:t>
+        <w:br/>
+        <w:t xml:space="preserve">  const probabilities = prediction?.class_probabilities || {</w:t>
+        <w:br/>
+        <w:t xml:space="preserve">    OPEN: 25.0,</w:t>
+        <w:br/>
+        <w:t xml:space="preserve">    POWER_GRIP: 25.0,</w:t>
+        <w:br/>
+        <w:t xml:space="preserve">    PINCH_GRIP: 25.0,</w:t>
+        <w:br/>
+        <w:t xml:space="preserve">    RELEASE: 25.0,</w:t>
+        <w:br/>
+        <w:t xml:space="preserve">  };</w:t>
+        <w:br/>
+        <w:br/>
+        <w:t xml:space="preserve">  return (</w:t>
+        <w:br/>
+        <w:t xml:space="preserve">    &lt;div className="bg-background-surface border border-border rounded-md p-4 flex flex-col justify-between h-full"&gt;</w:t>
+        <w:br/>
+        <w:t xml:space="preserve">      {/* Panel Header */}</w:t>
+        <w:br/>
+        <w:t xml:space="preserve">      &lt;div className="flex items-center justify-between border-b border-border-subtle pb-2 mb-3"&gt;</w:t>
+        <w:br/>
+        <w:t xml:space="preserve">        &lt;div className="flex items-center space-x-2"&gt;</w:t>
+        <w:br/>
+        <w:t xml:space="preserve">          &lt;span className="text-xs font-mono uppercase tracking-wider text-foreground font-semibold"&gt;</w:t>
+        <w:br/>
+        <w:t xml:space="preserve">            ML Classifier</w:t>
+        <w:br/>
+        <w:t xml:space="preserve">          &lt;/span&gt;</w:t>
+        <w:br/>
+        <w:t xml:space="preserve">          &lt;span className="text-[10px] bg-background-elevated border border-border px-1.5 py-0.5 rounded text-foreground-secondary font-mono"&gt;</w:t>
+        <w:br/>
+        <w:t xml:space="preserve">            Scikit-Learn RF</w:t>
+        <w:br/>
+        <w:t xml:space="preserve">          &lt;/span&gt;</w:t>
+        <w:br/>
+        <w:t xml:space="preserve">        &lt;/div&gt;</w:t>
+        <w:br/>
+        <w:t xml:space="preserve">        &lt;div className="flex items-center space-x-1.5 text-[11px] font-mono"&gt;</w:t>
+        <w:br/>
+        <w:t xml:space="preserve">          &lt;span</w:t>
+        <w:br/>
+        <w:t xml:space="preserve">            className={`w-2 h-2 rounded-full inline-block ${</w:t>
+        <w:br/>
+        <w:t xml:space="preserve">              calibrated ? 'bg-technical-green' : 'bg-foreground-muted'</w:t>
+        <w:br/>
+        <w:t xml:space="preserve">            }`}</w:t>
+        <w:br/>
+        <w:t xml:space="preserve">          /&gt;</w:t>
+        <w:br/>
+        <w:t xml:space="preserve">          &lt;span className="text-foreground-secondary"&gt;</w:t>
+        <w:br/>
+        <w:t xml:space="preserve">            {calibrated ? 'Calibrated Baseline' : 'Default Baseline'}</w:t>
+        <w:br/>
+        <w:t xml:space="preserve">          &lt;/span&gt;</w:t>
+        <w:br/>
+        <w:t xml:space="preserve">        &lt;/div&gt;</w:t>
+        <w:br/>
+        <w:t xml:space="preserve">      &lt;/div&gt;</w:t>
+        <w:br/>
+        <w:br/>
+        <w:t xml:space="preserve">      {/* Main Prediction Display */}</w:t>
+        <w:br/>
+        <w:t xml:space="preserve">      &lt;div className="bg-background-subtle border border-border p-3.5 rounded-md mb-3"&gt;</w:t>
+        <w:br/>
+        <w:t xml:space="preserve">        &lt;div className="text-[10px] font-mono uppercase tracking-wider text-foreground-muted mb-1 flex justify-between"&gt;</w:t>
+        <w:br/>
+        <w:t xml:space="preserve">          &lt;span&gt;Predicted Intention&lt;/span&gt;</w:t>
+        <w:br/>
+        <w:t xml:space="preserve">          &lt;span className="text-foreground-secondary"&gt;Edge-Ready Model&lt;/span&gt;</w:t>
+        <w:br/>
+        <w:t xml:space="preserve">        &lt;/div&gt;</w:t>
+        <w:br/>
+        <w:t xml:space="preserve">        &lt;div className="flex items-baseline justify-between"&gt;</w:t>
+        <w:br/>
+        <w:t xml:space="preserve">          &lt;div className="text-2xl font-bold tracking-tight text-foreground font-mono"&gt;</w:t>
+        <w:br/>
+        <w:t xml:space="preserve">            {predictedGrip.replace('_', ' ')}</w:t>
+        <w:br/>
+        <w:t xml:space="preserve">          &lt;/div&gt;</w:t>
+        <w:br/>
+        <w:t xml:space="preserve">          &lt;div className="text-right"&gt;</w:t>
+        <w:br/>
+        <w:t xml:space="preserve">            &lt;span className="text-xs text-foreground-muted font-mono mr-1"&gt;Confidence:&lt;/span&gt;</w:t>
+        <w:br/>
+        <w:t xml:space="preserve">            &lt;span className="text-lg font-bold text-foreground font-mono"&gt;</w:t>
+        <w:br/>
+        <w:t xml:space="preserve">              {confidence.toFixed(1)}%</w:t>
+        <w:br/>
+        <w:t xml:space="preserve">            &lt;/span&gt;</w:t>
+        <w:br/>
+        <w:t xml:space="preserve">          &lt;/div&gt;</w:t>
+        <w:br/>
+        <w:t xml:space="preserve">        &lt;/div&gt;</w:t>
+        <w:br/>
+        <w:br/>
+        <w:t xml:space="preserve">        {/* Confidence meter bar */}</w:t>
+        <w:br/>
+        <w:t xml:space="preserve">        &lt;div className="w-full bg-background-elevated h-2 rounded-full mt-2 overflow-hidden border border-border-subtle"&gt;</w:t>
+        <w:br/>
+        <w:t xml:space="preserve">          &lt;div</w:t>
+        <w:br/>
+        <w:t xml:space="preserve">            className="bg-foreground h-full transition-all duration-200"</w:t>
+        <w:br/>
+        <w:t xml:space="preserve">            style={{ width: `${Math.min(100, Math.max(0, confidence))}%` }}</w:t>
+        <w:br/>
+        <w:t xml:space="preserve">          /&gt;</w:t>
+        <w:br/>
+        <w:t xml:space="preserve">        &lt;/div&gt;</w:t>
+        <w:br/>
+        <w:t xml:space="preserve">      &lt;/div&gt;</w:t>
+        <w:br/>
+        <w:br/>
+        <w:t xml:space="preserve">      {/* Probability Distribution Breakdown */}</w:t>
+        <w:br/>
+        <w:t xml:space="preserve">      &lt;div className="space-y-2 mb-3"&gt;</w:t>
+        <w:br/>
+        <w:t xml:space="preserve">        &lt;div className="text-[10px] font-mono uppercase tracking-wider text-foreground-muted"&gt;</w:t>
+        <w:br/>
+        <w:t xml:space="preserve">          Class Posterior Probabilities</w:t>
+        <w:br/>
+        <w:t xml:space="preserve">        &lt;/div&gt;</w:t>
+        <w:br/>
+        <w:br/>
+        <w:t xml:space="preserve">        {CLASS_LABELS.map(({ key, name }) =&gt; {</w:t>
+        <w:br/>
+        <w:t xml:space="preserve">          const prob = probabilities[key] ?? 0;</w:t>
+        <w:br/>
+        <w:t xml:space="preserve">          const isSelected = predictedGrip === key;</w:t>
+        <w:br/>
+        <w:br/>
+        <w:t xml:space="preserve">          return (</w:t>
+        <w:br/>
+        <w:t xml:space="preserve">            &lt;div key={key} className="space-y-0.5 font-mono"&gt;</w:t>
+        <w:br/>
+        <w:t xml:space="preserve">              &lt;div className="flex justify-between text-xs"&gt;</w:t>
+        <w:br/>
+        <w:t xml:space="preserve">                &lt;span</w:t>
+        <w:br/>
+        <w:t xml:space="preserve">                  className={</w:t>
+        <w:br/>
+        <w:t xml:space="preserve">                    isSelected ? 'text-foreground font-bold' : 'text-foreground-secondary'</w:t>
+        <w:br/>
+        <w:t xml:space="preserve">                  }</w:t>
+        <w:br/>
+        <w:t xml:space="preserve">                &gt;</w:t>
+        <w:br/>
+        <w:t xml:space="preserve">                  {name}</w:t>
+        <w:br/>
+        <w:t xml:space="preserve">                &lt;/span&gt;</w:t>
+        <w:br/>
+        <w:t xml:space="preserve">                &lt;span</w:t>
+        <w:br/>
+        <w:t xml:space="preserve">                  className={</w:t>
+        <w:br/>
+        <w:t xml:space="preserve">                    isSelected ? 'text-foreground font-bold' : 'text-foreground-muted'</w:t>
+        <w:br/>
+        <w:t xml:space="preserve">                  }</w:t>
+        <w:br/>
+        <w:t xml:space="preserve">                &gt;</w:t>
+        <w:br/>
+        <w:t xml:space="preserve">                  {prob.toFixed(1)}%</w:t>
+        <w:br/>
+        <w:t xml:space="preserve">                &lt;/span&gt;</w:t>
+        <w:br/>
+        <w:t xml:space="preserve">              &lt;/div&gt;</w:t>
+        <w:br/>
+        <w:t xml:space="preserve">              &lt;div className="w-full bg-background-subtle h-1.5 rounded-full overflow-hidden border border-border-subtle"&gt;</w:t>
+        <w:br/>
+        <w:t xml:space="preserve">                &lt;div</w:t>
+        <w:br/>
+        <w:t xml:space="preserve">                  className={`h-full transition-all duration-150 ${</w:t>
+        <w:br/>
+        <w:t xml:space="preserve">                    isSelected ? 'bg-foreground' : 'bg-[#485368]'</w:t>
+        <w:br/>
+        <w:t xml:space="preserve">                  }`}</w:t>
+        <w:br/>
+        <w:t xml:space="preserve">                  style={{ width: `${Math.min(100, prob)}%` }}</w:t>
+        <w:br/>
+        <w:t xml:space="preserve">                /&gt;</w:t>
+        <w:br/>
+        <w:t xml:space="preserve">              &lt;/div&gt;</w:t>
+        <w:br/>
+        <w:t xml:space="preserve">            &lt;/div&gt;</w:t>
+        <w:br/>
+        <w:t xml:space="preserve">          );</w:t>
+        <w:br/>
+        <w:t xml:space="preserve">        })}</w:t>
+        <w:br/>
+        <w:t xml:space="preserve">      &lt;/div&gt;</w:t>
+        <w:br/>
+        <w:br/>
+        <w:t xml:space="preserve">      {/* Latency &amp; Hardware Metrics Footer */}</w:t>
+        <w:br/>
+        <w:t xml:space="preserve">      &lt;div className="pt-2 border-t border-border-subtle grid grid-cols-2 gap-2 text-[11px] font-mono"&gt;</w:t>
+        <w:br/>
+        <w:t xml:space="preserve">        &lt;div className="bg-background-subtle border border-border-subtle p-2 rounded"&gt;</w:t>
+        <w:br/>
+        <w:t xml:space="preserve">          &lt;div className="text-[10px] text-foreground-muted"&gt;Simulated Latency&lt;/div&gt;</w:t>
+        <w:br/>
+        <w:t xml:space="preserve">          &lt;div className="text-foreground font-bold mt-0.5"&gt;{inferenceTime.toFixed(1)} ms&lt;/div&gt;</w:t>
+        <w:br/>
+        <w:t xml:space="preserve">        &lt;/div&gt;</w:t>
+        <w:br/>
+        <w:t xml:space="preserve">        &lt;div className="bg-background-subtle border border-border-subtle p-2 rounded"&gt;</w:t>
+        <w:br/>
+        <w:t xml:space="preserve">          &lt;div className="text-[10px] text-foreground-muted"&gt;Feature Space&lt;/div&gt;</w:t>
+        <w:br/>
+        <w:t xml:space="preserve">          &lt;div className="text-foreground font-bold mt-0.5"&gt;12 dimensions&lt;/div&gt;</w:t>
+        <w:br/>
+        <w:t xml:space="preserve">        &lt;/div&gt;</w:t>
+        <w:br/>
+        <w:t xml:space="preserve">      &lt;/div&gt;</w:t>
+        <w:br/>
+        <w:t xml:space="preserve">    &lt;/div&gt;</w:t>
+        <w:br/>
+        <w:t xml:space="preserve">  );</w:t>
+        <w:br/>
+        <w:t>};</w:t>
+        <w:br/>
+      </w:r>
+    </w:p>
+    <w:p>
+      <w:r>
+        <w:br w:type="page"/>
+      </w:r>
+    </w:p>
+    <w:p>
+      <w:pPr>
+        <w:spacing w:before="280" w:after="120"/>
+        <w:jc w:val="left"/>
+      </w:pPr>
+      <w:r>
+        <w:rPr>
+          <w:b/>
+          <w:color w:val="0F172A"/>
+          <w:sz w:val="28"/>
+        </w:rPr>
+        <w:t>D.13 Real-Time System Metrics Display (frontend/src/components/MetricsPanel.tsx)</w:t>
+      </w:r>
+    </w:p>
+    <w:p>
+      <w:pPr>
+        <w:spacing w:line="240" w:lineRule="auto" w:after="80"/>
+      </w:pPr>
+      <w:r>
+        <w:rPr>
+          <w:rFonts w:ascii="Consolas" w:hAnsi="Consolas"/>
+          <w:color w:val="1E293B"/>
+          <w:sz w:val="16"/>
+        </w:rPr>
+        <w:t>import React from 'react';</w:t>
+        <w:br/>
+        <w:t>import type { SystemMetrics } from '../types';</w:t>
+        <w:br/>
+        <w:br/>
+        <w:t>interface MetricsPanelProps {</w:t>
+        <w:br/>
+        <w:t xml:space="preserve">  metrics: SystemMetrics | null;</w:t>
+        <w:br/>
+        <w:t xml:space="preserve">  stabilityIndex: number;</w:t>
+        <w:br/>
+        <w:t xml:space="preserve">  demoSuccessCount: number;</w:t>
+        <w:br/>
+        <w:t>}</w:t>
+        <w:br/>
+        <w:br/>
+        <w:t>export const MetricsPanel: React.FC&lt;MetricsPanelProps&gt; = ({</w:t>
+        <w:br/>
+        <w:t xml:space="preserve">  metrics,</w:t>
+        <w:br/>
+        <w:t xml:space="preserve">  stabilityIndex,</w:t>
+        <w:br/>
+        <w:t xml:space="preserve">  demoSuccessCount,</w:t>
+        <w:br/>
+        <w:t>}) =&gt; {</w:t>
+        <w:br/>
+        <w:t xml:space="preserve">  const accuracy = metrics?.cv_5fold_mean_accuracy_percent ?? metrics?.synthetic_dataset_accuracy_percent ?? 100.0;</w:t>
+        <w:br/>
+        <w:t xml:space="preserve">  const inferenceTime = metrics?.measured_inference_time_ms ?? metrics?.simulated_inference_time_ms ?? 1.9;</w:t>
+        <w:br/>
+        <w:br/>
+        <w:t xml:space="preserve">  return (</w:t>
+        <w:br/>
+        <w:t xml:space="preserve">    &lt;div className="bg-background-surface border border-border rounded-md p-4 flex flex-col justify-between h-full"&gt;</w:t>
+        <w:br/>
+        <w:t xml:space="preserve">      &lt;div className="flex items-center justify-between border-b border-border-subtle pb-2 mb-3"&gt;</w:t>
+        <w:br/>
+        <w:t xml:space="preserve">        &lt;div className="flex items-center space-x-2"&gt;</w:t>
+        <w:br/>
+        <w:t xml:space="preserve">          &lt;span className="text-xs font-mono uppercase tracking-wider text-foreground font-semibold"&gt;</w:t>
+        <w:br/>
+        <w:t xml:space="preserve">            Prototype Benchmarks</w:t>
+        <w:br/>
+        <w:t xml:space="preserve">          &lt;/span&gt;</w:t>
+        <w:br/>
+        <w:t xml:space="preserve">          &lt;span className="text-[10px] bg-background-elevated border border-border px-1.5 py-0.5 rounded text-foreground-secondary font-mono"&gt;</w:t>
+        <w:br/>
+        <w:t xml:space="preserve">            Digital Validation</w:t>
+        <w:br/>
+        <w:t xml:space="preserve">          &lt;/span&gt;</w:t>
+        <w:br/>
+        <w:t xml:space="preserve">        &lt;/div&gt;</w:t>
+        <w:br/>
+        <w:t xml:space="preserve">        &lt;span className="text-[10px] font-mono text-foreground font-medium"&gt;</w:t>
+        <w:br/>
+        <w:t xml:space="preserve">          Target Edge Hardware: ESP32-S3 / equivalent</w:t>
+        <w:br/>
+        <w:t xml:space="preserve">        &lt;/span&gt;</w:t>
+        <w:br/>
+        <w:t xml:space="preserve">      &lt;/div&gt;</w:t>
+        <w:br/>
+        <w:br/>
+        <w:t xml:space="preserve">      &lt;div className="grid grid-cols-2 md:grid-cols-4 gap-3 font-mono"&gt;</w:t>
+        <w:br/>
+        <w:t xml:space="preserve">        {/* Metric 1: Highly Prominent Synthetic Benchmark Disclaimer */}</w:t>
+        <w:br/>
+        <w:t xml:space="preserve">        &lt;div className="bg-background-subtle border-2 border-border p-2.5 rounded flex flex-col justify-between"&gt;</w:t>
+        <w:br/>
+        <w:t xml:space="preserve">          &lt;div&gt;</w:t>
+        <w:br/>
+        <w:t xml:space="preserve">            &lt;div className="text-[10px] text-foreground font-bold uppercase tracking-wider"&gt;</w:t>
+        <w:br/>
+        <w:t xml:space="preserve">              SYNTHETIC BENCHMARK</w:t>
+        <w:br/>
+        <w:t xml:space="preserve">            &lt;/div&gt;</w:t>
+        <w:br/>
+        <w:t xml:space="preserve">            &lt;div className="text-xl font-extrabold text-foreground mt-0.5"&gt;</w:t>
+        <w:br/>
+        <w:t xml:space="preserve">              {accuracy.toFixed(1)}%</w:t>
+        <w:br/>
+        <w:t xml:space="preserve">            &lt;/div&gt;</w:t>
+        <w:br/>
+        <w:t xml:space="preserve">            &lt;div className="text-[10px] text-foreground-secondary font-semibold"&gt;Accuracy (Synthetic Data)&lt;/div&gt;</w:t>
+        <w:br/>
+        <w:t xml:space="preserve">          &lt;/div&gt;</w:t>
+        <w:br/>
+        <w:t xml:space="preserve">          &lt;div className="text-[8.5px] text-technical-amber font-bold mt-1.5 leading-tight tracking-tight border-t border-border-subtle pt-1"&gt;</w:t>
+        <w:br/>
+        <w:t xml:space="preserve">            NOT CLINICAL / REAL-WORLD VALIDATION</w:t>
+        <w:br/>
+        <w:t xml:space="preserve">          &lt;/div&gt;</w:t>
+        <w:br/>
+        <w:t xml:space="preserve">        &lt;/div&gt;</w:t>
+        <w:br/>
+        <w:br/>
+        <w:t xml:space="preserve">        {/* Metric 2: Standardized Inference Latency */}</w:t>
+        <w:br/>
+        <w:t xml:space="preserve">        &lt;div className="bg-background-subtle border border-border p-2.5 rounded flex flex-col justify-between"&gt;</w:t>
+        <w:br/>
+        <w:t xml:space="preserve">          &lt;div&gt;</w:t>
+        <w:br/>
+        <w:t xml:space="preserve">            &lt;div className="text-[10px] text-foreground-muted uppercase"&gt;</w:t>
+        <w:br/>
+        <w:t xml:space="preserve">              Simulated Inference Time</w:t>
+        <w:br/>
+        <w:t xml:space="preserve">            &lt;/div&gt;</w:t>
+        <w:br/>
+        <w:t xml:space="preserve">            &lt;div className="text-xl font-bold text-foreground mt-0.5"&gt;</w:t>
+        <w:br/>
+        <w:t xml:space="preserve">              {inferenceTime.toFixed(1)} &lt;span className="text-xs font-normal"&gt;ms&lt;/span&gt;</w:t>
+        <w:br/>
+        <w:t xml:space="preserve">            &lt;/div&gt;</w:t>
+        <w:br/>
+        <w:t xml:space="preserve">            &lt;div className="text-[10px] text-foreground-secondary"&gt;Benchmarked latency&lt;/div&gt;</w:t>
+        <w:br/>
+        <w:t xml:space="preserve">          &lt;/div&gt;</w:t>
+        <w:br/>
+        <w:t xml:space="preserve">          &lt;div className="text-[9px] text-foreground-muted mt-1.5 border-t border-border-subtle pt-1"&gt;</w:t>
+        <w:br/>
+        <w:t xml:space="preserve">            &amp;lt; 10 ms real-time ceiling</w:t>
+        <w:br/>
+        <w:t xml:space="preserve">          &lt;/div&gt;</w:t>
+        <w:br/>
+        <w:t xml:space="preserve">        &lt;/div&gt;</w:t>
+        <w:br/>
+        <w:br/>
+        <w:t xml:space="preserve">        {/* Metric 3: Grip Stability Index */}</w:t>
+        <w:br/>
+        <w:t xml:space="preserve">        &lt;div className="bg-background-subtle border border-border p-2.5 rounded flex flex-col justify-between"&gt;</w:t>
+        <w:br/>
+        <w:t xml:space="preserve">          &lt;div&gt;</w:t>
+        <w:br/>
+        <w:t xml:space="preserve">            &lt;div className="text-[10px] text-foreground-muted uppercase"&gt;</w:t>
+        <w:br/>
+        <w:t xml:space="preserve">              Grip Stability Index</w:t>
+        <w:br/>
+        <w:t xml:space="preserve">            &lt;/div&gt;</w:t>
+        <w:br/>
+        <w:t xml:space="preserve">            &lt;div className="text-xl font-bold text-foreground mt-0.5"&gt;</w:t>
+        <w:br/>
+        <w:t xml:space="preserve">              {stabilityIndex.toFixed(1)}%</w:t>
+        <w:br/>
+        <w:t xml:space="preserve">            &lt;/div&gt;</w:t>
+        <w:br/>
+        <w:t xml:space="preserve">            &lt;div className="text-[10px] text-foreground-secondary"&gt;Closed-loop regulation&lt;/div&gt;</w:t>
+        <w:br/>
+        <w:t xml:space="preserve">          &lt;/div&gt;</w:t>
+        <w:br/>
+        <w:t xml:space="preserve">          &lt;div className="text-[9px] text-foreground-muted mt-1.5 border-t border-border-subtle pt-1"&gt;</w:t>
+        <w:br/>
+        <w:t xml:space="preserve">            Deadband: ±3.0 N</w:t>
+        <w:br/>
+        <w:t xml:space="preserve">          &lt;/div&gt;</w:t>
+        <w:br/>
+        <w:t xml:space="preserve">        &lt;/div&gt;</w:t>
+        <w:br/>
+        <w:br/>
+        <w:t xml:space="preserve">        {/* Metric 4: Demo Success Cycles */}</w:t>
+        <w:br/>
+        <w:t xml:space="preserve">        &lt;div className="bg-background-subtle border border-border p-2.5 rounded flex flex-col justify-between"&gt;</w:t>
+        <w:br/>
+        <w:t xml:space="preserve">          &lt;div&gt;</w:t>
+        <w:br/>
+        <w:t xml:space="preserve">            &lt;div className="text-[10px] text-foreground-muted uppercase"&gt;</w:t>
+        <w:br/>
+        <w:t xml:space="preserve">              Demo Grasp Success</w:t>
+        <w:br/>
+        <w:t xml:space="preserve">            &lt;/div&gt;</w:t>
+        <w:br/>
+        <w:t xml:space="preserve">            &lt;div className="text-xl font-bold text-foreground mt-0.5"&gt;</w:t>
+        <w:br/>
+        <w:t xml:space="preserve">              {demoSuccessCount} &lt;span className="text-xs font-normal"&gt;cycles&lt;/span&gt;</w:t>
+        <w:br/>
+        <w:t xml:space="preserve">            &lt;/div&gt;</w:t>
+        <w:br/>
+        <w:t xml:space="preserve">            &lt;div className="text-[10px] text-foreground-secondary"&gt;Autonomous test runs&lt;/div&gt;</w:t>
+        <w:br/>
+        <w:t xml:space="preserve">          &lt;/div&gt;</w:t>
+        <w:br/>
+        <w:t xml:space="preserve">          &lt;div className="text-[9px] text-foreground-muted mt-1.5 border-t border-border-subtle pt-1"&gt;</w:t>
+        <w:br/>
+        <w:t xml:space="preserve">            100% slip recovery rate</w:t>
+        <w:br/>
+        <w:t xml:space="preserve">          &lt;/div&gt;</w:t>
+        <w:br/>
+        <w:t xml:space="preserve">        &lt;/div&gt;</w:t>
+        <w:br/>
+        <w:t xml:space="preserve">      &lt;/div&gt;</w:t>
+        <w:br/>
+        <w:br/>
+        <w:t xml:space="preserve">      &lt;div className="mt-2.5 pt-2 border-t border-border-subtle flex flex-col sm:flex-row items-start sm:items-center justify-between text-[10px] font-mono text-foreground-muted gap-1"&gt;</w:t>
+        <w:br/>
+        <w:t xml:space="preserve">        &lt;span&gt;Validation Environment: Local Python 3.12 Host Simulation&lt;/span&gt;</w:t>
+        <w:br/>
+        <w:t xml:space="preserve">        &lt;span className="text-foreground-secondary"&gt;Embedded Target Deployment: ESP32-S3 TinyML (Phase 2)&lt;/span&gt;</w:t>
+        <w:br/>
+        <w:t xml:space="preserve">      &lt;/div&gt;</w:t>
+        <w:br/>
+        <w:t xml:space="preserve">    &lt;/div&gt;</w:t>
+        <w:br/>
+        <w:t xml:space="preserve">  );</w:t>
+        <w:br/>
+        <w:t>};</w:t>
+        <w:br/>
+      </w:r>
+    </w:p>
+    <w:p>
+      <w:r>
+        <w:br w:type="page"/>
+      </w:r>
+    </w:p>
+    <w:p>
+      <w:pPr>
+        <w:spacing w:before="280" w:after="120"/>
+        <w:jc w:val="left"/>
+      </w:pPr>
+      <w:r>
+        <w:rPr>
+          <w:b/>
+          <w:color w:val="0F172A"/>
+          <w:sz w:val="28"/>
+        </w:rPr>
+        <w:t>D.14 Frontend HTTP Client API Services (frontend/src/api.ts)</w:t>
+      </w:r>
+    </w:p>
+    <w:p>
+      <w:pPr>
+        <w:spacing w:line="240" w:lineRule="auto" w:after="80"/>
+      </w:pPr>
+      <w:r>
+        <w:rPr>
+          <w:rFonts w:ascii="Consolas" w:hAnsi="Consolas"/>
+          <w:color w:val="1E293B"/>
+          <w:sz w:val="16"/>
+        </w:rPr>
+        <w:t>import type {</w:t>
+        <w:br/>
+        <w:t xml:space="preserve">  EMGSignalData,</w:t>
+        <w:br/>
+        <w:t xml:space="preserve">  PredictionResult,</w:t>
+        <w:br/>
+        <w:t xml:space="preserve">  ControllerState,</w:t>
+        <w:br/>
+        <w:t xml:space="preserve">  CalibrationResult,</w:t>
+        <w:br/>
+        <w:t xml:space="preserve">  SystemMetrics</w:t>
+        <w:br/>
+        <w:t>} from './types';</w:t>
+        <w:br/>
+        <w:br/>
+        <w:t>const API_BASE_URL = 'http://127.0.0.1:8000';</w:t>
+        <w:br/>
+        <w:br/>
+        <w:t>export async function checkHealth(): Promise&lt;{ status: string; mode: string }&gt; {</w:t>
+        <w:br/>
+        <w:t xml:space="preserve">  const res = await fetch(`${API_BASE_URL}/health`);</w:t>
+        <w:br/>
+        <w:t xml:space="preserve">  if (!res.ok) throw new Error('Backend offline');</w:t>
+        <w:br/>
+        <w:t xml:space="preserve">  return res.json();</w:t>
+        <w:br/>
+        <w:t>}</w:t>
+        <w:br/>
+        <w:br/>
+        <w:t>export async function simulateEMG(</w:t>
+        <w:br/>
+        <w:t xml:space="preserve">  gripState: string,</w:t>
+        <w:br/>
+        <w:t xml:space="preserve">  noiseLevel: number = 1.0</w:t>
+        <w:br/>
+        <w:t>): Promise&lt;EMGSignalData&gt; {</w:t>
+        <w:br/>
+        <w:t xml:space="preserve">  const res = await fetch(`${API_BASE_URL}/simulate/emg`, {</w:t>
+        <w:br/>
+        <w:t xml:space="preserve">    method: 'POST',</w:t>
+        <w:br/>
+        <w:t xml:space="preserve">    headers: { 'Content-Type': 'application/json' },</w:t>
+        <w:br/>
+        <w:t xml:space="preserve">    body: JSON.stringify({ grip_state: gripState, noise_level: noiseLevel }),</w:t>
+        <w:br/>
+        <w:t xml:space="preserve">  });</w:t>
+        <w:br/>
+        <w:t xml:space="preserve">  if (!res.ok) throw new Error('Failed to generate synthetic EMG signal');</w:t>
+        <w:br/>
+        <w:t xml:space="preserve">  return res.json();</w:t>
+        <w:br/>
+        <w:t>}</w:t>
+        <w:br/>
+        <w:br/>
+        <w:t>export async function predictGrip(</w:t>
+        <w:br/>
+        <w:t xml:space="preserve">  channel1: number[],</w:t>
+        <w:br/>
+        <w:t xml:space="preserve">  channel2: number[]</w:t>
+        <w:br/>
+        <w:t>): Promise&lt;PredictionResult&gt; {</w:t>
+        <w:br/>
+        <w:t xml:space="preserve">  const res = await fetch(`${API_BASE_URL}/predict`, {</w:t>
+        <w:br/>
+        <w:t xml:space="preserve">    method: 'POST',</w:t>
+        <w:br/>
+        <w:t xml:space="preserve">    headers: { 'Content-Type': 'application/json' },</w:t>
+        <w:br/>
+        <w:t xml:space="preserve">    body: JSON.stringify({ channel_1: channel1, channel_2: channel2 }),</w:t>
+        <w:br/>
+        <w:t xml:space="preserve">  });</w:t>
+        <w:br/>
+        <w:t xml:space="preserve">  if (!res.ok) throw new Error('Failed to run ML inference');</w:t>
+        <w:br/>
+        <w:t xml:space="preserve">  return res.json();</w:t>
+        <w:br/>
+        <w:t>}</w:t>
+        <w:br/>
+        <w:br/>
+        <w:t>export async function stepGripControl(</w:t>
+        <w:br/>
+        <w:t xml:space="preserve">  predictedGrip: string,</w:t>
+        <w:br/>
+        <w:t xml:space="preserve">  simulatedContact: boolean = false,</w:t>
+        <w:br/>
+        <w:t xml:space="preserve">  slipTrigger: boolean = false,</w:t>
+        <w:br/>
+        <w:t xml:space="preserve">  pressureOverride?: number | null</w:t>
+        <w:br/>
+        <w:t>): Promise&lt;ControllerState&gt; {</w:t>
+        <w:br/>
+        <w:t xml:space="preserve">  const res = await fetch(`${API_BASE_URL}/grip/control`, {</w:t>
+        <w:br/>
+        <w:t xml:space="preserve">    method: 'POST',</w:t>
+        <w:br/>
+        <w:t xml:space="preserve">    headers: { 'Content-Type': 'application/json' },</w:t>
+        <w:br/>
+        <w:t xml:space="preserve">    body: JSON.stringify({</w:t>
+        <w:br/>
+        <w:t xml:space="preserve">      predicted_grip: predictedGrip,</w:t>
+        <w:br/>
+        <w:t xml:space="preserve">      simulated_contact: simulatedContact,</w:t>
+        <w:br/>
+        <w:t xml:space="preserve">      slip_trigger: slipTrigger,</w:t>
+        <w:br/>
+        <w:t xml:space="preserve">      pressure_override: pressureOverride ?? null,</w:t>
+        <w:br/>
+        <w:t xml:space="preserve">    }),</w:t>
+        <w:br/>
+        <w:t xml:space="preserve">  });</w:t>
+        <w:br/>
+        <w:t xml:space="preserve">  if (!res.ok) throw new Error('Failed to step grip controller');</w:t>
+        <w:br/>
+        <w:t xml:space="preserve">  return res.json();</w:t>
+        <w:br/>
+        <w:t>}</w:t>
+        <w:br/>
+        <w:br/>
+        <w:t>export async function triggerCalibration(</w:t>
+        <w:br/>
+        <w:t xml:space="preserve">  subjectId: string = 'clinics_subject_01'</w:t>
+        <w:br/>
+        <w:t>): Promise&lt;CalibrationResult&gt; {</w:t>
+        <w:br/>
+        <w:t xml:space="preserve">  const res = await fetch(`${API_BASE_URL}/calibrate`, {</w:t>
+        <w:br/>
+        <w:t xml:space="preserve">    method: 'POST',</w:t>
+        <w:br/>
+        <w:t xml:space="preserve">    headers: { 'Content-Type': 'application/json' },</w:t>
+        <w:br/>
+        <w:t xml:space="preserve">    body: JSON.stringify({ subject_id: subjectId, simulated_duration_s: 2.0 }),</w:t>
+        <w:br/>
+        <w:t xml:space="preserve">  });</w:t>
+        <w:br/>
+        <w:t xml:space="preserve">  if (!res.ok) throw new Error('Failed to run calibration routine');</w:t>
+        <w:br/>
+        <w:t xml:space="preserve">  return res.json();</w:t>
+        <w:br/>
+        <w:t>}</w:t>
+        <w:br/>
+        <w:br/>
+        <w:t>export async function fetchMetrics(): Promise&lt;SystemMetrics&gt; {</w:t>
+        <w:br/>
+        <w:t xml:space="preserve">  const res = await fetch(`${API_BASE_URL}/metrics`);</w:t>
+        <w:br/>
+        <w:t xml:space="preserve">  if (!res.ok) throw new Error('Failed to retrieve system metrics');</w:t>
+        <w:br/>
+        <w:t xml:space="preserve">  return res.json();</w:t>
+        <w:br/>
+        <w:t>}</w:t>
+        <w:br/>
+        <w:br/>
+        <w:t>export async function resetBackend(): Promise&lt;void&gt; {</w:t>
+        <w:br/>
+        <w:t xml:space="preserve">  await fetch(`${API_BASE_URL}/reset`, { method: 'POST' });</w:t>
+        <w:br/>
+        <w:t>}</w:t>
+        <w:br/>
+      </w:r>
+    </w:p>
+    <w:p>
+      <w:r>
+        <w:br w:type="page"/>
+      </w:r>
+    </w:p>
+    <w:p>
+      <w:pPr>
+        <w:spacing w:before="280" w:after="120"/>
+        <w:jc w:val="left"/>
+      </w:pPr>
+      <w:r>
+        <w:rPr>
+          <w:b/>
+          <w:color w:val="0F172A"/>
+          <w:sz w:val="28"/>
+        </w:rPr>
+        <w:t>D.15 TypeScript Interface &amp; Type Contracts (frontend/src/types.ts)</w:t>
+      </w:r>
+    </w:p>
+    <w:p>
+      <w:pPr>
+        <w:spacing w:line="240" w:lineRule="auto" w:after="80"/>
+      </w:pPr>
+      <w:r>
+        <w:rPr>
+          <w:rFonts w:ascii="Consolas" w:hAnsi="Consolas"/>
+          <w:color w:val="1E293B"/>
+          <w:sz w:val="16"/>
+        </w:rPr>
+        <w:t>export type GripType = 'OPEN' | 'POWER_GRIP' | 'PINCH_GRIP' | 'RELEASE';</w:t>
+        <w:br/>
+        <w:br/>
+        <w:t>export interface EMGSignalData {</w:t>
+        <w:br/>
+        <w:t xml:space="preserve">  time_ms: number[];</w:t>
+        <w:br/>
+        <w:t xml:space="preserve">  channel_1_flexor: number[];</w:t>
+        <w:br/>
+        <w:t xml:space="preserve">  channel_2_extensor: number[];</w:t>
+        <w:br/>
+        <w:t xml:space="preserve">  intended_grip: string;</w:t>
+        <w:br/>
+        <w:t xml:space="preserve">  sampling_rate_hz: number;</w:t>
+        <w:br/>
+        <w:t xml:space="preserve">  calibrated: boolean;</w:t>
+        <w:br/>
+        <w:t>}</w:t>
+        <w:br/>
+        <w:br/>
+        <w:t>export interface EMGFeatures {</w:t>
+        <w:br/>
+        <w:t xml:space="preserve">  ch1_rms: number;</w:t>
+        <w:br/>
+        <w:t xml:space="preserve">  ch1_mav: number;</w:t>
+        <w:br/>
+        <w:t xml:space="preserve">  ch1_var: number;</w:t>
+        <w:br/>
+        <w:t xml:space="preserve">  ch1_energy: number;</w:t>
+        <w:br/>
+        <w:t xml:space="preserve">  ch1_zcr: number;</w:t>
+        <w:br/>
+        <w:t xml:space="preserve">  ch2_rms: number;</w:t>
+        <w:br/>
+        <w:t xml:space="preserve">  ch2_mav: number;</w:t>
+        <w:br/>
+        <w:t xml:space="preserve">  ch2_var: number;</w:t>
+        <w:br/>
+        <w:t xml:space="preserve">  ch2_energy: number;</w:t>
+        <w:br/>
+        <w:t xml:space="preserve">  ch2_zcr: number;</w:t>
+        <w:br/>
+        <w:t xml:space="preserve">  ch_ratio: number;</w:t>
+        <w:br/>
+        <w:t xml:space="preserve">  ch_diff: number;</w:t>
+        <w:br/>
+        <w:t xml:space="preserve">  combined_rms: number;</w:t>
+        <w:br/>
+        <w:t xml:space="preserve">  combined_mav: number;</w:t>
+        <w:br/>
+        <w:t xml:space="preserve">  combined_energy: number;</w:t>
+        <w:br/>
+        <w:t xml:space="preserve">  combined_zcr: number;</w:t>
+        <w:br/>
+        <w:t>}</w:t>
+        <w:br/>
+        <w:br/>
+        <w:t>export interface PredictionResult {</w:t>
+        <w:br/>
+        <w:t xml:space="preserve">  predicted_grip: GripType;</w:t>
+        <w:br/>
+        <w:t xml:space="preserve">  confidence_percent: number;</w:t>
+        <w:br/>
+        <w:t xml:space="preserve">  simulated_inference_time_ms: number;</w:t>
+        <w:br/>
+        <w:t xml:space="preserve">  measured_inference_time_ms?: number;</w:t>
+        <w:br/>
+        <w:t xml:space="preserve">  class_probabilities: Record&lt;string, number&gt;;</w:t>
+        <w:br/>
+        <w:t xml:space="preserve">  features: EMGFeatures;</w:t>
+        <w:br/>
+        <w:t>}</w:t>
+        <w:br/>
+        <w:br/>
+        <w:t>export interface ControllerState {</w:t>
+        <w:br/>
+        <w:t xml:space="preserve">  current_pressure_n: number;</w:t>
+        <w:br/>
+        <w:t xml:space="preserve">  target_pressure_n: number;</w:t>
+        <w:br/>
+        <w:t xml:space="preserve">  max_safe_pressure_n: number;</w:t>
+        <w:br/>
+        <w:t xml:space="preserve">  grip_force_percent: number;</w:t>
+        <w:br/>
+        <w:t xml:space="preserve">  contact_detected: boolean;</w:t>
+        <w:br/>
+        <w:t xml:space="preserve">  slip_detected: boolean;</w:t>
+        <w:br/>
+        <w:t xml:space="preserve">  controller_action: 'IDLE' | 'CLOSING' | 'INCREASING' | 'DECREASING' | 'MAINTAINING' | 'SLIP_COMPENSATION' | 'RELEASING';</w:t>
+        <w:br/>
+        <w:t xml:space="preserve">  active_grip: string;</w:t>
+        <w:br/>
+        <w:t xml:space="preserve">  stability_index: number;</w:t>
+        <w:br/>
+        <w:t>}</w:t>
+        <w:br/>
+        <w:br/>
+        <w:t>export interface CalibrationResult {</w:t>
+        <w:br/>
+        <w:t xml:space="preserve">  status: string;</w:t>
+        <w:br/>
+        <w:t xml:space="preserve">  subject_id: string;</w:t>
+        <w:br/>
+        <w:t xml:space="preserve">  parameters: {</w:t>
+        <w:br/>
+        <w:t xml:space="preserve">    baseline_noise_floor_v: number;</w:t>
+        <w:br/>
+        <w:t xml:space="preserve">    mvc_gain_multiplier: number;</w:t>
+        <w:br/>
+        <w:t xml:space="preserve">    sampling_window_samples: number;</w:t>
+        <w:br/>
+        <w:t xml:space="preserve">    adc_resolution_bits: number;</w:t>
+        <w:br/>
+        <w:t xml:space="preserve">  };</w:t>
+        <w:br/>
+        <w:t xml:space="preserve">  message: string;</w:t>
+        <w:br/>
+        <w:t>}</w:t>
+        <w:br/>
+        <w:br/>
+        <w:t>export interface SystemMetrics {</w:t>
+        <w:br/>
+        <w:t xml:space="preserve">  synthetic_dataset_accuracy_percent: number;</w:t>
+        <w:br/>
+        <w:t xml:space="preserve">  holdout_test_accuracy_percent?: number;</w:t>
+        <w:br/>
+        <w:t xml:space="preserve">  cv_5fold_mean_accuracy_percent?: number;</w:t>
+        <w:br/>
+        <w:t xml:space="preserve">  cv_5fold_std_percent?: number;</w:t>
+        <w:br/>
+        <w:t xml:space="preserve">  simulated_inference_time_ms: number;</w:t>
+        <w:br/>
+        <w:t xml:space="preserve">  measured_inference_time_ms?: number;</w:t>
+        <w:br/>
+        <w:t xml:space="preserve">  macro_f1_score: number;</w:t>
+        <w:br/>
+        <w:t xml:space="preserve">  weighted_f1_score?: number;</w:t>
+        <w:br/>
+        <w:t xml:space="preserve">  total_synthetic_samples: number;</w:t>
+        <w:br/>
+        <w:t xml:space="preserve">  model_architecture: string;</w:t>
+        <w:br/>
+        <w:t xml:space="preserve">  supported_classes: string[];</w:t>
+        <w:br/>
+        <w:t xml:space="preserve">  controller_deadband_n: number;</w:t>
+        <w:br/>
+        <w:t xml:space="preserve">  controller_max_safe_pressure_n: number;</w:t>
+        <w:br/>
+        <w:t xml:space="preserve">  disclaimer: string;</w:t>
+        <w:br/>
+        <w:t>}</w:t>
+        <w:br/>
+        <w:br/>
+        <w:t>export interface LogEntry {</w:t>
+        <w:br/>
+        <w:t xml:space="preserve">  id: string;</w:t>
+        <w:br/>
+        <w:t xml:space="preserve">  timestamp: string;</w:t>
+        <w:br/>
+        <w:t xml:space="preserve">  category: 'SIGNAL' | 'INFERENCE' | 'ACTUATION' | 'TACTILE' | 'ADAPTIVE' | 'SYSTEM';</w:t>
+        <w:br/>
+        <w:t xml:space="preserve">  message: string;</w:t>
+        <w:br/>
+        <w:t>}</w:t>
         <w:br/>
       </w:r>
     </w:p>
@@ -4261,13 +9203,33 @@
       </w:r>
     </w:p>
     <w:sectPr>
+      <w:headerReference w:type="default" r:id="rId9"/>
       <w:pgSz w:w="12240" w:h="15840"/>
-      <w:pgMar w:top="1440" w:right="1440" w:bottom="1440" w:left="1440" w:header="720" w:footer="720" w:gutter="0"/>
+      <w:pgMar w:top="1417" w:right="709" w:bottom="709" w:left="1559" w:header="720" w:footer="720" w:gutter="0"/>
       <w:cols w:space="720"/>
       <w:docGrid w:linePitch="360"/>
     </w:sectPr>
   </w:body>
 </w:document>
+</file>
+
+<file path=word/header1.xml><?xml version="1.0" encoding="utf-8"?>
+<w:hdr xmlns:m="http://schemas.openxmlformats.org/officeDocument/2006/math" xmlns:mc="http://schemas.openxmlformats.org/markup-compatibility/2006" xmlns:mo="http://schemas.microsoft.com/office/mac/office/2008/main" xmlns:mv="urn:schemas-microsoft-com:mac:vml" xmlns:o="urn:schemas-microsoft-com:office:office" xmlns:r="http://schemas.openxmlformats.org/officeDocument/2006/relationships" xmlns:v="urn:schemas-microsoft-com:vml" xmlns:w10="urn:schemas-microsoft-com:office:word" xmlns:w14="http://schemas.microsoft.com/office/word/2010/wordml" xmlns:w="http://schemas.openxmlformats.org/wordprocessingml/2006/main" xmlns:wne="http://schemas.microsoft.com/office/word/2006/wordml" xmlns:wp14="http://schemas.microsoft.com/office/word/2010/wordprocessingDrawing" xmlns:wp="http://schemas.openxmlformats.org/drawingml/2006/wordprocessingDrawing" xmlns:wpc="http://schemas.microsoft.com/office/word/2010/wordprocessingCanvas" xmlns:wpg="http://schemas.microsoft.com/office/word/2010/wordprocessingGroup" xmlns:wpi="http://schemas.microsoft.com/office/word/2010/wordprocessingInk" xmlns:wps="http://schemas.microsoft.com/office/word/2010/wordprocessingShape" mc:Ignorable="w14 wp14">
+  <w:p>
+    <w:pPr>
+      <w:pStyle w:val="Header"/>
+      <w:jc w:val="right"/>
+    </w:pPr>
+    <w:r>
+      <w:rPr>
+        <w:rFonts w:ascii="Times New Roman" w:hAnsi="Times New Roman"/>
+        <w:color w:val="64748B"/>
+        <w:sz w:val="17"/>
+      </w:rPr>
+      <w:t>CHANDIGARH ENGINEERING COLLEGE JHANJERI, MOHALI | Dept. of CSE</w:t>
+    </w:r>
+  </w:p>
+</w:hdr>
 </file>
 
 <file path=word/numbering.xml><?xml version="1.0" encoding="utf-8"?>
@@ -4634,12 +9596,12 @@
     <w:qFormat/>
     <w:rsid w:val="00FC693F"/>
     <w:pPr>
-      <w:spacing w:line="348" w:lineRule="auto" w:after="120"/>
+      <w:spacing w:line="360" w:lineRule="auto" w:after="120"/>
     </w:pPr>
     <w:rPr>
       <w:rFonts w:ascii="Times New Roman" w:hAnsi="Times New Roman"/>
       <w:color w:val="0F172A"/>
-      <w:sz w:val="23"/>
+      <w:sz w:val="24"/>
     </w:rPr>
   </w:style>
   <w:style w:type="paragraph" w:styleId="Header">
